--- a/data/templates/Стройфинансгрупп.docx
+++ b/data/templates/Стройфинансгрупп.docx
@@ -1,44 +1,17 @@
 
 <file path=word/document.xml><?xml version="1.0" encoding="utf-8"?>
-<w:document xmlns:wpc="http://schemas.microsoft.com/office/word/2010/wordprocessingCanvas" xmlns:cx="http://schemas.microsoft.com/office/drawing/2014/chartex" xmlns:cx1="http://schemas.microsoft.com/office/drawing/2015/9/8/chartex" xmlns:cx2="http://schemas.microsoft.com/office/drawing/2015/10/21/chartex" xmlns:cx3="http://schemas.microsoft.com/office/drawing/2016/5/9/chartex" xmlns:cx4="http://schemas.microsoft.com/office/drawing/2016/5/10/chartex" xmlns:cx5="http://schemas.microsoft.com/office/drawing/2016/5/11/chartex" xmlns:cx6="http://schemas.microsoft.com/office/drawing/2016/5/12/chartex" xmlns:cx7="http://schemas.microsoft.com/office/drawing/2016/5/13/chartex" xmlns:cx8="http://schemas.microsoft.com/office/drawing/2016/5/14/chartex" xmlns:mc="http://schemas.openxmlformats.org/markup-compatibility/2006" xmlns:aink="http://schemas.microsoft.com/office/drawing/2016/ink" xmlns:am3d="http://schemas.microsoft.com/office/drawing/2017/model3d" xmlns:o="urn:schemas-microsoft-com:office:office" xmlns:oel="http://schemas.microsoft.com/office/2019/extlst" xmlns:r="http://schemas.openxmlformats.org/officeDocument/2006/relationships" xmlns:m="http://schemas.openxmlformats.org/officeDocument/2006/math" xmlns:v="urn:schemas-microsoft-com:vml" xmlns:wp14="http://schemas.microsoft.com/office/word/2010/wordprocessingDrawing" xmlns:wp="http://schemas.openxmlformats.org/drawingml/2006/wordprocessingDrawing" xmlns:w10="urn:schemas-microsoft-com:office:word" xmlns:w="http://schemas.openxmlformats.org/wordprocessingml/2006/main" xmlns:w14="http://schemas.microsoft.com/office/word/2010/wordml" xmlns:w15="http://schemas.microsoft.com/office/word/2012/wordml" xmlns:w16cex="http://schemas.microsoft.com/office/word/2018/wordml/cex" xmlns:w16cid="http://schemas.microsoft.com/office/word/2016/wordml/cid" xmlns:w16="http://schemas.microsoft.com/office/word/2018/wordml" xmlns:w16du="http://schemas.microsoft.com/office/word/2023/wordml/word16du" xmlns:w16sdtdh="http://schemas.microsoft.com/office/word/2020/wordml/sdtdatahash" xmlns:w16se="http://schemas.microsoft.com/office/word/2015/wordml/symex" xmlns:wpg="http://schemas.microsoft.com/office/word/2010/wordprocessingGroup" xmlns:wpi="http://schemas.microsoft.com/office/word/2010/wordprocessingInk" xmlns:wne="http://schemas.microsoft.com/office/word/2006/wordml" xmlns:wps="http://schemas.microsoft.com/office/word/2010/wordprocessingShape" mc:Ignorable="w14 w15 w16se w16cid w16 w16cex w16sdtdh w16du wp14">
+<w:document xmlns:wpc="http://schemas.microsoft.com/office/word/2010/wordprocessingCanvas" xmlns:cx="http://schemas.microsoft.com/office/drawing/2014/chartex" xmlns:cx1="http://schemas.microsoft.com/office/drawing/2015/9/8/chartex" xmlns:cx2="http://schemas.microsoft.com/office/drawing/2015/10/21/chartex" xmlns:cx3="http://schemas.microsoft.com/office/drawing/2016/5/9/chartex" xmlns:cx4="http://schemas.microsoft.com/office/drawing/2016/5/10/chartex" xmlns:cx5="http://schemas.microsoft.com/office/drawing/2016/5/11/chartex" xmlns:cx6="http://schemas.microsoft.com/office/drawing/2016/5/12/chartex" xmlns:cx7="http://schemas.microsoft.com/office/drawing/2016/5/13/chartex" xmlns:cx8="http://schemas.microsoft.com/office/drawing/2016/5/14/chartex" xmlns:mc="http://schemas.openxmlformats.org/markup-compatibility/2006" xmlns:aink="http://schemas.microsoft.com/office/drawing/2016/ink" xmlns:am3d="http://schemas.microsoft.com/office/drawing/2017/model3d" xmlns:o="urn:schemas-microsoft-com:office:office" xmlns:r="http://schemas.openxmlformats.org/officeDocument/2006/relationships" xmlns:m="http://schemas.openxmlformats.org/officeDocument/2006/math" xmlns:v="urn:schemas-microsoft-com:vml" xmlns:wp14="http://schemas.microsoft.com/office/word/2010/wordprocessingDrawing" xmlns:wp="http://schemas.openxmlformats.org/drawingml/2006/wordprocessingDrawing" xmlns:w10="urn:schemas-microsoft-com:office:word" xmlns:w="http://schemas.openxmlformats.org/wordprocessingml/2006/main" xmlns:w14="http://schemas.microsoft.com/office/word/2010/wordml" xmlns:w15="http://schemas.microsoft.com/office/word/2012/wordml" xmlns:w16cex="http://schemas.microsoft.com/office/word/2018/wordml/cex" xmlns:w16cid="http://schemas.microsoft.com/office/word/2016/wordml/cid" xmlns:w16="http://schemas.microsoft.com/office/word/2018/wordml" xmlns:w16se="http://schemas.microsoft.com/office/word/2015/wordml/symex" xmlns:wpg="http://schemas.microsoft.com/office/word/2010/wordprocessingGroup" xmlns:wpi="http://schemas.microsoft.com/office/word/2010/wordprocessingInk" xmlns:wne="http://schemas.microsoft.com/office/word/2006/wordml" xmlns:wps="http://schemas.microsoft.com/office/word/2010/wordprocessingShape" mc:Ignorable="w14 w15 w16se w16cid w16 w16cex wp14">
   <w:body>
     <w:p>
-      <w:pPr>
-        <w:spacing w:after="0" w:line="240" w:lineRule="auto"/>
-        <w:jc w:val="center"/>
-        <w:rPr>
-          <w:rFonts w:ascii="Times New Roman" w:hAnsi="Times New Roman" w:cs="Times New Roman"/>
-          <w:b/>
-          <w:sz w:val="20"/>
-          <w:szCs w:val="20"/>
-        </w:rPr>
-      </w:pPr>
       <w:r>
-        <w:rPr>
-          <w:rFonts w:ascii="Times New Roman" w:hAnsi="Times New Roman" w:cs="Times New Roman"/>
-          <w:b/>
-          <w:sz w:val="20"/>
-          <w:szCs w:val="20"/>
-        </w:rPr>
-        <w:t xml:space="preserve">Отчёт строительного контроля по подрядчику ООО «Югорский проектный институт» за </w:t>
+        <w:t xml:space="preserve">Отчёт строительного контроля по подрядчику ООО « Стройфинансгрупп» за </w:t>
       </w:r>
     </w:p>
-    <w:p>
-      <w:pPr>
-        <w:spacing w:after="0" w:line="240" w:lineRule="auto"/>
-        <w:jc w:val="center"/>
-        <w:rPr>
-          <w:rFonts w:ascii="Times New Roman" w:hAnsi="Times New Roman" w:cs="Times New Roman"/>
-          <w:bCs/>
-          <w:sz w:val="20"/>
-          <w:szCs w:val="20"/>
-        </w:rPr>
-      </w:pPr>
-    </w:p>
+    <w:p/>
     <w:sectPr>
       <w:headerReference w:type="default" r:id="rId8"/>
       <w:pgSz w:w="11906" w:h="16838"/>
-      <w:pgMar w:top="1843" w:right="567" w:bottom="567" w:left="1134" w:header="284" w:footer="709" w:gutter="0"/>
+      <w:pgMar w:top="284" w:right="567" w:bottom="567" w:left="1134" w:header="284" w:footer="709" w:gutter="0"/>
       <w:cols w:space="708"/>
       <w:docGrid w:linePitch="360"/>
     </w:sectPr>
@@ -47,7 +20,7 @@
 </file>
 
 <file path=word/endnotes.xml><?xml version="1.0" encoding="utf-8"?>
-<w:endnotes xmlns:wpc="http://schemas.microsoft.com/office/word/2010/wordprocessingCanvas" xmlns:cx="http://schemas.microsoft.com/office/drawing/2014/chartex" xmlns:cx1="http://schemas.microsoft.com/office/drawing/2015/9/8/chartex" xmlns:cx2="http://schemas.microsoft.com/office/drawing/2015/10/21/chartex" xmlns:cx3="http://schemas.microsoft.com/office/drawing/2016/5/9/chartex" xmlns:cx4="http://schemas.microsoft.com/office/drawing/2016/5/10/chartex" xmlns:cx5="http://schemas.microsoft.com/office/drawing/2016/5/11/chartex" xmlns:cx6="http://schemas.microsoft.com/office/drawing/2016/5/12/chartex" xmlns:cx7="http://schemas.microsoft.com/office/drawing/2016/5/13/chartex" xmlns:cx8="http://schemas.microsoft.com/office/drawing/2016/5/14/chartex" xmlns:mc="http://schemas.openxmlformats.org/markup-compatibility/2006" xmlns:aink="http://schemas.microsoft.com/office/drawing/2016/ink" xmlns:am3d="http://schemas.microsoft.com/office/drawing/2017/model3d" xmlns:o="urn:schemas-microsoft-com:office:office" xmlns:oel="http://schemas.microsoft.com/office/2019/extlst" xmlns:r="http://schemas.openxmlformats.org/officeDocument/2006/relationships" xmlns:m="http://schemas.openxmlformats.org/officeDocument/2006/math" xmlns:v="urn:schemas-microsoft-com:vml" xmlns:wp14="http://schemas.microsoft.com/office/word/2010/wordprocessingDrawing" xmlns:wp="http://schemas.openxmlformats.org/drawingml/2006/wordprocessingDrawing" xmlns:w10="urn:schemas-microsoft-com:office:word" xmlns:w="http://schemas.openxmlformats.org/wordprocessingml/2006/main" xmlns:w14="http://schemas.microsoft.com/office/word/2010/wordml" xmlns:w15="http://schemas.microsoft.com/office/word/2012/wordml" xmlns:w16cex="http://schemas.microsoft.com/office/word/2018/wordml/cex" xmlns:w16cid="http://schemas.microsoft.com/office/word/2016/wordml/cid" xmlns:w16="http://schemas.microsoft.com/office/word/2018/wordml" xmlns:w16du="http://schemas.microsoft.com/office/word/2023/wordml/word16du" xmlns:w16sdtdh="http://schemas.microsoft.com/office/word/2020/wordml/sdtdatahash" xmlns:w16se="http://schemas.microsoft.com/office/word/2015/wordml/symex" xmlns:wpg="http://schemas.microsoft.com/office/word/2010/wordprocessingGroup" xmlns:wpi="http://schemas.microsoft.com/office/word/2010/wordprocessingInk" xmlns:wne="http://schemas.microsoft.com/office/word/2006/wordml" xmlns:wps="http://schemas.microsoft.com/office/word/2010/wordprocessingShape" mc:Ignorable="w14 w15 w16se w16cid w16 w16cex w16sdtdh w16du wp14">
+<w:endnotes xmlns:wpc="http://schemas.microsoft.com/office/word/2010/wordprocessingCanvas" xmlns:cx="http://schemas.microsoft.com/office/drawing/2014/chartex" xmlns:cx1="http://schemas.microsoft.com/office/drawing/2015/9/8/chartex" xmlns:cx2="http://schemas.microsoft.com/office/drawing/2015/10/21/chartex" xmlns:cx3="http://schemas.microsoft.com/office/drawing/2016/5/9/chartex" xmlns:cx4="http://schemas.microsoft.com/office/drawing/2016/5/10/chartex" xmlns:cx5="http://schemas.microsoft.com/office/drawing/2016/5/11/chartex" xmlns:cx6="http://schemas.microsoft.com/office/drawing/2016/5/12/chartex" xmlns:cx7="http://schemas.microsoft.com/office/drawing/2016/5/13/chartex" xmlns:cx8="http://schemas.microsoft.com/office/drawing/2016/5/14/chartex" xmlns:mc="http://schemas.openxmlformats.org/markup-compatibility/2006" xmlns:aink="http://schemas.microsoft.com/office/drawing/2016/ink" xmlns:am3d="http://schemas.microsoft.com/office/drawing/2017/model3d" xmlns:o="urn:schemas-microsoft-com:office:office" xmlns:r="http://schemas.openxmlformats.org/officeDocument/2006/relationships" xmlns:m="http://schemas.openxmlformats.org/officeDocument/2006/math" xmlns:v="urn:schemas-microsoft-com:vml" xmlns:wp14="http://schemas.microsoft.com/office/word/2010/wordprocessingDrawing" xmlns:wp="http://schemas.openxmlformats.org/drawingml/2006/wordprocessingDrawing" xmlns:w10="urn:schemas-microsoft-com:office:word" xmlns:w="http://schemas.openxmlformats.org/wordprocessingml/2006/main" xmlns:w14="http://schemas.microsoft.com/office/word/2010/wordml" xmlns:w15="http://schemas.microsoft.com/office/word/2012/wordml" xmlns:w16cex="http://schemas.microsoft.com/office/word/2018/wordml/cex" xmlns:w16cid="http://schemas.microsoft.com/office/word/2016/wordml/cid" xmlns:w16="http://schemas.microsoft.com/office/word/2018/wordml" xmlns:w16se="http://schemas.microsoft.com/office/word/2015/wordml/symex" xmlns:wpg="http://schemas.microsoft.com/office/word/2010/wordprocessingGroup" xmlns:wpi="http://schemas.microsoft.com/office/word/2010/wordprocessingInk" xmlns:wne="http://schemas.microsoft.com/office/word/2006/wordml" xmlns:wps="http://schemas.microsoft.com/office/word/2010/wordprocessingShape" mc:Ignorable="w14 w15 w16se w16cid w16 w16cex wp14">
   <w:endnote w:type="separator" w:id="-1">
     <w:p>
       <w:pPr>
@@ -72,7 +45,7 @@
 </file>
 
 <file path=word/footnotes.xml><?xml version="1.0" encoding="utf-8"?>
-<w:footnotes xmlns:wpc="http://schemas.microsoft.com/office/word/2010/wordprocessingCanvas" xmlns:cx="http://schemas.microsoft.com/office/drawing/2014/chartex" xmlns:cx1="http://schemas.microsoft.com/office/drawing/2015/9/8/chartex" xmlns:cx2="http://schemas.microsoft.com/office/drawing/2015/10/21/chartex" xmlns:cx3="http://schemas.microsoft.com/office/drawing/2016/5/9/chartex" xmlns:cx4="http://schemas.microsoft.com/office/drawing/2016/5/10/chartex" xmlns:cx5="http://schemas.microsoft.com/office/drawing/2016/5/11/chartex" xmlns:cx6="http://schemas.microsoft.com/office/drawing/2016/5/12/chartex" xmlns:cx7="http://schemas.microsoft.com/office/drawing/2016/5/13/chartex" xmlns:cx8="http://schemas.microsoft.com/office/drawing/2016/5/14/chartex" xmlns:mc="http://schemas.openxmlformats.org/markup-compatibility/2006" xmlns:aink="http://schemas.microsoft.com/office/drawing/2016/ink" xmlns:am3d="http://schemas.microsoft.com/office/drawing/2017/model3d" xmlns:o="urn:schemas-microsoft-com:office:office" xmlns:oel="http://schemas.microsoft.com/office/2019/extlst" xmlns:r="http://schemas.openxmlformats.org/officeDocument/2006/relationships" xmlns:m="http://schemas.openxmlformats.org/officeDocument/2006/math" xmlns:v="urn:schemas-microsoft-com:vml" xmlns:wp14="http://schemas.microsoft.com/office/word/2010/wordprocessingDrawing" xmlns:wp="http://schemas.openxmlformats.org/drawingml/2006/wordprocessingDrawing" xmlns:w10="urn:schemas-microsoft-com:office:word" xmlns:w="http://schemas.openxmlformats.org/wordprocessingml/2006/main" xmlns:w14="http://schemas.microsoft.com/office/word/2010/wordml" xmlns:w15="http://schemas.microsoft.com/office/word/2012/wordml" xmlns:w16cex="http://schemas.microsoft.com/office/word/2018/wordml/cex" xmlns:w16cid="http://schemas.microsoft.com/office/word/2016/wordml/cid" xmlns:w16="http://schemas.microsoft.com/office/word/2018/wordml" xmlns:w16du="http://schemas.microsoft.com/office/word/2023/wordml/word16du" xmlns:w16sdtdh="http://schemas.microsoft.com/office/word/2020/wordml/sdtdatahash" xmlns:w16se="http://schemas.microsoft.com/office/word/2015/wordml/symex" xmlns:wpg="http://schemas.microsoft.com/office/word/2010/wordprocessingGroup" xmlns:wpi="http://schemas.microsoft.com/office/word/2010/wordprocessingInk" xmlns:wne="http://schemas.microsoft.com/office/word/2006/wordml" xmlns:wps="http://schemas.microsoft.com/office/word/2010/wordprocessingShape" mc:Ignorable="w14 w15 w16se w16cid w16 w16cex w16sdtdh w16du wp14">
+<w:footnotes xmlns:wpc="http://schemas.microsoft.com/office/word/2010/wordprocessingCanvas" xmlns:cx="http://schemas.microsoft.com/office/drawing/2014/chartex" xmlns:cx1="http://schemas.microsoft.com/office/drawing/2015/9/8/chartex" xmlns:cx2="http://schemas.microsoft.com/office/drawing/2015/10/21/chartex" xmlns:cx3="http://schemas.microsoft.com/office/drawing/2016/5/9/chartex" xmlns:cx4="http://schemas.microsoft.com/office/drawing/2016/5/10/chartex" xmlns:cx5="http://schemas.microsoft.com/office/drawing/2016/5/11/chartex" xmlns:cx6="http://schemas.microsoft.com/office/drawing/2016/5/12/chartex" xmlns:cx7="http://schemas.microsoft.com/office/drawing/2016/5/13/chartex" xmlns:cx8="http://schemas.microsoft.com/office/drawing/2016/5/14/chartex" xmlns:mc="http://schemas.openxmlformats.org/markup-compatibility/2006" xmlns:aink="http://schemas.microsoft.com/office/drawing/2016/ink" xmlns:am3d="http://schemas.microsoft.com/office/drawing/2017/model3d" xmlns:o="urn:schemas-microsoft-com:office:office" xmlns:r="http://schemas.openxmlformats.org/officeDocument/2006/relationships" xmlns:m="http://schemas.openxmlformats.org/officeDocument/2006/math" xmlns:v="urn:schemas-microsoft-com:vml" xmlns:wp14="http://schemas.microsoft.com/office/word/2010/wordprocessingDrawing" xmlns:wp="http://schemas.openxmlformats.org/drawingml/2006/wordprocessingDrawing" xmlns:w10="urn:schemas-microsoft-com:office:word" xmlns:w="http://schemas.openxmlformats.org/wordprocessingml/2006/main" xmlns:w14="http://schemas.microsoft.com/office/word/2010/wordml" xmlns:w15="http://schemas.microsoft.com/office/word/2012/wordml" xmlns:w16cex="http://schemas.microsoft.com/office/word/2018/wordml/cex" xmlns:w16cid="http://schemas.microsoft.com/office/word/2016/wordml/cid" xmlns:w16="http://schemas.microsoft.com/office/word/2018/wordml" xmlns:w16se="http://schemas.microsoft.com/office/word/2015/wordml/symex" xmlns:wpg="http://schemas.microsoft.com/office/word/2010/wordprocessingGroup" xmlns:wpi="http://schemas.microsoft.com/office/word/2010/wordprocessingInk" xmlns:wne="http://schemas.microsoft.com/office/word/2006/wordml" xmlns:wps="http://schemas.microsoft.com/office/word/2010/wordprocessingShape" mc:Ignorable="w14 w15 w16se w16cid w16 w16cex wp14">
   <w:footnote w:type="separator" w:id="-1">
     <w:p>
       <w:pPr>
@@ -97,414 +70,7 @@
 </file>
 
 <file path=word/header1.xml><?xml version="1.0" encoding="utf-8"?>
-<w:hdr xmlns:wpc="http://schemas.microsoft.com/office/word/2010/wordprocessingCanvas" xmlns:cx="http://schemas.microsoft.com/office/drawing/2014/chartex" xmlns:cx1="http://schemas.microsoft.com/office/drawing/2015/9/8/chartex" xmlns:cx2="http://schemas.microsoft.com/office/drawing/2015/10/21/chartex" xmlns:cx3="http://schemas.microsoft.com/office/drawing/2016/5/9/chartex" xmlns:cx4="http://schemas.microsoft.com/office/drawing/2016/5/10/chartex" xmlns:cx5="http://schemas.microsoft.com/office/drawing/2016/5/11/chartex" xmlns:cx6="http://schemas.microsoft.com/office/drawing/2016/5/12/chartex" xmlns:cx7="http://schemas.microsoft.com/office/drawing/2016/5/13/chartex" xmlns:cx8="http://schemas.microsoft.com/office/drawing/2016/5/14/chartex" xmlns:mc="http://schemas.openxmlformats.org/markup-compatibility/2006" xmlns:aink="http://schemas.microsoft.com/office/drawing/2016/ink" xmlns:am3d="http://schemas.microsoft.com/office/drawing/2017/model3d" xmlns:o="urn:schemas-microsoft-com:office:office" xmlns:oel="http://schemas.microsoft.com/office/2019/extlst" xmlns:r="http://schemas.openxmlformats.org/officeDocument/2006/relationships" xmlns:m="http://schemas.openxmlformats.org/officeDocument/2006/math" xmlns:v="urn:schemas-microsoft-com:vml" xmlns:wp14="http://schemas.microsoft.com/office/word/2010/wordprocessingDrawing" xmlns:wp="http://schemas.openxmlformats.org/drawingml/2006/wordprocessingDrawing" xmlns:w10="urn:schemas-microsoft-com:office:word" xmlns:w="http://schemas.openxmlformats.org/wordprocessingml/2006/main" xmlns:w14="http://schemas.microsoft.com/office/word/2010/wordml" xmlns:w15="http://schemas.microsoft.com/office/word/2012/wordml" xmlns:w16cex="http://schemas.microsoft.com/office/word/2018/wordml/cex" xmlns:w16cid="http://schemas.microsoft.com/office/word/2016/wordml/cid" xmlns:w16="http://schemas.microsoft.com/office/word/2018/wordml" xmlns:w16du="http://schemas.microsoft.com/office/word/2023/wordml/word16du" xmlns:w16sdtdh="http://schemas.microsoft.com/office/word/2020/wordml/sdtdatahash" xmlns:w16se="http://schemas.microsoft.com/office/word/2015/wordml/symex" xmlns:wpg="http://schemas.microsoft.com/office/word/2010/wordprocessingGroup" xmlns:wpi="http://schemas.microsoft.com/office/word/2010/wordprocessingInk" xmlns:wne="http://schemas.microsoft.com/office/word/2006/wordml" xmlns:wps="http://schemas.microsoft.com/office/word/2010/wordprocessingShape" mc:Ignorable="w14 w15 w16se w16cid w16 w16cex w16sdtdh w16du wp14">
-  <w:tbl>
-    <w:tblPr>
-      <w:tblStyle w:val="ab"/>
-      <w:tblW w:w="10586" w:type="dxa"/>
-      <w:tblInd w:w="-284" w:type="dxa"/>
-      <w:tblBorders>
-        <w:top w:val="none" w:sz="0" w:space="0" w:color="auto"/>
-        <w:left w:val="none" w:sz="0" w:space="0" w:color="auto"/>
-        <w:bottom w:val="none" w:sz="0" w:space="0" w:color="auto"/>
-        <w:right w:val="none" w:sz="0" w:space="0" w:color="auto"/>
-        <w:insideH w:val="none" w:sz="0" w:space="0" w:color="auto"/>
-        <w:insideV w:val="none" w:sz="0" w:space="0" w:color="auto"/>
-      </w:tblBorders>
-      <w:tblCellMar>
-        <w:left w:w="0" w:type="dxa"/>
-        <w:right w:w="0" w:type="dxa"/>
-      </w:tblCellMar>
-      <w:tblLook w:val="04A0" w:firstRow="1" w:lastRow="0" w:firstColumn="1" w:lastColumn="0" w:noHBand="0" w:noVBand="1"/>
-    </w:tblPr>
-    <w:tblGrid>
-      <w:gridCol w:w="1747"/>
-      <w:gridCol w:w="1893"/>
-      <w:gridCol w:w="1205"/>
-      <w:gridCol w:w="1068"/>
-      <w:gridCol w:w="1558"/>
-      <w:gridCol w:w="3211"/>
-    </w:tblGrid>
-    <w:tr>
-      <w:trPr>
-        <w:trHeight w:val="300"/>
-      </w:trPr>
-      <w:tc>
-        <w:tcPr>
-          <w:tcW w:w="1731" w:type="dxa"/>
-          <w:noWrap/>
-          <w:hideMark/>
-        </w:tcPr>
-        <w:p>
-          <w:pPr>
-            <w:rPr>
-              <w:rFonts w:ascii="Times New Roman" w:hAnsi="Times New Roman"/>
-              <w:sz w:val="20"/>
-              <w:szCs w:val="20"/>
-            </w:rPr>
-          </w:pPr>
-          <w:r>
-            <w:rPr>
-              <w:rFonts w:ascii="Times New Roman" w:hAnsi="Times New Roman"/>
-              <w:sz w:val="20"/>
-              <w:szCs w:val="20"/>
-            </w:rPr>
-            <w:t>Заказчик:</w:t>
-          </w:r>
-        </w:p>
-      </w:tc>
-      <w:tc>
-        <w:tcPr>
-          <w:tcW w:w="1877" w:type="dxa"/>
-          <w:noWrap/>
-          <w:hideMark/>
-        </w:tcPr>
-        <w:p>
-          <w:pPr>
-            <w:rPr>
-              <w:rFonts w:ascii="Times New Roman" w:hAnsi="Times New Roman"/>
-              <w:sz w:val="20"/>
-              <w:szCs w:val="20"/>
-            </w:rPr>
-          </w:pPr>
-          <w:r>
-            <w:rPr>
-              <w:rFonts w:ascii="Times New Roman" w:hAnsi="Times New Roman"/>
-              <w:sz w:val="20"/>
-              <w:szCs w:val="20"/>
-            </w:rPr>
-            <w:t>ООО "СПД"</w:t>
-          </w:r>
-        </w:p>
-      </w:tc>
-      <w:tc>
-        <w:tcPr>
-          <w:tcW w:w="1189" w:type="dxa"/>
-          <w:noWrap/>
-          <w:hideMark/>
-        </w:tcPr>
-        <w:p>
-          <w:pPr>
-            <w:jc w:val="center"/>
-            <w:rPr>
-              <w:rFonts w:ascii="Times New Roman" w:hAnsi="Times New Roman"/>
-              <w:sz w:val="20"/>
-              <w:szCs w:val="20"/>
-            </w:rPr>
-          </w:pPr>
-          <w:r>
-            <w:rPr>
-              <w:rFonts w:ascii="Times New Roman" w:hAnsi="Times New Roman"/>
-              <w:sz w:val="20"/>
-              <w:szCs w:val="20"/>
-            </w:rPr>
-            <w:t> </w:t>
-          </w:r>
-        </w:p>
-      </w:tc>
-      <w:tc>
-        <w:tcPr>
-          <w:tcW w:w="1052" w:type="dxa"/>
-          <w:noWrap/>
-          <w:hideMark/>
-        </w:tcPr>
-        <w:p>
-          <w:pPr>
-            <w:jc w:val="center"/>
-            <w:rPr>
-              <w:rFonts w:ascii="Times New Roman" w:hAnsi="Times New Roman"/>
-              <w:sz w:val="20"/>
-              <w:szCs w:val="20"/>
-            </w:rPr>
-          </w:pPr>
-          <w:r>
-            <w:rPr>
-              <w:rFonts w:ascii="Times New Roman" w:hAnsi="Times New Roman"/>
-              <w:sz w:val="20"/>
-              <w:szCs w:val="20"/>
-            </w:rPr>
-            <w:t> </w:t>
-          </w:r>
-        </w:p>
-      </w:tc>
-      <w:tc>
-        <w:tcPr>
-          <w:tcW w:w="1542" w:type="dxa"/>
-          <w:noWrap/>
-          <w:hideMark/>
-        </w:tcPr>
-        <w:p>
-          <w:pPr>
-            <w:jc w:val="center"/>
-            <w:rPr>
-              <w:rFonts w:ascii="Times New Roman" w:hAnsi="Times New Roman"/>
-              <w:sz w:val="20"/>
-              <w:szCs w:val="20"/>
-            </w:rPr>
-          </w:pPr>
-          <w:r>
-            <w:rPr>
-              <w:rFonts w:ascii="Times New Roman" w:hAnsi="Times New Roman"/>
-              <w:sz w:val="20"/>
-              <w:szCs w:val="20"/>
-            </w:rPr>
-            <w:t> </w:t>
-          </w:r>
-        </w:p>
-      </w:tc>
-      <w:tc>
-        <w:tcPr>
-          <w:tcW w:w="3195" w:type="dxa"/>
-          <w:noWrap/>
-          <w:hideMark/>
-        </w:tcPr>
-        <w:p>
-          <w:pPr>
-            <w:jc w:val="right"/>
-            <w:rPr>
-              <w:rFonts w:ascii="Times New Roman" w:hAnsi="Times New Roman"/>
-              <w:sz w:val="20"/>
-              <w:szCs w:val="20"/>
-            </w:rPr>
-          </w:pPr>
-          <w:r>
-            <w:rPr>
-              <w:rFonts w:ascii="Times New Roman" w:hAnsi="Times New Roman"/>
-              <w:sz w:val="20"/>
-              <w:szCs w:val="20"/>
-            </w:rPr>
-            <w:t>Приложение № 16</w:t>
-          </w:r>
-        </w:p>
-      </w:tc>
-    </w:tr>
-    <w:tr>
-      <w:trPr>
-        <w:trHeight w:val="300"/>
-      </w:trPr>
-      <w:tc>
-        <w:tcPr>
-          <w:tcW w:w="1731" w:type="dxa"/>
-          <w:noWrap/>
-          <w:hideMark/>
-        </w:tcPr>
-        <w:p>
-          <w:pPr>
-            <w:rPr>
-              <w:rFonts w:ascii="Times New Roman" w:hAnsi="Times New Roman"/>
-              <w:sz w:val="20"/>
-              <w:szCs w:val="20"/>
-            </w:rPr>
-          </w:pPr>
-          <w:r>
-            <w:rPr>
-              <w:rFonts w:ascii="Times New Roman" w:hAnsi="Times New Roman"/>
-              <w:sz w:val="20"/>
-              <w:szCs w:val="20"/>
-            </w:rPr>
-            <w:t xml:space="preserve">Исполнитель: </w:t>
-          </w:r>
-        </w:p>
-      </w:tc>
-      <w:tc>
-        <w:tcPr>
-          <w:tcW w:w="1877" w:type="dxa"/>
-          <w:noWrap/>
-          <w:hideMark/>
-        </w:tcPr>
-        <w:p>
-          <w:pPr>
-            <w:rPr>
-              <w:rFonts w:ascii="Times New Roman" w:hAnsi="Times New Roman"/>
-              <w:sz w:val="20"/>
-              <w:szCs w:val="20"/>
-            </w:rPr>
-          </w:pPr>
-          <w:r>
-            <w:rPr>
-              <w:rFonts w:ascii="Times New Roman" w:hAnsi="Times New Roman"/>
-              <w:sz w:val="20"/>
-              <w:szCs w:val="20"/>
-            </w:rPr>
-            <w:t>ООО "Техресурс"</w:t>
-          </w:r>
-        </w:p>
-      </w:tc>
-      <w:tc>
-        <w:tcPr>
-          <w:tcW w:w="1189" w:type="dxa"/>
-          <w:noWrap/>
-          <w:hideMark/>
-        </w:tcPr>
-        <w:p>
-          <w:pPr>
-            <w:jc w:val="center"/>
-            <w:rPr>
-              <w:rFonts w:ascii="Times New Roman" w:hAnsi="Times New Roman"/>
-              <w:sz w:val="20"/>
-              <w:szCs w:val="20"/>
-            </w:rPr>
-          </w:pPr>
-          <w:r>
-            <w:rPr>
-              <w:rFonts w:ascii="Times New Roman" w:hAnsi="Times New Roman"/>
-              <w:sz w:val="20"/>
-              <w:szCs w:val="20"/>
-            </w:rPr>
-            <w:t> </w:t>
-          </w:r>
-        </w:p>
-      </w:tc>
-      <w:tc>
-        <w:tcPr>
-          <w:tcW w:w="1052" w:type="dxa"/>
-          <w:noWrap/>
-          <w:hideMark/>
-        </w:tcPr>
-        <w:p>
-          <w:pPr>
-            <w:jc w:val="center"/>
-            <w:rPr>
-              <w:rFonts w:ascii="Times New Roman" w:hAnsi="Times New Roman"/>
-              <w:sz w:val="20"/>
-              <w:szCs w:val="20"/>
-            </w:rPr>
-          </w:pPr>
-          <w:r>
-            <w:rPr>
-              <w:noProof/>
-            </w:rPr>
-            <w:drawing>
-              <wp:anchor distT="0" distB="0" distL="114300" distR="114300" simplePos="0" relativeHeight="251658752" behindDoc="0" locked="0" layoutInCell="1" allowOverlap="1" wp14:anchorId="52C3F301" wp14:editId="524FABBD">
-                <wp:simplePos x="0" y="0"/>
-                <wp:positionH relativeFrom="column">
-                  <wp:posOffset>-602814</wp:posOffset>
-                </wp:positionH>
-                <wp:positionV relativeFrom="paragraph">
-                  <wp:posOffset>-140417</wp:posOffset>
-                </wp:positionV>
-                <wp:extent cx="1929064" cy="876300"/>
-                <wp:effectExtent l="0" t="0" r="0" b="0"/>
-                <wp:wrapNone/>
-                <wp:docPr id="1351832037" name="Рисунок 9">
-                  <a:extLst xmlns:a="http://schemas.openxmlformats.org/drawingml/2006/main">
-                    <a:ext uri="{FF2B5EF4-FFF2-40B4-BE49-F238E27FC236}">
-                      <a16:creationId xmlns:a16="http://schemas.microsoft.com/office/drawing/2014/main" id="{95163124-6A06-F45E-ADD6-63EEFA42AA28}"/>
-                    </a:ext>
-                  </a:extLst>
-                </wp:docPr>
-                <wp:cNvGraphicFramePr>
-                  <a:graphicFrameLocks xmlns:a="http://schemas.openxmlformats.org/drawingml/2006/main" noChangeAspect="1"/>
-                </wp:cNvGraphicFramePr>
-                <a:graphic xmlns:a="http://schemas.openxmlformats.org/drawingml/2006/main">
-                  <a:graphicData uri="http://schemas.openxmlformats.org/drawingml/2006/picture">
-                    <pic:pic xmlns:pic="http://schemas.openxmlformats.org/drawingml/2006/picture">
-                      <pic:nvPicPr>
-                        <pic:cNvPr id="10" name="Рисунок 9">
-                          <a:extLst>
-                            <a:ext uri="{FF2B5EF4-FFF2-40B4-BE49-F238E27FC236}">
-                              <a16:creationId xmlns:a16="http://schemas.microsoft.com/office/drawing/2014/main" id="{95163124-6A06-F45E-ADD6-63EEFA42AA28}"/>
-                            </a:ext>
-                          </a:extLst>
-                        </pic:cNvPr>
-                        <pic:cNvPicPr>
-                          <a:picLocks noChangeAspect="1"/>
-                        </pic:cNvPicPr>
-                      </pic:nvPicPr>
-                      <pic:blipFill>
-                        <a:blip r:embed="rId1" cstate="email">
-                          <a:extLst>
-                            <a:ext uri="{28A0092B-C50C-407E-A947-70E740481C1C}">
-                              <a14:useLocalDpi xmlns:a14="http://schemas.microsoft.com/office/drawing/2010/main" val="0"/>
-                            </a:ext>
-                          </a:extLst>
-                        </a:blip>
-                        <a:srcRect/>
-                        <a:stretch>
-                          <a:fillRect/>
-                        </a:stretch>
-                      </pic:blipFill>
-                      <pic:spPr bwMode="auto">
-                        <a:xfrm>
-                          <a:off x="0" y="0"/>
-                          <a:ext cx="1929064" cy="876300"/>
-                        </a:xfrm>
-                        <a:prstGeom prst="rect">
-                          <a:avLst/>
-                        </a:prstGeom>
-                        <a:noFill/>
-                        <a:ln>
-                          <a:noFill/>
-                        </a:ln>
-                      </pic:spPr>
-                    </pic:pic>
-                  </a:graphicData>
-                </a:graphic>
-              </wp:anchor>
-            </w:drawing>
-          </w:r>
-          <w:r>
-            <w:rPr>
-              <w:rFonts w:ascii="Times New Roman" w:hAnsi="Times New Roman"/>
-              <w:sz w:val="20"/>
-              <w:szCs w:val="20"/>
-            </w:rPr>
-            <w:t> </w:t>
-          </w:r>
-        </w:p>
-      </w:tc>
-      <w:tc>
-        <w:tcPr>
-          <w:tcW w:w="1542" w:type="dxa"/>
-          <w:noWrap/>
-          <w:hideMark/>
-        </w:tcPr>
-        <w:p>
-          <w:pPr>
-            <w:jc w:val="center"/>
-            <w:rPr>
-              <w:rFonts w:ascii="Times New Roman" w:hAnsi="Times New Roman"/>
-              <w:sz w:val="20"/>
-              <w:szCs w:val="20"/>
-            </w:rPr>
-          </w:pPr>
-          <w:r>
-            <w:rPr>
-              <w:rFonts w:ascii="Times New Roman" w:hAnsi="Times New Roman"/>
-              <w:sz w:val="20"/>
-              <w:szCs w:val="20"/>
-            </w:rPr>
-            <w:t> </w:t>
-          </w:r>
-        </w:p>
-      </w:tc>
-      <w:tc>
-        <w:tcPr>
-          <w:tcW w:w="3195" w:type="dxa"/>
-          <w:noWrap/>
-          <w:hideMark/>
-        </w:tcPr>
-        <w:p>
-          <w:pPr>
-            <w:jc w:val="right"/>
-            <w:rPr>
-              <w:rFonts w:ascii="Times New Roman" w:hAnsi="Times New Roman"/>
-              <w:sz w:val="20"/>
-              <w:szCs w:val="20"/>
-            </w:rPr>
-          </w:pPr>
-          <w:r>
-            <w:rPr>
-              <w:rFonts w:ascii="Times New Roman" w:hAnsi="Times New Roman"/>
-              <w:sz w:val="20"/>
-              <w:szCs w:val="20"/>
-            </w:rPr>
-            <w:t>к Договору № MOS/25/0008</w:t>
-          </w:r>
-        </w:p>
-      </w:tc>
-    </w:tr>
-  </w:tbl>
+<w:hdr xmlns:wpc="http://schemas.microsoft.com/office/word/2010/wordprocessingCanvas" xmlns:cx="http://schemas.microsoft.com/office/drawing/2014/chartex" xmlns:cx1="http://schemas.microsoft.com/office/drawing/2015/9/8/chartex" xmlns:cx2="http://schemas.microsoft.com/office/drawing/2015/10/21/chartex" xmlns:cx3="http://schemas.microsoft.com/office/drawing/2016/5/9/chartex" xmlns:cx4="http://schemas.microsoft.com/office/drawing/2016/5/10/chartex" xmlns:cx5="http://schemas.microsoft.com/office/drawing/2016/5/11/chartex" xmlns:cx6="http://schemas.microsoft.com/office/drawing/2016/5/12/chartex" xmlns:cx7="http://schemas.microsoft.com/office/drawing/2016/5/13/chartex" xmlns:cx8="http://schemas.microsoft.com/office/drawing/2016/5/14/chartex" xmlns:mc="http://schemas.openxmlformats.org/markup-compatibility/2006" xmlns:aink="http://schemas.microsoft.com/office/drawing/2016/ink" xmlns:am3d="http://schemas.microsoft.com/office/drawing/2017/model3d" xmlns:o="urn:schemas-microsoft-com:office:office" xmlns:r="http://schemas.openxmlformats.org/officeDocument/2006/relationships" xmlns:m="http://schemas.openxmlformats.org/officeDocument/2006/math" xmlns:v="urn:schemas-microsoft-com:vml" xmlns:wp14="http://schemas.microsoft.com/office/word/2010/wordprocessingDrawing" xmlns:wp="http://schemas.openxmlformats.org/drawingml/2006/wordprocessingDrawing" xmlns:w10="urn:schemas-microsoft-com:office:word" xmlns:w="http://schemas.openxmlformats.org/wordprocessingml/2006/main" xmlns:w14="http://schemas.microsoft.com/office/word/2010/wordml" xmlns:w15="http://schemas.microsoft.com/office/word/2012/wordml" xmlns:w16cex="http://schemas.microsoft.com/office/word/2018/wordml/cex" xmlns:w16cid="http://schemas.microsoft.com/office/word/2016/wordml/cid" xmlns:w16="http://schemas.microsoft.com/office/word/2018/wordml" xmlns:w16se="http://schemas.microsoft.com/office/word/2015/wordml/symex" xmlns:wpg="http://schemas.microsoft.com/office/word/2010/wordprocessingGroup" xmlns:wpi="http://schemas.microsoft.com/office/word/2010/wordprocessingInk" xmlns:wne="http://schemas.microsoft.com/office/word/2006/wordml" xmlns:wps="http://schemas.microsoft.com/office/word/2010/wordprocessingShape" mc:Ignorable="w14 w15 w16se w16cid w16 w16cex wp14">
   <w:p>
     <w:pPr>
       <w:spacing w:after="0"/>
@@ -520,7 +86,7 @@
 </file>
 
 <file path=word/numbering.xml><?xml version="1.0" encoding="utf-8"?>
-<w:numbering xmlns:wpc="http://schemas.microsoft.com/office/word/2010/wordprocessingCanvas" xmlns:cx="http://schemas.microsoft.com/office/drawing/2014/chartex" xmlns:cx1="http://schemas.microsoft.com/office/drawing/2015/9/8/chartex" xmlns:cx2="http://schemas.microsoft.com/office/drawing/2015/10/21/chartex" xmlns:cx3="http://schemas.microsoft.com/office/drawing/2016/5/9/chartex" xmlns:cx4="http://schemas.microsoft.com/office/drawing/2016/5/10/chartex" xmlns:cx5="http://schemas.microsoft.com/office/drawing/2016/5/11/chartex" xmlns:cx6="http://schemas.microsoft.com/office/drawing/2016/5/12/chartex" xmlns:cx7="http://schemas.microsoft.com/office/drawing/2016/5/13/chartex" xmlns:cx8="http://schemas.microsoft.com/office/drawing/2016/5/14/chartex" xmlns:mc="http://schemas.openxmlformats.org/markup-compatibility/2006" xmlns:aink="http://schemas.microsoft.com/office/drawing/2016/ink" xmlns:am3d="http://schemas.microsoft.com/office/drawing/2017/model3d" xmlns:o="urn:schemas-microsoft-com:office:office" xmlns:oel="http://schemas.microsoft.com/office/2019/extlst" xmlns:r="http://schemas.openxmlformats.org/officeDocument/2006/relationships" xmlns:m="http://schemas.openxmlformats.org/officeDocument/2006/math" xmlns:v="urn:schemas-microsoft-com:vml" xmlns:wp14="http://schemas.microsoft.com/office/word/2010/wordprocessingDrawing" xmlns:wp="http://schemas.openxmlformats.org/drawingml/2006/wordprocessingDrawing" xmlns:w10="urn:schemas-microsoft-com:office:word" xmlns:w="http://schemas.openxmlformats.org/wordprocessingml/2006/main" xmlns:w14="http://schemas.microsoft.com/office/word/2010/wordml" xmlns:w15="http://schemas.microsoft.com/office/word/2012/wordml" xmlns:w16cex="http://schemas.microsoft.com/office/word/2018/wordml/cex" xmlns:w16cid="http://schemas.microsoft.com/office/word/2016/wordml/cid" xmlns:w16="http://schemas.microsoft.com/office/word/2018/wordml" xmlns:w16du="http://schemas.microsoft.com/office/word/2023/wordml/word16du" xmlns:w16sdtdh="http://schemas.microsoft.com/office/word/2020/wordml/sdtdatahash" xmlns:w16se="http://schemas.microsoft.com/office/word/2015/wordml/symex" xmlns:wpg="http://schemas.microsoft.com/office/word/2010/wordprocessingGroup" xmlns:wpi="http://schemas.microsoft.com/office/word/2010/wordprocessingInk" xmlns:wne="http://schemas.microsoft.com/office/word/2006/wordml" xmlns:wps="http://schemas.microsoft.com/office/word/2010/wordprocessingShape" mc:Ignorable="w14 w15 w16se w16cid w16 w16cex w16sdtdh w16du wp14">
+<w:numbering xmlns:wpc="http://schemas.microsoft.com/office/word/2010/wordprocessingCanvas" xmlns:cx="http://schemas.microsoft.com/office/drawing/2014/chartex" xmlns:cx1="http://schemas.microsoft.com/office/drawing/2015/9/8/chartex" xmlns:cx2="http://schemas.microsoft.com/office/drawing/2015/10/21/chartex" xmlns:cx3="http://schemas.microsoft.com/office/drawing/2016/5/9/chartex" xmlns:cx4="http://schemas.microsoft.com/office/drawing/2016/5/10/chartex" xmlns:cx5="http://schemas.microsoft.com/office/drawing/2016/5/11/chartex" xmlns:cx6="http://schemas.microsoft.com/office/drawing/2016/5/12/chartex" xmlns:cx7="http://schemas.microsoft.com/office/drawing/2016/5/13/chartex" xmlns:cx8="http://schemas.microsoft.com/office/drawing/2016/5/14/chartex" xmlns:mc="http://schemas.openxmlformats.org/markup-compatibility/2006" xmlns:aink="http://schemas.microsoft.com/office/drawing/2016/ink" xmlns:am3d="http://schemas.microsoft.com/office/drawing/2017/model3d" xmlns:o="urn:schemas-microsoft-com:office:office" xmlns:r="http://schemas.openxmlformats.org/officeDocument/2006/relationships" xmlns:m="http://schemas.openxmlformats.org/officeDocument/2006/math" xmlns:v="urn:schemas-microsoft-com:vml" xmlns:wp14="http://schemas.microsoft.com/office/word/2010/wordprocessingDrawing" xmlns:wp="http://schemas.openxmlformats.org/drawingml/2006/wordprocessingDrawing" xmlns:w10="urn:schemas-microsoft-com:office:word" xmlns:w="http://schemas.openxmlformats.org/wordprocessingml/2006/main" xmlns:w14="http://schemas.microsoft.com/office/word/2010/wordml" xmlns:w15="http://schemas.microsoft.com/office/word/2012/wordml" xmlns:w16cex="http://schemas.microsoft.com/office/word/2018/wordml/cex" xmlns:w16cid="http://schemas.microsoft.com/office/word/2016/wordml/cid" xmlns:w16="http://schemas.microsoft.com/office/word/2018/wordml" xmlns:w16se="http://schemas.microsoft.com/office/word/2015/wordml/symex" xmlns:wpg="http://schemas.microsoft.com/office/word/2010/wordprocessingGroup" xmlns:wpi="http://schemas.microsoft.com/office/word/2010/wordprocessingInk" xmlns:wne="http://schemas.microsoft.com/office/word/2006/wordml" xmlns:wps="http://schemas.microsoft.com/office/word/2010/wordprocessingShape" mc:Ignorable="w14 w15 w16se w16cid w16 w16cex wp14">
   <w:abstractNum w:abstractNumId="0" w15:restartNumberingAfterBreak="0">
     <w:nsid w:val="032E3695"/>
     <w:multiLevelType w:val="hybridMultilevel"/>
@@ -700,6 +266,96 @@
     </w:lvl>
   </w:abstractNum>
   <w:abstractNum w:abstractNumId="2" w15:restartNumberingAfterBreak="0">
+    <w:nsid w:val="0D7A28D5"/>
+    <w:multiLevelType w:val="hybridMultilevel"/>
+    <w:tmpl w:val="95D21128"/>
+    <w:lvl w:ilvl="0" w:tplc="56DCA94E">
+      <w:start w:val="1"/>
+      <w:numFmt w:val="decimal"/>
+      <w:lvlText w:val="%1."/>
+      <w:lvlJc w:val="left"/>
+      <w:pPr>
+        <w:ind w:left="720" w:hanging="360"/>
+      </w:pPr>
+      <w:rPr>
+        <w:rFonts w:hint="default"/>
+        <w:b/>
+      </w:rPr>
+    </w:lvl>
+    <w:lvl w:ilvl="1" w:tplc="04190019" w:tentative="1">
+      <w:start w:val="1"/>
+      <w:numFmt w:val="lowerLetter"/>
+      <w:lvlText w:val="%2."/>
+      <w:lvlJc w:val="left"/>
+      <w:pPr>
+        <w:ind w:left="1440" w:hanging="360"/>
+      </w:pPr>
+    </w:lvl>
+    <w:lvl w:ilvl="2" w:tplc="0419001B" w:tentative="1">
+      <w:start w:val="1"/>
+      <w:numFmt w:val="lowerRoman"/>
+      <w:lvlText w:val="%3."/>
+      <w:lvlJc w:val="right"/>
+      <w:pPr>
+        <w:ind w:left="2160" w:hanging="180"/>
+      </w:pPr>
+    </w:lvl>
+    <w:lvl w:ilvl="3" w:tplc="0419000F" w:tentative="1">
+      <w:start w:val="1"/>
+      <w:numFmt w:val="decimal"/>
+      <w:lvlText w:val="%4."/>
+      <w:lvlJc w:val="left"/>
+      <w:pPr>
+        <w:ind w:left="2880" w:hanging="360"/>
+      </w:pPr>
+    </w:lvl>
+    <w:lvl w:ilvl="4" w:tplc="04190019" w:tentative="1">
+      <w:start w:val="1"/>
+      <w:numFmt w:val="lowerLetter"/>
+      <w:lvlText w:val="%5."/>
+      <w:lvlJc w:val="left"/>
+      <w:pPr>
+        <w:ind w:left="3600" w:hanging="360"/>
+      </w:pPr>
+    </w:lvl>
+    <w:lvl w:ilvl="5" w:tplc="0419001B" w:tentative="1">
+      <w:start w:val="1"/>
+      <w:numFmt w:val="lowerRoman"/>
+      <w:lvlText w:val="%6."/>
+      <w:lvlJc w:val="right"/>
+      <w:pPr>
+        <w:ind w:left="4320" w:hanging="180"/>
+      </w:pPr>
+    </w:lvl>
+    <w:lvl w:ilvl="6" w:tplc="0419000F" w:tentative="1">
+      <w:start w:val="1"/>
+      <w:numFmt w:val="decimal"/>
+      <w:lvlText w:val="%7."/>
+      <w:lvlJc w:val="left"/>
+      <w:pPr>
+        <w:ind w:left="5040" w:hanging="360"/>
+      </w:pPr>
+    </w:lvl>
+    <w:lvl w:ilvl="7" w:tplc="04190019" w:tentative="1">
+      <w:start w:val="1"/>
+      <w:numFmt w:val="lowerLetter"/>
+      <w:lvlText w:val="%8."/>
+      <w:lvlJc w:val="left"/>
+      <w:pPr>
+        <w:ind w:left="5760" w:hanging="360"/>
+      </w:pPr>
+    </w:lvl>
+    <w:lvl w:ilvl="8" w:tplc="0419001B" w:tentative="1">
+      <w:start w:val="1"/>
+      <w:numFmt w:val="lowerRoman"/>
+      <w:lvlText w:val="%9."/>
+      <w:lvlJc w:val="right"/>
+      <w:pPr>
+        <w:ind w:left="6480" w:hanging="180"/>
+      </w:pPr>
+    </w:lvl>
+  </w:abstractNum>
+  <w:abstractNum w:abstractNumId="3" w15:restartNumberingAfterBreak="0">
     <w:nsid w:val="0FAC65EF"/>
     <w:multiLevelType w:val="hybridMultilevel"/>
     <w:tmpl w:val="785CF232"/>
@@ -788,7 +444,7 @@
       </w:pPr>
     </w:lvl>
   </w:abstractNum>
-  <w:abstractNum w:abstractNumId="3" w15:restartNumberingAfterBreak="0">
+  <w:abstractNum w:abstractNumId="4" w15:restartNumberingAfterBreak="0">
     <w:nsid w:val="15825FF9"/>
     <w:multiLevelType w:val="hybridMultilevel"/>
     <w:tmpl w:val="25FEE7FC"/>
@@ -877,7 +533,7 @@
       </w:pPr>
     </w:lvl>
   </w:abstractNum>
-  <w:abstractNum w:abstractNumId="4" w15:restartNumberingAfterBreak="0">
+  <w:abstractNum w:abstractNumId="5" w15:restartNumberingAfterBreak="0">
     <w:nsid w:val="1BFB2D00"/>
     <w:multiLevelType w:val="hybridMultilevel"/>
     <w:tmpl w:val="0CB602D4"/>
@@ -968,7 +624,7 @@
       </w:pPr>
     </w:lvl>
   </w:abstractNum>
-  <w:abstractNum w:abstractNumId="5" w15:restartNumberingAfterBreak="0">
+  <w:abstractNum w:abstractNumId="6" w15:restartNumberingAfterBreak="0">
     <w:nsid w:val="252116D5"/>
     <w:multiLevelType w:val="hybridMultilevel"/>
     <w:tmpl w:val="9C7E3A28"/>
@@ -1057,7 +713,7 @@
       </w:pPr>
     </w:lvl>
   </w:abstractNum>
-  <w:abstractNum w:abstractNumId="6" w15:restartNumberingAfterBreak="0">
+  <w:abstractNum w:abstractNumId="7" w15:restartNumberingAfterBreak="0">
     <w:nsid w:val="29985E31"/>
     <w:multiLevelType w:val="hybridMultilevel"/>
     <w:tmpl w:val="F18C3C9E"/>
@@ -1146,7 +802,7 @@
       </w:pPr>
     </w:lvl>
   </w:abstractNum>
-  <w:abstractNum w:abstractNumId="7" w15:restartNumberingAfterBreak="0">
+  <w:abstractNum w:abstractNumId="8" w15:restartNumberingAfterBreak="0">
     <w:nsid w:val="2BA22891"/>
     <w:multiLevelType w:val="hybridMultilevel"/>
     <w:tmpl w:val="DA44EF50"/>
@@ -1235,7 +891,7 @@
       </w:pPr>
     </w:lvl>
   </w:abstractNum>
-  <w:abstractNum w:abstractNumId="8" w15:restartNumberingAfterBreak="0">
+  <w:abstractNum w:abstractNumId="9" w15:restartNumberingAfterBreak="0">
     <w:nsid w:val="2DA83EAA"/>
     <w:multiLevelType w:val="hybridMultilevel"/>
     <w:tmpl w:val="785CF232"/>
@@ -1324,7 +980,7 @@
       </w:pPr>
     </w:lvl>
   </w:abstractNum>
-  <w:abstractNum w:abstractNumId="9" w15:restartNumberingAfterBreak="0">
+  <w:abstractNum w:abstractNumId="10" w15:restartNumberingAfterBreak="0">
     <w:nsid w:val="343A4F11"/>
     <w:multiLevelType w:val="hybridMultilevel"/>
     <w:tmpl w:val="67BC3878"/>
@@ -1413,7 +1069,7 @@
       </w:pPr>
     </w:lvl>
   </w:abstractNum>
-  <w:abstractNum w:abstractNumId="10" w15:restartNumberingAfterBreak="0">
+  <w:abstractNum w:abstractNumId="11" w15:restartNumberingAfterBreak="0">
     <w:nsid w:val="35605315"/>
     <w:multiLevelType w:val="hybridMultilevel"/>
     <w:tmpl w:val="785CF232"/>
@@ -1502,7 +1158,7 @@
       </w:pPr>
     </w:lvl>
   </w:abstractNum>
-  <w:abstractNum w:abstractNumId="11" w15:restartNumberingAfterBreak="0">
+  <w:abstractNum w:abstractNumId="12" w15:restartNumberingAfterBreak="0">
     <w:nsid w:val="3704479B"/>
     <w:multiLevelType w:val="hybridMultilevel"/>
     <w:tmpl w:val="3E9C37F8"/>
@@ -1591,7 +1247,7 @@
       </w:pPr>
     </w:lvl>
   </w:abstractNum>
-  <w:abstractNum w:abstractNumId="12" w15:restartNumberingAfterBreak="0">
+  <w:abstractNum w:abstractNumId="13" w15:restartNumberingAfterBreak="0">
     <w:nsid w:val="37305FAE"/>
     <w:multiLevelType w:val="hybridMultilevel"/>
     <w:tmpl w:val="0FF8DCE6"/>
@@ -1681,7 +1337,7 @@
       </w:pPr>
     </w:lvl>
   </w:abstractNum>
-  <w:abstractNum w:abstractNumId="13" w15:restartNumberingAfterBreak="0">
+  <w:abstractNum w:abstractNumId="14" w15:restartNumberingAfterBreak="0">
     <w:nsid w:val="38FF472C"/>
     <w:multiLevelType w:val="hybridMultilevel"/>
     <w:tmpl w:val="06F085A0"/>
@@ -1770,7 +1426,7 @@
       </w:pPr>
     </w:lvl>
   </w:abstractNum>
-  <w:abstractNum w:abstractNumId="14" w15:restartNumberingAfterBreak="0">
+  <w:abstractNum w:abstractNumId="15" w15:restartNumberingAfterBreak="0">
     <w:nsid w:val="39EA16F8"/>
     <w:multiLevelType w:val="hybridMultilevel"/>
     <w:tmpl w:val="E75AEF56"/>
@@ -1859,7 +1515,7 @@
       </w:pPr>
     </w:lvl>
   </w:abstractNum>
-  <w:abstractNum w:abstractNumId="15" w15:restartNumberingAfterBreak="0">
+  <w:abstractNum w:abstractNumId="16" w15:restartNumberingAfterBreak="0">
     <w:nsid w:val="3FF30ED6"/>
     <w:multiLevelType w:val="hybridMultilevel"/>
     <w:tmpl w:val="E95401DA"/>
@@ -1948,7 +1604,7 @@
       </w:pPr>
     </w:lvl>
   </w:abstractNum>
-  <w:abstractNum w:abstractNumId="16" w15:restartNumberingAfterBreak="0">
+  <w:abstractNum w:abstractNumId="17" w15:restartNumberingAfterBreak="0">
     <w:nsid w:val="4193788B"/>
     <w:multiLevelType w:val="hybridMultilevel"/>
     <w:tmpl w:val="E95401DA"/>
@@ -2037,7 +1693,7 @@
       </w:pPr>
     </w:lvl>
   </w:abstractNum>
-  <w:abstractNum w:abstractNumId="17" w15:restartNumberingAfterBreak="0">
+  <w:abstractNum w:abstractNumId="18" w15:restartNumberingAfterBreak="0">
     <w:nsid w:val="4F7B562C"/>
     <w:multiLevelType w:val="hybridMultilevel"/>
     <w:tmpl w:val="785CF232"/>
@@ -2126,7 +1782,7 @@
       </w:pPr>
     </w:lvl>
   </w:abstractNum>
-  <w:abstractNum w:abstractNumId="18" w15:restartNumberingAfterBreak="0">
+  <w:abstractNum w:abstractNumId="19" w15:restartNumberingAfterBreak="0">
     <w:nsid w:val="5286366B"/>
     <w:multiLevelType w:val="hybridMultilevel"/>
     <w:tmpl w:val="7FD2070C"/>
@@ -2215,7 +1871,7 @@
       </w:pPr>
     </w:lvl>
   </w:abstractNum>
-  <w:abstractNum w:abstractNumId="19" w15:restartNumberingAfterBreak="0">
+  <w:abstractNum w:abstractNumId="20" w15:restartNumberingAfterBreak="0">
     <w:nsid w:val="53C62639"/>
     <w:multiLevelType w:val="hybridMultilevel"/>
     <w:tmpl w:val="E95401DA"/>
@@ -2304,7 +1960,7 @@
       </w:pPr>
     </w:lvl>
   </w:abstractNum>
-  <w:abstractNum w:abstractNumId="20" w15:restartNumberingAfterBreak="0">
+  <w:abstractNum w:abstractNumId="21" w15:restartNumberingAfterBreak="0">
     <w:nsid w:val="5695598B"/>
     <w:multiLevelType w:val="hybridMultilevel"/>
     <w:tmpl w:val="688C552E"/>
@@ -2394,7 +2050,7 @@
       </w:pPr>
     </w:lvl>
   </w:abstractNum>
-  <w:abstractNum w:abstractNumId="21" w15:restartNumberingAfterBreak="0">
+  <w:abstractNum w:abstractNumId="22" w15:restartNumberingAfterBreak="0">
     <w:nsid w:val="57A33FE1"/>
     <w:multiLevelType w:val="hybridMultilevel"/>
     <w:tmpl w:val="785CF232"/>
@@ -2483,7 +2139,7 @@
       </w:pPr>
     </w:lvl>
   </w:abstractNum>
-  <w:abstractNum w:abstractNumId="22" w15:restartNumberingAfterBreak="0">
+  <w:abstractNum w:abstractNumId="23" w15:restartNumberingAfterBreak="0">
     <w:nsid w:val="57A52794"/>
     <w:multiLevelType w:val="hybridMultilevel"/>
     <w:tmpl w:val="BA5ABE36"/>
@@ -2572,7 +2228,7 @@
       </w:pPr>
     </w:lvl>
   </w:abstractNum>
-  <w:abstractNum w:abstractNumId="23" w15:restartNumberingAfterBreak="0">
+  <w:abstractNum w:abstractNumId="24" w15:restartNumberingAfterBreak="0">
     <w:nsid w:val="5FE35946"/>
     <w:multiLevelType w:val="hybridMultilevel"/>
     <w:tmpl w:val="785CF232"/>
@@ -2661,7 +2317,7 @@
       </w:pPr>
     </w:lvl>
   </w:abstractNum>
-  <w:abstractNum w:abstractNumId="24" w15:restartNumberingAfterBreak="0">
+  <w:abstractNum w:abstractNumId="25" w15:restartNumberingAfterBreak="0">
     <w:nsid w:val="603351E3"/>
     <w:multiLevelType w:val="hybridMultilevel"/>
     <w:tmpl w:val="96B2C9C2"/>
@@ -2751,7 +2407,7 @@
       </w:pPr>
     </w:lvl>
   </w:abstractNum>
-  <w:abstractNum w:abstractNumId="25" w15:restartNumberingAfterBreak="0">
+  <w:abstractNum w:abstractNumId="26" w15:restartNumberingAfterBreak="0">
     <w:nsid w:val="66C43830"/>
     <w:multiLevelType w:val="hybridMultilevel"/>
     <w:tmpl w:val="785CF232"/>
@@ -2840,7 +2496,7 @@
       </w:pPr>
     </w:lvl>
   </w:abstractNum>
-  <w:abstractNum w:abstractNumId="26" w15:restartNumberingAfterBreak="0">
+  <w:abstractNum w:abstractNumId="27" w15:restartNumberingAfterBreak="0">
     <w:nsid w:val="6CA824FA"/>
     <w:multiLevelType w:val="hybridMultilevel"/>
     <w:tmpl w:val="68D8C660"/>
@@ -2929,7 +2585,7 @@
       </w:pPr>
     </w:lvl>
   </w:abstractNum>
-  <w:abstractNum w:abstractNumId="27" w15:restartNumberingAfterBreak="0">
+  <w:abstractNum w:abstractNumId="28" w15:restartNumberingAfterBreak="0">
     <w:nsid w:val="70542362"/>
     <w:multiLevelType w:val="hybridMultilevel"/>
     <w:tmpl w:val="3E9C37F8"/>
@@ -3018,7 +2674,7 @@
       </w:pPr>
     </w:lvl>
   </w:abstractNum>
-  <w:abstractNum w:abstractNumId="28" w15:restartNumberingAfterBreak="0">
+  <w:abstractNum w:abstractNumId="29" w15:restartNumberingAfterBreak="0">
     <w:nsid w:val="75146021"/>
     <w:multiLevelType w:val="hybridMultilevel"/>
     <w:tmpl w:val="AEB619B4"/>
@@ -3107,7 +2763,7 @@
       </w:pPr>
     </w:lvl>
   </w:abstractNum>
-  <w:abstractNum w:abstractNumId="29" w15:restartNumberingAfterBreak="0">
+  <w:abstractNum w:abstractNumId="30" w15:restartNumberingAfterBreak="0">
     <w:nsid w:val="7BE02318"/>
     <w:multiLevelType w:val="hybridMultilevel"/>
     <w:tmpl w:val="3E9C37F8"/>
@@ -3196,7 +2852,7 @@
       </w:pPr>
     </w:lvl>
   </w:abstractNum>
-  <w:abstractNum w:abstractNumId="30" w15:restartNumberingAfterBreak="0">
+  <w:abstractNum w:abstractNumId="31" w15:restartNumberingAfterBreak="0">
     <w:nsid w:val="7E7777FF"/>
     <w:multiLevelType w:val="hybridMultilevel"/>
     <w:tmpl w:val="3E9C37F8"/>
@@ -3285,105 +2941,108 @@
       </w:pPr>
     </w:lvl>
   </w:abstractNum>
-  <w:num w:numId="1" w16cid:durableId="571161513">
+  <w:num w:numId="1">
+    <w:abstractNumId w:val="11"/>
+  </w:num>
+  <w:num w:numId="2">
+    <w:abstractNumId w:val="18"/>
+  </w:num>
+  <w:num w:numId="3">
+    <w:abstractNumId w:val="19"/>
+  </w:num>
+  <w:num w:numId="4">
+    <w:abstractNumId w:val="21"/>
+  </w:num>
+  <w:num w:numId="5">
+    <w:abstractNumId w:val="31"/>
+  </w:num>
+  <w:num w:numId="6">
+    <w:abstractNumId w:val="12"/>
+  </w:num>
+  <w:num w:numId="7">
+    <w:abstractNumId w:val="28"/>
+  </w:num>
+  <w:num w:numId="8">
+    <w:abstractNumId w:val="1"/>
+  </w:num>
+  <w:num w:numId="9">
+    <w:abstractNumId w:val="30"/>
+  </w:num>
+  <w:num w:numId="10">
+    <w:abstractNumId w:val="16"/>
+  </w:num>
+  <w:num w:numId="11">
+    <w:abstractNumId w:val="17"/>
+  </w:num>
+  <w:num w:numId="12">
+    <w:abstractNumId w:val="20"/>
+  </w:num>
+  <w:num w:numId="13">
+    <w:abstractNumId w:val="25"/>
+  </w:num>
+  <w:num w:numId="14">
+    <w:abstractNumId w:val="29"/>
+  </w:num>
+  <w:num w:numId="15">
+    <w:abstractNumId w:val="15"/>
+  </w:num>
+  <w:num w:numId="16">
+    <w:abstractNumId w:val="3"/>
+  </w:num>
+  <w:num w:numId="17">
+    <w:abstractNumId w:val="26"/>
+  </w:num>
+  <w:num w:numId="18">
+    <w:abstractNumId w:val="9"/>
+  </w:num>
+  <w:num w:numId="19">
+    <w:abstractNumId w:val="22"/>
+  </w:num>
+  <w:num w:numId="20">
+    <w:abstractNumId w:val="4"/>
+  </w:num>
+  <w:num w:numId="21">
+    <w:abstractNumId w:val="24"/>
+  </w:num>
+  <w:num w:numId="22">
+    <w:abstractNumId w:val="23"/>
+  </w:num>
+  <w:num w:numId="23">
+    <w:abstractNumId w:val="27"/>
+  </w:num>
+  <w:num w:numId="24">
+    <w:abstractNumId w:val="7"/>
+  </w:num>
+  <w:num w:numId="25">
+    <w:abstractNumId w:val="14"/>
+  </w:num>
+  <w:num w:numId="26">
     <w:abstractNumId w:val="10"/>
   </w:num>
-  <w:num w:numId="2" w16cid:durableId="707997496">
-    <w:abstractNumId w:val="17"/>
+  <w:num w:numId="27">
+    <w:abstractNumId w:val="5"/>
   </w:num>
-  <w:num w:numId="3" w16cid:durableId="702289099">
-    <w:abstractNumId w:val="18"/>
+  <w:num w:numId="28">
+    <w:abstractNumId w:val="13"/>
   </w:num>
-  <w:num w:numId="4" w16cid:durableId="500582399">
-    <w:abstractNumId w:val="20"/>
-  </w:num>
-  <w:num w:numId="5" w16cid:durableId="146824236">
-    <w:abstractNumId w:val="30"/>
-  </w:num>
-  <w:num w:numId="6" w16cid:durableId="96409586">
-    <w:abstractNumId w:val="11"/>
-  </w:num>
-  <w:num w:numId="7" w16cid:durableId="2125226435">
-    <w:abstractNumId w:val="27"/>
-  </w:num>
-  <w:num w:numId="8" w16cid:durableId="910039238">
-    <w:abstractNumId w:val="1"/>
-  </w:num>
-  <w:num w:numId="9" w16cid:durableId="1175195242">
-    <w:abstractNumId w:val="29"/>
-  </w:num>
-  <w:num w:numId="10" w16cid:durableId="1816146168">
-    <w:abstractNumId w:val="15"/>
-  </w:num>
-  <w:num w:numId="11" w16cid:durableId="2115830082">
-    <w:abstractNumId w:val="16"/>
-  </w:num>
-  <w:num w:numId="12" w16cid:durableId="1150293631">
-    <w:abstractNumId w:val="19"/>
-  </w:num>
-  <w:num w:numId="13" w16cid:durableId="483131695">
-    <w:abstractNumId w:val="24"/>
-  </w:num>
-  <w:num w:numId="14" w16cid:durableId="1847330733">
-    <w:abstractNumId w:val="28"/>
-  </w:num>
-  <w:num w:numId="15" w16cid:durableId="1316183964">
-    <w:abstractNumId w:val="14"/>
-  </w:num>
-  <w:num w:numId="16" w16cid:durableId="1662394132">
-    <w:abstractNumId w:val="2"/>
-  </w:num>
-  <w:num w:numId="17" w16cid:durableId="635917361">
-    <w:abstractNumId w:val="25"/>
-  </w:num>
-  <w:num w:numId="18" w16cid:durableId="345599051">
+  <w:num w:numId="29">
     <w:abstractNumId w:val="8"/>
   </w:num>
-  <w:num w:numId="19" w16cid:durableId="222908705">
-    <w:abstractNumId w:val="21"/>
-  </w:num>
-  <w:num w:numId="20" w16cid:durableId="331883535">
-    <w:abstractNumId w:val="3"/>
-  </w:num>
-  <w:num w:numId="21" w16cid:durableId="1389844424">
-    <w:abstractNumId w:val="23"/>
-  </w:num>
-  <w:num w:numId="22" w16cid:durableId="1011833490">
-    <w:abstractNumId w:val="22"/>
-  </w:num>
-  <w:num w:numId="23" w16cid:durableId="274409004">
-    <w:abstractNumId w:val="26"/>
-  </w:num>
-  <w:num w:numId="24" w16cid:durableId="1166479703">
+  <w:num w:numId="30">
     <w:abstractNumId w:val="6"/>
   </w:num>
-  <w:num w:numId="25" w16cid:durableId="1504511436">
-    <w:abstractNumId w:val="13"/>
+  <w:num w:numId="31">
+    <w:abstractNumId w:val="0"/>
   </w:num>
-  <w:num w:numId="26" w16cid:durableId="1511406189">
-    <w:abstractNumId w:val="9"/>
-  </w:num>
-  <w:num w:numId="27" w16cid:durableId="174268864">
-    <w:abstractNumId w:val="4"/>
-  </w:num>
-  <w:num w:numId="28" w16cid:durableId="791631351">
-    <w:abstractNumId w:val="12"/>
-  </w:num>
-  <w:num w:numId="29" w16cid:durableId="199392906">
-    <w:abstractNumId w:val="7"/>
-  </w:num>
-  <w:num w:numId="30" w16cid:durableId="1972638561">
-    <w:abstractNumId w:val="5"/>
-  </w:num>
-  <w:num w:numId="31" w16cid:durableId="238101068">
-    <w:abstractNumId w:val="0"/>
+  <w:num w:numId="32">
+    <w:abstractNumId w:val="2"/>
   </w:num>
   <w:numIdMacAtCleanup w:val="3"/>
 </w:numbering>
 </file>
 
 <file path=word/styles.xml><?xml version="1.0" encoding="utf-8"?>
-<w:styles xmlns:mc="http://schemas.openxmlformats.org/markup-compatibility/2006" xmlns:r="http://schemas.openxmlformats.org/officeDocument/2006/relationships" xmlns:w="http://schemas.openxmlformats.org/wordprocessingml/2006/main" xmlns:w14="http://schemas.microsoft.com/office/word/2010/wordml" xmlns:w15="http://schemas.microsoft.com/office/word/2012/wordml" xmlns:w16cex="http://schemas.microsoft.com/office/word/2018/wordml/cex" xmlns:w16cid="http://schemas.microsoft.com/office/word/2016/wordml/cid" xmlns:w16="http://schemas.microsoft.com/office/word/2018/wordml" xmlns:w16du="http://schemas.microsoft.com/office/word/2023/wordml/word16du" xmlns:w16sdtdh="http://schemas.microsoft.com/office/word/2020/wordml/sdtdatahash" xmlns:w16se="http://schemas.microsoft.com/office/word/2015/wordml/symex" mc:Ignorable="w14 w15 w16se w16cid w16 w16cex w16sdtdh w16du">
+<w:styles xmlns:mc="http://schemas.openxmlformats.org/markup-compatibility/2006" xmlns:r="http://schemas.openxmlformats.org/officeDocument/2006/relationships" xmlns:w="http://schemas.openxmlformats.org/wordprocessingml/2006/main" xmlns:w14="http://schemas.microsoft.com/office/word/2010/wordml" xmlns:w15="http://schemas.microsoft.com/office/word/2012/wordml" xmlns:w16cex="http://schemas.microsoft.com/office/word/2018/wordml/cex" xmlns:w16cid="http://schemas.microsoft.com/office/word/2016/wordml/cid" xmlns:w16="http://schemas.microsoft.com/office/word/2018/wordml" xmlns:w16se="http://schemas.microsoft.com/office/word/2015/wordml/symex" mc:Ignorable="w14 w15 w16se w16cid w16 w16cex">
   <w:docDefaults>
     <w:rPrDefault>
       <w:rPr>
@@ -5598,8 +5257,8 @@
     <w:name w:val="stat12"/>
     <w:rsid w:val="00303AEF"/>
   </w:style>
-  <w:style w:type="character" w:styleId="aff">
-    <w:name w:val="Unresolved Mention"/>
+  <w:style w:type="character" w:customStyle="1" w:styleId="1b">
+    <w:name w:val="Неразрешенное упоминание1"/>
     <w:basedOn w:val="a0"/>
     <w:uiPriority w:val="99"/>
     <w:semiHidden/>
@@ -5899,11 +5558,11 @@
 </file>
 
 <file path=customXml/item1.xml><?xml version="1.0" encoding="utf-8"?>
-<b:Sources xmlns:b="http://schemas.openxmlformats.org/officeDocument/2006/bibliography" xmlns="http://schemas.openxmlformats.org/officeDocument/2006/bibliography" SelectedStyle="\APA.XSL" StyleName="APA Fifth Edition"/>
+<b:Sources xmlns:b="http://schemas.openxmlformats.org/officeDocument/2006/bibliography" xmlns="http://schemas.openxmlformats.org/officeDocument/2006/bibliography" SelectedStyle="\APA.XSL" StyleName="APA"/>
 </file>
 
 <file path=customXml/itemProps1.xml><?xml version="1.0" encoding="utf-8"?>
-<ds:datastoreItem xmlns:ds="http://schemas.openxmlformats.org/officeDocument/2006/customXml" ds:itemID="{4DC79F42-202D-486A-B50C-420A69BEC8FD}">
+<ds:datastoreItem xmlns:ds="http://schemas.openxmlformats.org/officeDocument/2006/customXml" ds:itemID="{4FDC9042-074C-49F6-838A-BACBC9CB808A}">
   <ds:schemaRefs>
     <ds:schemaRef ds:uri="http://schemas.openxmlformats.org/officeDocument/2006/bibliography"/>
   </ds:schemaRefs>

--- a/data/templates/Стройфинансгрупп.docx
+++ b/data/templates/Стройфинансгрупп.docx
@@ -1,17 +1,76 @@
 
 <file path=word/document.xml><?xml version="1.0" encoding="utf-8"?>
-<w:document xmlns:wpc="http://schemas.microsoft.com/office/word/2010/wordprocessingCanvas" xmlns:cx="http://schemas.microsoft.com/office/drawing/2014/chartex" xmlns:cx1="http://schemas.microsoft.com/office/drawing/2015/9/8/chartex" xmlns:cx2="http://schemas.microsoft.com/office/drawing/2015/10/21/chartex" xmlns:cx3="http://schemas.microsoft.com/office/drawing/2016/5/9/chartex" xmlns:cx4="http://schemas.microsoft.com/office/drawing/2016/5/10/chartex" xmlns:cx5="http://schemas.microsoft.com/office/drawing/2016/5/11/chartex" xmlns:cx6="http://schemas.microsoft.com/office/drawing/2016/5/12/chartex" xmlns:cx7="http://schemas.microsoft.com/office/drawing/2016/5/13/chartex" xmlns:cx8="http://schemas.microsoft.com/office/drawing/2016/5/14/chartex" xmlns:mc="http://schemas.openxmlformats.org/markup-compatibility/2006" xmlns:aink="http://schemas.microsoft.com/office/drawing/2016/ink" xmlns:am3d="http://schemas.microsoft.com/office/drawing/2017/model3d" xmlns:o="urn:schemas-microsoft-com:office:office" xmlns:r="http://schemas.openxmlformats.org/officeDocument/2006/relationships" xmlns:m="http://schemas.openxmlformats.org/officeDocument/2006/math" xmlns:v="urn:schemas-microsoft-com:vml" xmlns:wp14="http://schemas.microsoft.com/office/word/2010/wordprocessingDrawing" xmlns:wp="http://schemas.openxmlformats.org/drawingml/2006/wordprocessingDrawing" xmlns:w10="urn:schemas-microsoft-com:office:word" xmlns:w="http://schemas.openxmlformats.org/wordprocessingml/2006/main" xmlns:w14="http://schemas.microsoft.com/office/word/2010/wordml" xmlns:w15="http://schemas.microsoft.com/office/word/2012/wordml" xmlns:w16cex="http://schemas.microsoft.com/office/word/2018/wordml/cex" xmlns:w16cid="http://schemas.microsoft.com/office/word/2016/wordml/cid" xmlns:w16="http://schemas.microsoft.com/office/word/2018/wordml" xmlns:w16se="http://schemas.microsoft.com/office/word/2015/wordml/symex" xmlns:wpg="http://schemas.microsoft.com/office/word/2010/wordprocessingGroup" xmlns:wpi="http://schemas.microsoft.com/office/word/2010/wordprocessingInk" xmlns:wne="http://schemas.microsoft.com/office/word/2006/wordml" xmlns:wps="http://schemas.microsoft.com/office/word/2010/wordprocessingShape" mc:Ignorable="w14 w15 w16se w16cid w16 w16cex wp14">
+<w:document xmlns:wpc="http://schemas.microsoft.com/office/word/2010/wordprocessingCanvas" xmlns:cx="http://schemas.microsoft.com/office/drawing/2014/chartex" xmlns:cx1="http://schemas.microsoft.com/office/drawing/2015/9/8/chartex" xmlns:cx2="http://schemas.microsoft.com/office/drawing/2015/10/21/chartex" xmlns:cx3="http://schemas.microsoft.com/office/drawing/2016/5/9/chartex" xmlns:cx4="http://schemas.microsoft.com/office/drawing/2016/5/10/chartex" xmlns:cx5="http://schemas.microsoft.com/office/drawing/2016/5/11/chartex" xmlns:cx6="http://schemas.microsoft.com/office/drawing/2016/5/12/chartex" xmlns:cx7="http://schemas.microsoft.com/office/drawing/2016/5/13/chartex" xmlns:cx8="http://schemas.microsoft.com/office/drawing/2016/5/14/chartex" xmlns:mc="http://schemas.openxmlformats.org/markup-compatibility/2006" xmlns:aink="http://schemas.microsoft.com/office/drawing/2016/ink" xmlns:am3d="http://schemas.microsoft.com/office/drawing/2017/model3d" xmlns:o="urn:schemas-microsoft-com:office:office" xmlns:oel="http://schemas.microsoft.com/office/2019/extlst" xmlns:r="http://schemas.openxmlformats.org/officeDocument/2006/relationships" xmlns:m="http://schemas.openxmlformats.org/officeDocument/2006/math" xmlns:v="urn:schemas-microsoft-com:vml" xmlns:wp14="http://schemas.microsoft.com/office/word/2010/wordprocessingDrawing" xmlns:wp="http://schemas.openxmlformats.org/drawingml/2006/wordprocessingDrawing" xmlns:w10="urn:schemas-microsoft-com:office:word" xmlns:w="http://schemas.openxmlformats.org/wordprocessingml/2006/main" xmlns:w14="http://schemas.microsoft.com/office/word/2010/wordml" xmlns:w15="http://schemas.microsoft.com/office/word/2012/wordml" xmlns:w16cex="http://schemas.microsoft.com/office/word/2018/wordml/cex" xmlns:w16cid="http://schemas.microsoft.com/office/word/2016/wordml/cid" xmlns:w16="http://schemas.microsoft.com/office/word/2018/wordml" xmlns:w16du="http://schemas.microsoft.com/office/word/2023/wordml/word16du" xmlns:w16sdtdh="http://schemas.microsoft.com/office/word/2020/wordml/sdtdatahash" xmlns:w16se="http://schemas.microsoft.com/office/word/2015/wordml/symex" xmlns:wpg="http://schemas.microsoft.com/office/word/2010/wordprocessingGroup" xmlns:wpi="http://schemas.microsoft.com/office/word/2010/wordprocessingInk" xmlns:wne="http://schemas.microsoft.com/office/word/2006/wordml" xmlns:wps="http://schemas.microsoft.com/office/word/2010/wordprocessingShape" mc:Ignorable="w14 w15 w16se w16cid w16 w16cex w16sdtdh w16du wp14">
   <w:body>
     <w:p>
+      <w:pPr>
+        <w:spacing w:after="0" w:line="240" w:lineRule="auto"/>
+        <w:jc w:val="center"/>
+        <w:rPr>
+          <w:rFonts w:ascii="Times New Roman" w:hAnsi="Times New Roman" w:cs="Times New Roman"/>
+          <w:b w:val="1"/>
+          <w:bCs w:val="1"/>
+          <w:sz w:val="20"/>
+          <w:szCs w:val="20"/>
+        </w:rPr>
+      </w:pPr>
       <w:r>
-        <w:t xml:space="preserve">Отчёт строительного контроля по подрядчику ООО « Стройфинансгрупп» за </w:t>
+        <w:rPr>
+          <w:rFonts w:ascii="Times New Roman" w:hAnsi="Times New Roman" w:cs="Times New Roman"/>
+          <w:b w:val="1"/>
+          <w:bCs w:val="1"/>
+          <w:sz w:val="20"/>
+          <w:szCs w:val="20"/>
+        </w:rPr>
+        <w:t>Отчёт строительного контроля по подрядчику ООО «</w:t>
+      </w:r>
+      <w:r>
+        <w:rPr>
+          <w:rFonts w:ascii="Times New Roman" w:hAnsi="Times New Roman" w:cs="Times New Roman"/>
+          <w:b w:val="1"/>
+          <w:bCs w:val="1"/>
+          <w:sz w:val="20"/>
+          <w:szCs w:val="20"/>
+        </w:rPr>
+        <w:t xml:space="preserve"> </w:t>
+      </w:r>
+      <w:r>
+        <w:rPr>
+          <w:rFonts w:ascii="Times New Roman" w:hAnsi="Times New Roman" w:cs="Times New Roman"/>
+          <w:b w:val="1"/>
+          <w:bCs w:val="1"/>
+          <w:sz w:val="20"/>
+          <w:szCs w:val="20"/>
+        </w:rPr>
+        <w:t>Стройфинансгрупп</w:t>
+      </w:r>
+      <w:r>
+        <w:rPr>
+          <w:rFonts w:ascii="Times New Roman" w:hAnsi="Times New Roman" w:cs="Times New Roman"/>
+          <w:b w:val="1"/>
+          <w:bCs w:val="1"/>
+          <w:sz w:val="20"/>
+          <w:szCs w:val="20"/>
+        </w:rPr>
+        <w:t xml:space="preserve">» за </w:t>
       </w:r>
     </w:p>
-    <w:p/>
+    <w:p>
+      <w:pPr>
+        <w:spacing w:after="0" w:line="240" w:lineRule="auto"/>
+        <w:jc w:val="center"/>
+        <w:rPr>
+          <w:rFonts w:ascii="Times New Roman" w:hAnsi="Times New Roman" w:cs="Times New Roman"/>
+          <w:bCs/>
+          <w:sz w:val="20"/>
+          <w:szCs w:val="20"/>
+        </w:rPr>
+      </w:pPr>
+    </w:p>
     <w:sectPr>
+      <w:pgMar w:top="284" w:right="567" w:bottom="567" w:left="1134" w:header="284" w:footer="709" w:gutter="0"/>
       <w:headerReference w:type="default" r:id="rId8"/>
-      <w:pgSz w:w="11906" w:h="16838"/>
-      <w:pgMar w:top="284" w:right="567" w:bottom="567" w:left="1134" w:header="284" w:footer="709" w:gutter="0"/>
+      <w:pgSz w:w="11906" w:h="16838" w:orient="portrait"/>
       <w:cols w:space="708"/>
       <w:docGrid w:linePitch="360"/>
     </w:sectPr>
@@ -20,7 +79,7 @@
 </file>
 
 <file path=word/endnotes.xml><?xml version="1.0" encoding="utf-8"?>
-<w:endnotes xmlns:wpc="http://schemas.microsoft.com/office/word/2010/wordprocessingCanvas" xmlns:cx="http://schemas.microsoft.com/office/drawing/2014/chartex" xmlns:cx1="http://schemas.microsoft.com/office/drawing/2015/9/8/chartex" xmlns:cx2="http://schemas.microsoft.com/office/drawing/2015/10/21/chartex" xmlns:cx3="http://schemas.microsoft.com/office/drawing/2016/5/9/chartex" xmlns:cx4="http://schemas.microsoft.com/office/drawing/2016/5/10/chartex" xmlns:cx5="http://schemas.microsoft.com/office/drawing/2016/5/11/chartex" xmlns:cx6="http://schemas.microsoft.com/office/drawing/2016/5/12/chartex" xmlns:cx7="http://schemas.microsoft.com/office/drawing/2016/5/13/chartex" xmlns:cx8="http://schemas.microsoft.com/office/drawing/2016/5/14/chartex" xmlns:mc="http://schemas.openxmlformats.org/markup-compatibility/2006" xmlns:aink="http://schemas.microsoft.com/office/drawing/2016/ink" xmlns:am3d="http://schemas.microsoft.com/office/drawing/2017/model3d" xmlns:o="urn:schemas-microsoft-com:office:office" xmlns:r="http://schemas.openxmlformats.org/officeDocument/2006/relationships" xmlns:m="http://schemas.openxmlformats.org/officeDocument/2006/math" xmlns:v="urn:schemas-microsoft-com:vml" xmlns:wp14="http://schemas.microsoft.com/office/word/2010/wordprocessingDrawing" xmlns:wp="http://schemas.openxmlformats.org/drawingml/2006/wordprocessingDrawing" xmlns:w10="urn:schemas-microsoft-com:office:word" xmlns:w="http://schemas.openxmlformats.org/wordprocessingml/2006/main" xmlns:w14="http://schemas.microsoft.com/office/word/2010/wordml" xmlns:w15="http://schemas.microsoft.com/office/word/2012/wordml" xmlns:w16cex="http://schemas.microsoft.com/office/word/2018/wordml/cex" xmlns:w16cid="http://schemas.microsoft.com/office/word/2016/wordml/cid" xmlns:w16="http://schemas.microsoft.com/office/word/2018/wordml" xmlns:w16se="http://schemas.microsoft.com/office/word/2015/wordml/symex" xmlns:wpg="http://schemas.microsoft.com/office/word/2010/wordprocessingGroup" xmlns:wpi="http://schemas.microsoft.com/office/word/2010/wordprocessingInk" xmlns:wne="http://schemas.microsoft.com/office/word/2006/wordml" xmlns:wps="http://schemas.microsoft.com/office/word/2010/wordprocessingShape" mc:Ignorable="w14 w15 w16se w16cid w16 w16cex wp14">
+<w:endnotes xmlns:wpc="http://schemas.microsoft.com/office/word/2010/wordprocessingCanvas" xmlns:cx="http://schemas.microsoft.com/office/drawing/2014/chartex" xmlns:cx1="http://schemas.microsoft.com/office/drawing/2015/9/8/chartex" xmlns:cx2="http://schemas.microsoft.com/office/drawing/2015/10/21/chartex" xmlns:cx3="http://schemas.microsoft.com/office/drawing/2016/5/9/chartex" xmlns:cx4="http://schemas.microsoft.com/office/drawing/2016/5/10/chartex" xmlns:cx5="http://schemas.microsoft.com/office/drawing/2016/5/11/chartex" xmlns:cx6="http://schemas.microsoft.com/office/drawing/2016/5/12/chartex" xmlns:cx7="http://schemas.microsoft.com/office/drawing/2016/5/13/chartex" xmlns:cx8="http://schemas.microsoft.com/office/drawing/2016/5/14/chartex" xmlns:mc="http://schemas.openxmlformats.org/markup-compatibility/2006" xmlns:aink="http://schemas.microsoft.com/office/drawing/2016/ink" xmlns:am3d="http://schemas.microsoft.com/office/drawing/2017/model3d" xmlns:o="urn:schemas-microsoft-com:office:office" xmlns:oel="http://schemas.microsoft.com/office/2019/extlst" xmlns:r="http://schemas.openxmlformats.org/officeDocument/2006/relationships" xmlns:m="http://schemas.openxmlformats.org/officeDocument/2006/math" xmlns:v="urn:schemas-microsoft-com:vml" xmlns:wp14="http://schemas.microsoft.com/office/word/2010/wordprocessingDrawing" xmlns:wp="http://schemas.openxmlformats.org/drawingml/2006/wordprocessingDrawing" xmlns:w10="urn:schemas-microsoft-com:office:word" xmlns:w="http://schemas.openxmlformats.org/wordprocessingml/2006/main" xmlns:w14="http://schemas.microsoft.com/office/word/2010/wordml" xmlns:w15="http://schemas.microsoft.com/office/word/2012/wordml" xmlns:w16cex="http://schemas.microsoft.com/office/word/2018/wordml/cex" xmlns:w16cid="http://schemas.microsoft.com/office/word/2016/wordml/cid" xmlns:w16="http://schemas.microsoft.com/office/word/2018/wordml" xmlns:w16du="http://schemas.microsoft.com/office/word/2023/wordml/word16du" xmlns:w16sdtdh="http://schemas.microsoft.com/office/word/2020/wordml/sdtdatahash" xmlns:w16se="http://schemas.microsoft.com/office/word/2015/wordml/symex" xmlns:wpg="http://schemas.microsoft.com/office/word/2010/wordprocessingGroup" xmlns:wpi="http://schemas.microsoft.com/office/word/2010/wordprocessingInk" xmlns:wne="http://schemas.microsoft.com/office/word/2006/wordml" xmlns:wps="http://schemas.microsoft.com/office/word/2010/wordprocessingShape" mc:Ignorable="w14 w15 w16se w16cid w16 w16cex w16sdtdh w16du wp14">
   <w:endnote w:type="separator" w:id="-1">
     <w:p>
       <w:pPr>
@@ -45,7 +104,7 @@
 </file>
 
 <file path=word/footnotes.xml><?xml version="1.0" encoding="utf-8"?>
-<w:footnotes xmlns:wpc="http://schemas.microsoft.com/office/word/2010/wordprocessingCanvas" xmlns:cx="http://schemas.microsoft.com/office/drawing/2014/chartex" xmlns:cx1="http://schemas.microsoft.com/office/drawing/2015/9/8/chartex" xmlns:cx2="http://schemas.microsoft.com/office/drawing/2015/10/21/chartex" xmlns:cx3="http://schemas.microsoft.com/office/drawing/2016/5/9/chartex" xmlns:cx4="http://schemas.microsoft.com/office/drawing/2016/5/10/chartex" xmlns:cx5="http://schemas.microsoft.com/office/drawing/2016/5/11/chartex" xmlns:cx6="http://schemas.microsoft.com/office/drawing/2016/5/12/chartex" xmlns:cx7="http://schemas.microsoft.com/office/drawing/2016/5/13/chartex" xmlns:cx8="http://schemas.microsoft.com/office/drawing/2016/5/14/chartex" xmlns:mc="http://schemas.openxmlformats.org/markup-compatibility/2006" xmlns:aink="http://schemas.microsoft.com/office/drawing/2016/ink" xmlns:am3d="http://schemas.microsoft.com/office/drawing/2017/model3d" xmlns:o="urn:schemas-microsoft-com:office:office" xmlns:r="http://schemas.openxmlformats.org/officeDocument/2006/relationships" xmlns:m="http://schemas.openxmlformats.org/officeDocument/2006/math" xmlns:v="urn:schemas-microsoft-com:vml" xmlns:wp14="http://schemas.microsoft.com/office/word/2010/wordprocessingDrawing" xmlns:wp="http://schemas.openxmlformats.org/drawingml/2006/wordprocessingDrawing" xmlns:w10="urn:schemas-microsoft-com:office:word" xmlns:w="http://schemas.openxmlformats.org/wordprocessingml/2006/main" xmlns:w14="http://schemas.microsoft.com/office/word/2010/wordml" xmlns:w15="http://schemas.microsoft.com/office/word/2012/wordml" xmlns:w16cex="http://schemas.microsoft.com/office/word/2018/wordml/cex" xmlns:w16cid="http://schemas.microsoft.com/office/word/2016/wordml/cid" xmlns:w16="http://schemas.microsoft.com/office/word/2018/wordml" xmlns:w16se="http://schemas.microsoft.com/office/word/2015/wordml/symex" xmlns:wpg="http://schemas.microsoft.com/office/word/2010/wordprocessingGroup" xmlns:wpi="http://schemas.microsoft.com/office/word/2010/wordprocessingInk" xmlns:wne="http://schemas.microsoft.com/office/word/2006/wordml" xmlns:wps="http://schemas.microsoft.com/office/word/2010/wordprocessingShape" mc:Ignorable="w14 w15 w16se w16cid w16 w16cex wp14">
+<w:footnotes xmlns:wpc="http://schemas.microsoft.com/office/word/2010/wordprocessingCanvas" xmlns:cx="http://schemas.microsoft.com/office/drawing/2014/chartex" xmlns:cx1="http://schemas.microsoft.com/office/drawing/2015/9/8/chartex" xmlns:cx2="http://schemas.microsoft.com/office/drawing/2015/10/21/chartex" xmlns:cx3="http://schemas.microsoft.com/office/drawing/2016/5/9/chartex" xmlns:cx4="http://schemas.microsoft.com/office/drawing/2016/5/10/chartex" xmlns:cx5="http://schemas.microsoft.com/office/drawing/2016/5/11/chartex" xmlns:cx6="http://schemas.microsoft.com/office/drawing/2016/5/12/chartex" xmlns:cx7="http://schemas.microsoft.com/office/drawing/2016/5/13/chartex" xmlns:cx8="http://schemas.microsoft.com/office/drawing/2016/5/14/chartex" xmlns:mc="http://schemas.openxmlformats.org/markup-compatibility/2006" xmlns:aink="http://schemas.microsoft.com/office/drawing/2016/ink" xmlns:am3d="http://schemas.microsoft.com/office/drawing/2017/model3d" xmlns:o="urn:schemas-microsoft-com:office:office" xmlns:oel="http://schemas.microsoft.com/office/2019/extlst" xmlns:r="http://schemas.openxmlformats.org/officeDocument/2006/relationships" xmlns:m="http://schemas.openxmlformats.org/officeDocument/2006/math" xmlns:v="urn:schemas-microsoft-com:vml" xmlns:wp14="http://schemas.microsoft.com/office/word/2010/wordprocessingDrawing" xmlns:wp="http://schemas.openxmlformats.org/drawingml/2006/wordprocessingDrawing" xmlns:w10="urn:schemas-microsoft-com:office:word" xmlns:w="http://schemas.openxmlformats.org/wordprocessingml/2006/main" xmlns:w14="http://schemas.microsoft.com/office/word/2010/wordml" xmlns:w15="http://schemas.microsoft.com/office/word/2012/wordml" xmlns:w16cex="http://schemas.microsoft.com/office/word/2018/wordml/cex" xmlns:w16cid="http://schemas.microsoft.com/office/word/2016/wordml/cid" xmlns:w16="http://schemas.microsoft.com/office/word/2018/wordml" xmlns:w16du="http://schemas.microsoft.com/office/word/2023/wordml/word16du" xmlns:w16sdtdh="http://schemas.microsoft.com/office/word/2020/wordml/sdtdatahash" xmlns:w16se="http://schemas.microsoft.com/office/word/2015/wordml/symex" xmlns:wpg="http://schemas.microsoft.com/office/word/2010/wordprocessingGroup" xmlns:wpi="http://schemas.microsoft.com/office/word/2010/wordprocessingInk" xmlns:wne="http://schemas.microsoft.com/office/word/2006/wordml" xmlns:wps="http://schemas.microsoft.com/office/word/2010/wordprocessingShape" mc:Ignorable="w14 w15 w16se w16cid w16 w16cex w16sdtdh w16du wp14">
   <w:footnote w:type="separator" w:id="-1">
     <w:p>
       <w:pPr>
@@ -70,7 +129,414 @@
 </file>
 
 <file path=word/header1.xml><?xml version="1.0" encoding="utf-8"?>
-<w:hdr xmlns:wpc="http://schemas.microsoft.com/office/word/2010/wordprocessingCanvas" xmlns:cx="http://schemas.microsoft.com/office/drawing/2014/chartex" xmlns:cx1="http://schemas.microsoft.com/office/drawing/2015/9/8/chartex" xmlns:cx2="http://schemas.microsoft.com/office/drawing/2015/10/21/chartex" xmlns:cx3="http://schemas.microsoft.com/office/drawing/2016/5/9/chartex" xmlns:cx4="http://schemas.microsoft.com/office/drawing/2016/5/10/chartex" xmlns:cx5="http://schemas.microsoft.com/office/drawing/2016/5/11/chartex" xmlns:cx6="http://schemas.microsoft.com/office/drawing/2016/5/12/chartex" xmlns:cx7="http://schemas.microsoft.com/office/drawing/2016/5/13/chartex" xmlns:cx8="http://schemas.microsoft.com/office/drawing/2016/5/14/chartex" xmlns:mc="http://schemas.openxmlformats.org/markup-compatibility/2006" xmlns:aink="http://schemas.microsoft.com/office/drawing/2016/ink" xmlns:am3d="http://schemas.microsoft.com/office/drawing/2017/model3d" xmlns:o="urn:schemas-microsoft-com:office:office" xmlns:r="http://schemas.openxmlformats.org/officeDocument/2006/relationships" xmlns:m="http://schemas.openxmlformats.org/officeDocument/2006/math" xmlns:v="urn:schemas-microsoft-com:vml" xmlns:wp14="http://schemas.microsoft.com/office/word/2010/wordprocessingDrawing" xmlns:wp="http://schemas.openxmlformats.org/drawingml/2006/wordprocessingDrawing" xmlns:w10="urn:schemas-microsoft-com:office:word" xmlns:w="http://schemas.openxmlformats.org/wordprocessingml/2006/main" xmlns:w14="http://schemas.microsoft.com/office/word/2010/wordml" xmlns:w15="http://schemas.microsoft.com/office/word/2012/wordml" xmlns:w16cex="http://schemas.microsoft.com/office/word/2018/wordml/cex" xmlns:w16cid="http://schemas.microsoft.com/office/word/2016/wordml/cid" xmlns:w16="http://schemas.microsoft.com/office/word/2018/wordml" xmlns:w16se="http://schemas.microsoft.com/office/word/2015/wordml/symex" xmlns:wpg="http://schemas.microsoft.com/office/word/2010/wordprocessingGroup" xmlns:wpi="http://schemas.microsoft.com/office/word/2010/wordprocessingInk" xmlns:wne="http://schemas.microsoft.com/office/word/2006/wordml" xmlns:wps="http://schemas.microsoft.com/office/word/2010/wordprocessingShape" mc:Ignorable="w14 w15 w16se w16cid w16 w16cex wp14">
+<w:hdr xmlns:wpc="http://schemas.microsoft.com/office/word/2010/wordprocessingCanvas" xmlns:cx="http://schemas.microsoft.com/office/drawing/2014/chartex" xmlns:cx1="http://schemas.microsoft.com/office/drawing/2015/9/8/chartex" xmlns:cx2="http://schemas.microsoft.com/office/drawing/2015/10/21/chartex" xmlns:cx3="http://schemas.microsoft.com/office/drawing/2016/5/9/chartex" xmlns:cx4="http://schemas.microsoft.com/office/drawing/2016/5/10/chartex" xmlns:cx5="http://schemas.microsoft.com/office/drawing/2016/5/11/chartex" xmlns:cx6="http://schemas.microsoft.com/office/drawing/2016/5/12/chartex" xmlns:cx7="http://schemas.microsoft.com/office/drawing/2016/5/13/chartex" xmlns:cx8="http://schemas.microsoft.com/office/drawing/2016/5/14/chartex" xmlns:mc="http://schemas.openxmlformats.org/markup-compatibility/2006" xmlns:aink="http://schemas.microsoft.com/office/drawing/2016/ink" xmlns:am3d="http://schemas.microsoft.com/office/drawing/2017/model3d" xmlns:o="urn:schemas-microsoft-com:office:office" xmlns:oel="http://schemas.microsoft.com/office/2019/extlst" xmlns:r="http://schemas.openxmlformats.org/officeDocument/2006/relationships" xmlns:m="http://schemas.openxmlformats.org/officeDocument/2006/math" xmlns:v="urn:schemas-microsoft-com:vml" xmlns:wp14="http://schemas.microsoft.com/office/word/2010/wordprocessingDrawing" xmlns:wp="http://schemas.openxmlformats.org/drawingml/2006/wordprocessingDrawing" xmlns:w10="urn:schemas-microsoft-com:office:word" xmlns:w="http://schemas.openxmlformats.org/wordprocessingml/2006/main" xmlns:w14="http://schemas.microsoft.com/office/word/2010/wordml" xmlns:w15="http://schemas.microsoft.com/office/word/2012/wordml" xmlns:w16cex="http://schemas.microsoft.com/office/word/2018/wordml/cex" xmlns:w16cid="http://schemas.microsoft.com/office/word/2016/wordml/cid" xmlns:w16="http://schemas.microsoft.com/office/word/2018/wordml" xmlns:w16du="http://schemas.microsoft.com/office/word/2023/wordml/word16du" xmlns:w16sdtdh="http://schemas.microsoft.com/office/word/2020/wordml/sdtdatahash" xmlns:w16se="http://schemas.microsoft.com/office/word/2015/wordml/symex" xmlns:wpg="http://schemas.microsoft.com/office/word/2010/wordprocessingGroup" xmlns:wpi="http://schemas.microsoft.com/office/word/2010/wordprocessingInk" xmlns:wne="http://schemas.microsoft.com/office/word/2006/wordml" xmlns:wps="http://schemas.microsoft.com/office/word/2010/wordprocessingShape" xmlns:a="http://schemas.openxmlformats.org/drawingml/2006/main" xmlns:a16="http://schemas.microsoft.com/office/drawing/2014/main" xmlns:pic="http://schemas.openxmlformats.org/drawingml/2006/picture" xmlns:a14="http://schemas.microsoft.com/office/drawing/2010/main" mc:Ignorable="w14 w15 w16se w16cid w16 w16cex w16sdtdh w16du wp14">
+  <w:tbl>
+    <w:tblPr>
+      <w:tblStyle w:val="ab"/>
+      <w:tblW w:w="10586" w:type="dxa"/>
+      <w:tblInd w:w="-284" w:type="dxa"/>
+      <w:tblBorders>
+        <w:top w:val="none" w:color="auto" w:sz="0" w:space="0"/>
+        <w:left w:val="none" w:color="auto" w:sz="0" w:space="0"/>
+        <w:bottom w:val="none" w:color="auto" w:sz="0" w:space="0"/>
+        <w:right w:val="none" w:color="auto" w:sz="0" w:space="0"/>
+        <w:insideH w:val="none" w:color="auto" w:sz="0" w:space="0"/>
+        <w:insideV w:val="none" w:color="auto" w:sz="0" w:space="0"/>
+      </w:tblBorders>
+      <w:tblCellMar>
+        <w:left w:w="0" w:type="dxa"/>
+        <w:right w:w="0" w:type="dxa"/>
+      </w:tblCellMar>
+      <w:tblLook w:val="04A0" w:firstRow="1" w:lastRow="0" w:firstColumn="1" w:lastColumn="0" w:noHBand="0" w:noVBand="1"/>
+    </w:tblPr>
+    <w:tblGrid>
+      <w:gridCol w:w="1747"/>
+      <w:gridCol w:w="1893"/>
+      <w:gridCol w:w="1205"/>
+      <w:gridCol w:w="1068"/>
+      <w:gridCol w:w="1558"/>
+      <w:gridCol w:w="3211"/>
+    </w:tblGrid>
+    <w:tr>
+      <w:trPr>
+        <w:trHeight w:val="300"/>
+      </w:trPr>
+      <w:tc>
+        <w:tcPr>
+          <w:tcW w:w="1731" w:type="dxa"/>
+          <w:noWrap/>
+          <w:hideMark/>
+        </w:tcPr>
+        <w:p>
+          <w:pPr>
+            <w:rPr>
+              <w:rFonts w:ascii="Times New Roman" w:hAnsi="Times New Roman"/>
+              <w:sz w:val="20"/>
+              <w:szCs w:val="20"/>
+            </w:rPr>
+          </w:pPr>
+          <w:r>
+            <w:rPr>
+              <w:rFonts w:ascii="Times New Roman" w:hAnsi="Times New Roman"/>
+              <w:sz w:val="20"/>
+              <w:szCs w:val="20"/>
+            </w:rPr>
+            <w:t>Заказчик:</w:t>
+          </w:r>
+        </w:p>
+      </w:tc>
+      <w:tc>
+        <w:tcPr>
+          <w:tcW w:w="1877" w:type="dxa"/>
+          <w:noWrap/>
+          <w:hideMark/>
+        </w:tcPr>
+        <w:p>
+          <w:pPr>
+            <w:rPr>
+              <w:rFonts w:ascii="Times New Roman" w:hAnsi="Times New Roman"/>
+              <w:sz w:val="20"/>
+              <w:szCs w:val="20"/>
+            </w:rPr>
+          </w:pPr>
+          <w:r>
+            <w:rPr>
+              <w:rFonts w:ascii="Times New Roman" w:hAnsi="Times New Roman"/>
+              <w:sz w:val="20"/>
+              <w:szCs w:val="20"/>
+            </w:rPr>
+            <w:t>ООО "СПД"</w:t>
+          </w:r>
+        </w:p>
+      </w:tc>
+      <w:tc>
+        <w:tcPr>
+          <w:tcW w:w="1189" w:type="dxa"/>
+          <w:noWrap/>
+          <w:hideMark/>
+        </w:tcPr>
+        <w:p>
+          <w:pPr>
+            <w:jc w:val="center"/>
+            <w:rPr>
+              <w:rFonts w:ascii="Times New Roman" w:hAnsi="Times New Roman"/>
+              <w:sz w:val="20"/>
+              <w:szCs w:val="20"/>
+            </w:rPr>
+          </w:pPr>
+          <w:r>
+            <w:rPr>
+              <w:rFonts w:ascii="Times New Roman" w:hAnsi="Times New Roman"/>
+              <w:sz w:val="20"/>
+              <w:szCs w:val="20"/>
+            </w:rPr>
+            <w:t> </w:t>
+          </w:r>
+        </w:p>
+      </w:tc>
+      <w:tc>
+        <w:tcPr>
+          <w:tcW w:w="1052" w:type="dxa"/>
+          <w:noWrap/>
+          <w:hideMark/>
+        </w:tcPr>
+        <w:p>
+          <w:pPr>
+            <w:jc w:val="center"/>
+            <w:rPr>
+              <w:rFonts w:ascii="Times New Roman" w:hAnsi="Times New Roman"/>
+              <w:sz w:val="20"/>
+              <w:szCs w:val="20"/>
+            </w:rPr>
+          </w:pPr>
+          <w:r>
+            <w:rPr>
+              <w:rFonts w:ascii="Times New Roman" w:hAnsi="Times New Roman"/>
+              <w:sz w:val="20"/>
+              <w:szCs w:val="20"/>
+            </w:rPr>
+            <w:t> </w:t>
+          </w:r>
+        </w:p>
+      </w:tc>
+      <w:tc>
+        <w:tcPr>
+          <w:tcW w:w="1542" w:type="dxa"/>
+          <w:noWrap/>
+          <w:hideMark/>
+        </w:tcPr>
+        <w:p>
+          <w:pPr>
+            <w:jc w:val="center"/>
+            <w:rPr>
+              <w:rFonts w:ascii="Times New Roman" w:hAnsi="Times New Roman"/>
+              <w:sz w:val="20"/>
+              <w:szCs w:val="20"/>
+            </w:rPr>
+          </w:pPr>
+          <w:r>
+            <w:rPr>
+              <w:rFonts w:ascii="Times New Roman" w:hAnsi="Times New Roman"/>
+              <w:sz w:val="20"/>
+              <w:szCs w:val="20"/>
+            </w:rPr>
+            <w:t> </w:t>
+          </w:r>
+        </w:p>
+      </w:tc>
+      <w:tc>
+        <w:tcPr>
+          <w:tcW w:w="3195" w:type="dxa"/>
+          <w:noWrap/>
+          <w:hideMark/>
+        </w:tcPr>
+        <w:p>
+          <w:pPr>
+            <w:jc w:val="right"/>
+            <w:rPr>
+              <w:rFonts w:ascii="Times New Roman" w:hAnsi="Times New Roman"/>
+              <w:sz w:val="20"/>
+              <w:szCs w:val="20"/>
+            </w:rPr>
+          </w:pPr>
+          <w:r>
+            <w:rPr>
+              <w:rFonts w:ascii="Times New Roman" w:hAnsi="Times New Roman"/>
+              <w:sz w:val="20"/>
+              <w:szCs w:val="20"/>
+            </w:rPr>
+            <w:t>Приложение № 16</w:t>
+          </w:r>
+        </w:p>
+      </w:tc>
+    </w:tr>
+    <w:tr>
+      <w:trPr>
+        <w:trHeight w:val="300"/>
+      </w:trPr>
+      <w:tc>
+        <w:tcPr>
+          <w:tcW w:w="1731" w:type="dxa"/>
+          <w:noWrap/>
+          <w:hideMark/>
+        </w:tcPr>
+        <w:p>
+          <w:pPr>
+            <w:rPr>
+              <w:rFonts w:ascii="Times New Roman" w:hAnsi="Times New Roman"/>
+              <w:sz w:val="20"/>
+              <w:szCs w:val="20"/>
+            </w:rPr>
+          </w:pPr>
+          <w:r>
+            <w:rPr>
+              <w:rFonts w:ascii="Times New Roman" w:hAnsi="Times New Roman"/>
+              <w:sz w:val="20"/>
+              <w:szCs w:val="20"/>
+            </w:rPr>
+            <w:t xml:space="preserve">Исполнитель: </w:t>
+          </w:r>
+        </w:p>
+      </w:tc>
+      <w:tc>
+        <w:tcPr>
+          <w:tcW w:w="1877" w:type="dxa"/>
+          <w:noWrap/>
+          <w:hideMark/>
+        </w:tcPr>
+        <w:p>
+          <w:pPr>
+            <w:rPr>
+              <w:rFonts w:ascii="Times New Roman" w:hAnsi="Times New Roman"/>
+              <w:sz w:val="20"/>
+              <w:szCs w:val="20"/>
+            </w:rPr>
+          </w:pPr>
+          <w:r>
+            <w:rPr>
+              <w:rFonts w:ascii="Times New Roman" w:hAnsi="Times New Roman"/>
+              <w:sz w:val="20"/>
+              <w:szCs w:val="20"/>
+            </w:rPr>
+            <w:t>ООО "Техресурс"</w:t>
+          </w:r>
+        </w:p>
+      </w:tc>
+      <w:tc>
+        <w:tcPr>
+          <w:tcW w:w="1189" w:type="dxa"/>
+          <w:noWrap/>
+          <w:hideMark/>
+        </w:tcPr>
+        <w:p>
+          <w:pPr>
+            <w:jc w:val="center"/>
+            <w:rPr>
+              <w:rFonts w:ascii="Times New Roman" w:hAnsi="Times New Roman"/>
+              <w:sz w:val="20"/>
+              <w:szCs w:val="20"/>
+            </w:rPr>
+          </w:pPr>
+          <w:r>
+            <w:rPr>
+              <w:rFonts w:ascii="Times New Roman" w:hAnsi="Times New Roman"/>
+              <w:sz w:val="20"/>
+              <w:szCs w:val="20"/>
+            </w:rPr>
+            <w:t> </w:t>
+          </w:r>
+        </w:p>
+      </w:tc>
+      <w:tc>
+        <w:tcPr>
+          <w:tcW w:w="1052" w:type="dxa"/>
+          <w:noWrap/>
+          <w:hideMark/>
+        </w:tcPr>
+        <w:p>
+          <w:pPr>
+            <w:jc w:val="center"/>
+            <w:rPr>
+              <w:rFonts w:ascii="Times New Roman" w:hAnsi="Times New Roman"/>
+              <w:sz w:val="20"/>
+              <w:szCs w:val="20"/>
+            </w:rPr>
+          </w:pPr>
+          <w:r>
+            <w:rPr>
+              <w:noProof/>
+            </w:rPr>
+            <w:drawing>
+              <wp:anchor distT="0" distB="0" distL="114300" distR="114300" simplePos="0" relativeHeight="251658752" behindDoc="0" locked="0" layoutInCell="1" allowOverlap="1" wp14:anchorId="52C3F301" wp14:editId="524FABBD">
+                <wp:simplePos x="0" y="0"/>
+                <wp:positionH relativeFrom="column">
+                  <wp:posOffset>-602814</wp:posOffset>
+                </wp:positionH>
+                <wp:positionV relativeFrom="paragraph">
+                  <wp:posOffset>-140417</wp:posOffset>
+                </wp:positionV>
+                <wp:extent cx="1929064" cy="876300"/>
+                <wp:effectExtent l="0" t="0" r="0" b="0"/>
+                <wp:wrapNone/>
+                <wp:docPr id="1351832037" name="Рисунок 9">
+                  <a:extLst xmlns:a="http://schemas.openxmlformats.org/drawingml/2006/main">
+                    <a:ext uri="{FF2B5EF4-FFF2-40B4-BE49-F238E27FC236}">
+                      <a16:creationId xmlns:a16="http://schemas.microsoft.com/office/drawing/2014/main" id="{95163124-6A06-F45E-ADD6-63EEFA42AA28}"/>
+                    </a:ext>
+                  </a:extLst>
+                </wp:docPr>
+                <wp:cNvGraphicFramePr>
+                  <a:graphicFrameLocks xmlns:a="http://schemas.openxmlformats.org/drawingml/2006/main" noChangeAspect="1"/>
+                </wp:cNvGraphicFramePr>
+                <a:graphic xmlns:a="http://schemas.openxmlformats.org/drawingml/2006/main">
+                  <a:graphicData uri="http://schemas.openxmlformats.org/drawingml/2006/picture">
+                    <pic:pic xmlns:pic="http://schemas.openxmlformats.org/drawingml/2006/picture">
+                      <pic:nvPicPr>
+                        <pic:cNvPr id="10" name="Рисунок 9">
+                          <a:extLst>
+                            <a:ext uri="{FF2B5EF4-FFF2-40B4-BE49-F238E27FC236}">
+                              <a16:creationId xmlns:a16="http://schemas.microsoft.com/office/drawing/2014/main" id="{95163124-6A06-F45E-ADD6-63EEFA42AA28}"/>
+                            </a:ext>
+                          </a:extLst>
+                        </pic:cNvPr>
+                        <pic:cNvPicPr>
+                          <a:picLocks noChangeAspect="1"/>
+                        </pic:cNvPicPr>
+                      </pic:nvPicPr>
+                      <pic:blipFill>
+                        <a:blip r:embed="rId1" cstate="email">
+                          <a:extLst>
+                            <a:ext uri="{28A0092B-C50C-407E-A947-70E740481C1C}">
+                              <a14:useLocalDpi xmlns:a14="http://schemas.microsoft.com/office/drawing/2010/main" val="0"/>
+                            </a:ext>
+                          </a:extLst>
+                        </a:blip>
+                        <a:srcRect/>
+                        <a:stretch>
+                          <a:fillRect/>
+                        </a:stretch>
+                      </pic:blipFill>
+                      <pic:spPr bwMode="auto">
+                        <a:xfrm>
+                          <a:off x="0" y="0"/>
+                          <a:ext cx="1929064" cy="876300"/>
+                        </a:xfrm>
+                        <a:prstGeom prst="rect">
+                          <a:avLst/>
+                        </a:prstGeom>
+                        <a:noFill/>
+                        <a:ln>
+                          <a:noFill/>
+                        </a:ln>
+                      </pic:spPr>
+                    </pic:pic>
+                  </a:graphicData>
+                </a:graphic>
+              </wp:anchor>
+            </w:drawing>
+          </w:r>
+          <w:r>
+            <w:rPr>
+              <w:rFonts w:ascii="Times New Roman" w:hAnsi="Times New Roman"/>
+              <w:sz w:val="20"/>
+              <w:szCs w:val="20"/>
+            </w:rPr>
+            <w:t> </w:t>
+          </w:r>
+        </w:p>
+      </w:tc>
+      <w:tc>
+        <w:tcPr>
+          <w:tcW w:w="1542" w:type="dxa"/>
+          <w:noWrap/>
+          <w:hideMark/>
+        </w:tcPr>
+        <w:p>
+          <w:pPr>
+            <w:jc w:val="center"/>
+            <w:rPr>
+              <w:rFonts w:ascii="Times New Roman" w:hAnsi="Times New Roman"/>
+              <w:sz w:val="20"/>
+              <w:szCs w:val="20"/>
+            </w:rPr>
+          </w:pPr>
+          <w:r>
+            <w:rPr>
+              <w:rFonts w:ascii="Times New Roman" w:hAnsi="Times New Roman"/>
+              <w:sz w:val="20"/>
+              <w:szCs w:val="20"/>
+            </w:rPr>
+            <w:t> </w:t>
+          </w:r>
+        </w:p>
+      </w:tc>
+      <w:tc>
+        <w:tcPr>
+          <w:tcW w:w="3195" w:type="dxa"/>
+          <w:noWrap/>
+          <w:hideMark/>
+        </w:tcPr>
+        <w:p>
+          <w:pPr>
+            <w:jc w:val="right"/>
+            <w:rPr>
+              <w:rFonts w:ascii="Times New Roman" w:hAnsi="Times New Roman"/>
+              <w:sz w:val="20"/>
+              <w:szCs w:val="20"/>
+            </w:rPr>
+          </w:pPr>
+          <w:r>
+            <w:rPr>
+              <w:rFonts w:ascii="Times New Roman" w:hAnsi="Times New Roman"/>
+              <w:sz w:val="20"/>
+              <w:szCs w:val="20"/>
+            </w:rPr>
+            <w:t>к Договору № MOS/25/0008</w:t>
+          </w:r>
+        </w:p>
+      </w:tc>
+    </w:tr>
+  </w:tbl>
   <w:p>
     <w:pPr>
       <w:spacing w:after="0"/>
@@ -86,7 +552,7 @@
 </file>
 
 <file path=word/numbering.xml><?xml version="1.0" encoding="utf-8"?>
-<w:numbering xmlns:wpc="http://schemas.microsoft.com/office/word/2010/wordprocessingCanvas" xmlns:cx="http://schemas.microsoft.com/office/drawing/2014/chartex" xmlns:cx1="http://schemas.microsoft.com/office/drawing/2015/9/8/chartex" xmlns:cx2="http://schemas.microsoft.com/office/drawing/2015/10/21/chartex" xmlns:cx3="http://schemas.microsoft.com/office/drawing/2016/5/9/chartex" xmlns:cx4="http://schemas.microsoft.com/office/drawing/2016/5/10/chartex" xmlns:cx5="http://schemas.microsoft.com/office/drawing/2016/5/11/chartex" xmlns:cx6="http://schemas.microsoft.com/office/drawing/2016/5/12/chartex" xmlns:cx7="http://schemas.microsoft.com/office/drawing/2016/5/13/chartex" xmlns:cx8="http://schemas.microsoft.com/office/drawing/2016/5/14/chartex" xmlns:mc="http://schemas.openxmlformats.org/markup-compatibility/2006" xmlns:aink="http://schemas.microsoft.com/office/drawing/2016/ink" xmlns:am3d="http://schemas.microsoft.com/office/drawing/2017/model3d" xmlns:o="urn:schemas-microsoft-com:office:office" xmlns:r="http://schemas.openxmlformats.org/officeDocument/2006/relationships" xmlns:m="http://schemas.openxmlformats.org/officeDocument/2006/math" xmlns:v="urn:schemas-microsoft-com:vml" xmlns:wp14="http://schemas.microsoft.com/office/word/2010/wordprocessingDrawing" xmlns:wp="http://schemas.openxmlformats.org/drawingml/2006/wordprocessingDrawing" xmlns:w10="urn:schemas-microsoft-com:office:word" xmlns:w="http://schemas.openxmlformats.org/wordprocessingml/2006/main" xmlns:w14="http://schemas.microsoft.com/office/word/2010/wordml" xmlns:w15="http://schemas.microsoft.com/office/word/2012/wordml" xmlns:w16cex="http://schemas.microsoft.com/office/word/2018/wordml/cex" xmlns:w16cid="http://schemas.microsoft.com/office/word/2016/wordml/cid" xmlns:w16="http://schemas.microsoft.com/office/word/2018/wordml" xmlns:w16se="http://schemas.microsoft.com/office/word/2015/wordml/symex" xmlns:wpg="http://schemas.microsoft.com/office/word/2010/wordprocessingGroup" xmlns:wpi="http://schemas.microsoft.com/office/word/2010/wordprocessingInk" xmlns:wne="http://schemas.microsoft.com/office/word/2006/wordml" xmlns:wps="http://schemas.microsoft.com/office/word/2010/wordprocessingShape" mc:Ignorable="w14 w15 w16se w16cid w16 w16cex wp14">
+<w:numbering xmlns:wpc="http://schemas.microsoft.com/office/word/2010/wordprocessingCanvas" xmlns:cx="http://schemas.microsoft.com/office/drawing/2014/chartex" xmlns:cx1="http://schemas.microsoft.com/office/drawing/2015/9/8/chartex" xmlns:cx2="http://schemas.microsoft.com/office/drawing/2015/10/21/chartex" xmlns:cx3="http://schemas.microsoft.com/office/drawing/2016/5/9/chartex" xmlns:cx4="http://schemas.microsoft.com/office/drawing/2016/5/10/chartex" xmlns:cx5="http://schemas.microsoft.com/office/drawing/2016/5/11/chartex" xmlns:cx6="http://schemas.microsoft.com/office/drawing/2016/5/12/chartex" xmlns:cx7="http://schemas.microsoft.com/office/drawing/2016/5/13/chartex" xmlns:cx8="http://schemas.microsoft.com/office/drawing/2016/5/14/chartex" xmlns:mc="http://schemas.openxmlformats.org/markup-compatibility/2006" xmlns:aink="http://schemas.microsoft.com/office/drawing/2016/ink" xmlns:am3d="http://schemas.microsoft.com/office/drawing/2017/model3d" xmlns:o="urn:schemas-microsoft-com:office:office" xmlns:oel="http://schemas.microsoft.com/office/2019/extlst" xmlns:r="http://schemas.openxmlformats.org/officeDocument/2006/relationships" xmlns:m="http://schemas.openxmlformats.org/officeDocument/2006/math" xmlns:v="urn:schemas-microsoft-com:vml" xmlns:wp14="http://schemas.microsoft.com/office/word/2010/wordprocessingDrawing" xmlns:wp="http://schemas.openxmlformats.org/drawingml/2006/wordprocessingDrawing" xmlns:w10="urn:schemas-microsoft-com:office:word" xmlns:w="http://schemas.openxmlformats.org/wordprocessingml/2006/main" xmlns:w14="http://schemas.microsoft.com/office/word/2010/wordml" xmlns:w15="http://schemas.microsoft.com/office/word/2012/wordml" xmlns:w16cex="http://schemas.microsoft.com/office/word/2018/wordml/cex" xmlns:w16cid="http://schemas.microsoft.com/office/word/2016/wordml/cid" xmlns:w16="http://schemas.microsoft.com/office/word/2018/wordml" xmlns:w16du="http://schemas.microsoft.com/office/word/2023/wordml/word16du" xmlns:w16sdtdh="http://schemas.microsoft.com/office/word/2020/wordml/sdtdatahash" xmlns:w16se="http://schemas.microsoft.com/office/word/2015/wordml/symex" xmlns:wpg="http://schemas.microsoft.com/office/word/2010/wordprocessingGroup" xmlns:wpi="http://schemas.microsoft.com/office/word/2010/wordprocessingInk" xmlns:wne="http://schemas.microsoft.com/office/word/2006/wordml" xmlns:wps="http://schemas.microsoft.com/office/word/2010/wordprocessingShape" mc:Ignorable="w14 w15 w16se w16cid w16 w16cex w16sdtdh w16du wp14">
   <w:abstractNum w:abstractNumId="0" w15:restartNumberingAfterBreak="0">
     <w:nsid w:val="032E3695"/>
     <w:multiLevelType w:val="hybridMultilevel"/>
@@ -266,96 +732,6 @@
     </w:lvl>
   </w:abstractNum>
   <w:abstractNum w:abstractNumId="2" w15:restartNumberingAfterBreak="0">
-    <w:nsid w:val="0D7A28D5"/>
-    <w:multiLevelType w:val="hybridMultilevel"/>
-    <w:tmpl w:val="95D21128"/>
-    <w:lvl w:ilvl="0" w:tplc="56DCA94E">
-      <w:start w:val="1"/>
-      <w:numFmt w:val="decimal"/>
-      <w:lvlText w:val="%1."/>
-      <w:lvlJc w:val="left"/>
-      <w:pPr>
-        <w:ind w:left="720" w:hanging="360"/>
-      </w:pPr>
-      <w:rPr>
-        <w:rFonts w:hint="default"/>
-        <w:b/>
-      </w:rPr>
-    </w:lvl>
-    <w:lvl w:ilvl="1" w:tplc="04190019" w:tentative="1">
-      <w:start w:val="1"/>
-      <w:numFmt w:val="lowerLetter"/>
-      <w:lvlText w:val="%2."/>
-      <w:lvlJc w:val="left"/>
-      <w:pPr>
-        <w:ind w:left="1440" w:hanging="360"/>
-      </w:pPr>
-    </w:lvl>
-    <w:lvl w:ilvl="2" w:tplc="0419001B" w:tentative="1">
-      <w:start w:val="1"/>
-      <w:numFmt w:val="lowerRoman"/>
-      <w:lvlText w:val="%3."/>
-      <w:lvlJc w:val="right"/>
-      <w:pPr>
-        <w:ind w:left="2160" w:hanging="180"/>
-      </w:pPr>
-    </w:lvl>
-    <w:lvl w:ilvl="3" w:tplc="0419000F" w:tentative="1">
-      <w:start w:val="1"/>
-      <w:numFmt w:val="decimal"/>
-      <w:lvlText w:val="%4."/>
-      <w:lvlJc w:val="left"/>
-      <w:pPr>
-        <w:ind w:left="2880" w:hanging="360"/>
-      </w:pPr>
-    </w:lvl>
-    <w:lvl w:ilvl="4" w:tplc="04190019" w:tentative="1">
-      <w:start w:val="1"/>
-      <w:numFmt w:val="lowerLetter"/>
-      <w:lvlText w:val="%5."/>
-      <w:lvlJc w:val="left"/>
-      <w:pPr>
-        <w:ind w:left="3600" w:hanging="360"/>
-      </w:pPr>
-    </w:lvl>
-    <w:lvl w:ilvl="5" w:tplc="0419001B" w:tentative="1">
-      <w:start w:val="1"/>
-      <w:numFmt w:val="lowerRoman"/>
-      <w:lvlText w:val="%6."/>
-      <w:lvlJc w:val="right"/>
-      <w:pPr>
-        <w:ind w:left="4320" w:hanging="180"/>
-      </w:pPr>
-    </w:lvl>
-    <w:lvl w:ilvl="6" w:tplc="0419000F" w:tentative="1">
-      <w:start w:val="1"/>
-      <w:numFmt w:val="decimal"/>
-      <w:lvlText w:val="%7."/>
-      <w:lvlJc w:val="left"/>
-      <w:pPr>
-        <w:ind w:left="5040" w:hanging="360"/>
-      </w:pPr>
-    </w:lvl>
-    <w:lvl w:ilvl="7" w:tplc="04190019" w:tentative="1">
-      <w:start w:val="1"/>
-      <w:numFmt w:val="lowerLetter"/>
-      <w:lvlText w:val="%8."/>
-      <w:lvlJc w:val="left"/>
-      <w:pPr>
-        <w:ind w:left="5760" w:hanging="360"/>
-      </w:pPr>
-    </w:lvl>
-    <w:lvl w:ilvl="8" w:tplc="0419001B" w:tentative="1">
-      <w:start w:val="1"/>
-      <w:numFmt w:val="lowerRoman"/>
-      <w:lvlText w:val="%9."/>
-      <w:lvlJc w:val="right"/>
-      <w:pPr>
-        <w:ind w:left="6480" w:hanging="180"/>
-      </w:pPr>
-    </w:lvl>
-  </w:abstractNum>
-  <w:abstractNum w:abstractNumId="3" w15:restartNumberingAfterBreak="0">
     <w:nsid w:val="0FAC65EF"/>
     <w:multiLevelType w:val="hybridMultilevel"/>
     <w:tmpl w:val="785CF232"/>
@@ -444,7 +820,7 @@
       </w:pPr>
     </w:lvl>
   </w:abstractNum>
-  <w:abstractNum w:abstractNumId="4" w15:restartNumberingAfterBreak="0">
+  <w:abstractNum w:abstractNumId="3" w15:restartNumberingAfterBreak="0">
     <w:nsid w:val="15825FF9"/>
     <w:multiLevelType w:val="hybridMultilevel"/>
     <w:tmpl w:val="25FEE7FC"/>
@@ -533,7 +909,7 @@
       </w:pPr>
     </w:lvl>
   </w:abstractNum>
-  <w:abstractNum w:abstractNumId="5" w15:restartNumberingAfterBreak="0">
+  <w:abstractNum w:abstractNumId="4" w15:restartNumberingAfterBreak="0">
     <w:nsid w:val="1BFB2D00"/>
     <w:multiLevelType w:val="hybridMultilevel"/>
     <w:tmpl w:val="0CB602D4"/>
@@ -624,7 +1000,7 @@
       </w:pPr>
     </w:lvl>
   </w:abstractNum>
-  <w:abstractNum w:abstractNumId="6" w15:restartNumberingAfterBreak="0">
+  <w:abstractNum w:abstractNumId="5" w15:restartNumberingAfterBreak="0">
     <w:nsid w:val="252116D5"/>
     <w:multiLevelType w:val="hybridMultilevel"/>
     <w:tmpl w:val="9C7E3A28"/>
@@ -713,7 +1089,7 @@
       </w:pPr>
     </w:lvl>
   </w:abstractNum>
-  <w:abstractNum w:abstractNumId="7" w15:restartNumberingAfterBreak="0">
+  <w:abstractNum w:abstractNumId="6" w15:restartNumberingAfterBreak="0">
     <w:nsid w:val="29985E31"/>
     <w:multiLevelType w:val="hybridMultilevel"/>
     <w:tmpl w:val="F18C3C9E"/>
@@ -802,7 +1178,7 @@
       </w:pPr>
     </w:lvl>
   </w:abstractNum>
-  <w:abstractNum w:abstractNumId="8" w15:restartNumberingAfterBreak="0">
+  <w:abstractNum w:abstractNumId="7" w15:restartNumberingAfterBreak="0">
     <w:nsid w:val="2BA22891"/>
     <w:multiLevelType w:val="hybridMultilevel"/>
     <w:tmpl w:val="DA44EF50"/>
@@ -815,7 +1191,7 @@
         <w:ind w:left="720" w:hanging="360"/>
       </w:pPr>
       <w:rPr>
-        <w:rFonts w:eastAsiaTheme="minorEastAsia" w:hint="default"/>
+        <w:rFonts w:hint="default" w:eastAsiaTheme="minorEastAsia"/>
       </w:rPr>
     </w:lvl>
     <w:lvl w:ilvl="1" w:tplc="04190019" w:tentative="1">
@@ -891,7 +1267,7 @@
       </w:pPr>
     </w:lvl>
   </w:abstractNum>
-  <w:abstractNum w:abstractNumId="9" w15:restartNumberingAfterBreak="0">
+  <w:abstractNum w:abstractNumId="8" w15:restartNumberingAfterBreak="0">
     <w:nsid w:val="2DA83EAA"/>
     <w:multiLevelType w:val="hybridMultilevel"/>
     <w:tmpl w:val="785CF232"/>
@@ -980,7 +1356,7 @@
       </w:pPr>
     </w:lvl>
   </w:abstractNum>
-  <w:abstractNum w:abstractNumId="10" w15:restartNumberingAfterBreak="0">
+  <w:abstractNum w:abstractNumId="9" w15:restartNumberingAfterBreak="0">
     <w:nsid w:val="343A4F11"/>
     <w:multiLevelType w:val="hybridMultilevel"/>
     <w:tmpl w:val="67BC3878"/>
@@ -1069,7 +1445,7 @@
       </w:pPr>
     </w:lvl>
   </w:abstractNum>
-  <w:abstractNum w:abstractNumId="11" w15:restartNumberingAfterBreak="0">
+  <w:abstractNum w:abstractNumId="10" w15:restartNumberingAfterBreak="0">
     <w:nsid w:val="35605315"/>
     <w:multiLevelType w:val="hybridMultilevel"/>
     <w:tmpl w:val="785CF232"/>
@@ -1158,7 +1534,7 @@
       </w:pPr>
     </w:lvl>
   </w:abstractNum>
-  <w:abstractNum w:abstractNumId="12" w15:restartNumberingAfterBreak="0">
+  <w:abstractNum w:abstractNumId="11" w15:restartNumberingAfterBreak="0">
     <w:nsid w:val="3704479B"/>
     <w:multiLevelType w:val="hybridMultilevel"/>
     <w:tmpl w:val="3E9C37F8"/>
@@ -1247,7 +1623,7 @@
       </w:pPr>
     </w:lvl>
   </w:abstractNum>
-  <w:abstractNum w:abstractNumId="13" w15:restartNumberingAfterBreak="0">
+  <w:abstractNum w:abstractNumId="12" w15:restartNumberingAfterBreak="0">
     <w:nsid w:val="37305FAE"/>
     <w:multiLevelType w:val="hybridMultilevel"/>
     <w:tmpl w:val="0FF8DCE6"/>
@@ -1337,7 +1713,7 @@
       </w:pPr>
     </w:lvl>
   </w:abstractNum>
-  <w:abstractNum w:abstractNumId="14" w15:restartNumberingAfterBreak="0">
+  <w:abstractNum w:abstractNumId="13" w15:restartNumberingAfterBreak="0">
     <w:nsid w:val="38FF472C"/>
     <w:multiLevelType w:val="hybridMultilevel"/>
     <w:tmpl w:val="06F085A0"/>
@@ -1426,7 +1802,7 @@
       </w:pPr>
     </w:lvl>
   </w:abstractNum>
-  <w:abstractNum w:abstractNumId="15" w15:restartNumberingAfterBreak="0">
+  <w:abstractNum w:abstractNumId="14" w15:restartNumberingAfterBreak="0">
     <w:nsid w:val="39EA16F8"/>
     <w:multiLevelType w:val="hybridMultilevel"/>
     <w:tmpl w:val="E75AEF56"/>
@@ -1515,7 +1891,7 @@
       </w:pPr>
     </w:lvl>
   </w:abstractNum>
-  <w:abstractNum w:abstractNumId="16" w15:restartNumberingAfterBreak="0">
+  <w:abstractNum w:abstractNumId="15" w15:restartNumberingAfterBreak="0">
     <w:nsid w:val="3FF30ED6"/>
     <w:multiLevelType w:val="hybridMultilevel"/>
     <w:tmpl w:val="E95401DA"/>
@@ -1604,7 +1980,7 @@
       </w:pPr>
     </w:lvl>
   </w:abstractNum>
-  <w:abstractNum w:abstractNumId="17" w15:restartNumberingAfterBreak="0">
+  <w:abstractNum w:abstractNumId="16" w15:restartNumberingAfterBreak="0">
     <w:nsid w:val="4193788B"/>
     <w:multiLevelType w:val="hybridMultilevel"/>
     <w:tmpl w:val="E95401DA"/>
@@ -1693,7 +2069,7 @@
       </w:pPr>
     </w:lvl>
   </w:abstractNum>
-  <w:abstractNum w:abstractNumId="18" w15:restartNumberingAfterBreak="0">
+  <w:abstractNum w:abstractNumId="17" w15:restartNumberingAfterBreak="0">
     <w:nsid w:val="4F7B562C"/>
     <w:multiLevelType w:val="hybridMultilevel"/>
     <w:tmpl w:val="785CF232"/>
@@ -1782,7 +2158,7 @@
       </w:pPr>
     </w:lvl>
   </w:abstractNum>
-  <w:abstractNum w:abstractNumId="19" w15:restartNumberingAfterBreak="0">
+  <w:abstractNum w:abstractNumId="18" w15:restartNumberingAfterBreak="0">
     <w:nsid w:val="5286366B"/>
     <w:multiLevelType w:val="hybridMultilevel"/>
     <w:tmpl w:val="7FD2070C"/>
@@ -1871,7 +2247,7 @@
       </w:pPr>
     </w:lvl>
   </w:abstractNum>
-  <w:abstractNum w:abstractNumId="20" w15:restartNumberingAfterBreak="0">
+  <w:abstractNum w:abstractNumId="19" w15:restartNumberingAfterBreak="0">
     <w:nsid w:val="53C62639"/>
     <w:multiLevelType w:val="hybridMultilevel"/>
     <w:tmpl w:val="E95401DA"/>
@@ -1960,7 +2336,7 @@
       </w:pPr>
     </w:lvl>
   </w:abstractNum>
-  <w:abstractNum w:abstractNumId="21" w15:restartNumberingAfterBreak="0">
+  <w:abstractNum w:abstractNumId="20" w15:restartNumberingAfterBreak="0">
     <w:nsid w:val="5695598B"/>
     <w:multiLevelType w:val="hybridMultilevel"/>
     <w:tmpl w:val="688C552E"/>
@@ -2050,7 +2426,7 @@
       </w:pPr>
     </w:lvl>
   </w:abstractNum>
-  <w:abstractNum w:abstractNumId="22" w15:restartNumberingAfterBreak="0">
+  <w:abstractNum w:abstractNumId="21" w15:restartNumberingAfterBreak="0">
     <w:nsid w:val="57A33FE1"/>
     <w:multiLevelType w:val="hybridMultilevel"/>
     <w:tmpl w:val="785CF232"/>
@@ -2139,7 +2515,7 @@
       </w:pPr>
     </w:lvl>
   </w:abstractNum>
-  <w:abstractNum w:abstractNumId="23" w15:restartNumberingAfterBreak="0">
+  <w:abstractNum w:abstractNumId="22" w15:restartNumberingAfterBreak="0">
     <w:nsid w:val="57A52794"/>
     <w:multiLevelType w:val="hybridMultilevel"/>
     <w:tmpl w:val="BA5ABE36"/>
@@ -2228,7 +2604,7 @@
       </w:pPr>
     </w:lvl>
   </w:abstractNum>
-  <w:abstractNum w:abstractNumId="24" w15:restartNumberingAfterBreak="0">
+  <w:abstractNum w:abstractNumId="23" w15:restartNumberingAfterBreak="0">
     <w:nsid w:val="5FE35946"/>
     <w:multiLevelType w:val="hybridMultilevel"/>
     <w:tmpl w:val="785CF232"/>
@@ -2317,7 +2693,7 @@
       </w:pPr>
     </w:lvl>
   </w:abstractNum>
-  <w:abstractNum w:abstractNumId="25" w15:restartNumberingAfterBreak="0">
+  <w:abstractNum w:abstractNumId="24" w15:restartNumberingAfterBreak="0">
     <w:nsid w:val="603351E3"/>
     <w:multiLevelType w:val="hybridMultilevel"/>
     <w:tmpl w:val="96B2C9C2"/>
@@ -2407,7 +2783,7 @@
       </w:pPr>
     </w:lvl>
   </w:abstractNum>
-  <w:abstractNum w:abstractNumId="26" w15:restartNumberingAfterBreak="0">
+  <w:abstractNum w:abstractNumId="25" w15:restartNumberingAfterBreak="0">
     <w:nsid w:val="66C43830"/>
     <w:multiLevelType w:val="hybridMultilevel"/>
     <w:tmpl w:val="785CF232"/>
@@ -2496,7 +2872,7 @@
       </w:pPr>
     </w:lvl>
   </w:abstractNum>
-  <w:abstractNum w:abstractNumId="27" w15:restartNumberingAfterBreak="0">
+  <w:abstractNum w:abstractNumId="26" w15:restartNumberingAfterBreak="0">
     <w:nsid w:val="6CA824FA"/>
     <w:multiLevelType w:val="hybridMultilevel"/>
     <w:tmpl w:val="68D8C660"/>
@@ -2585,7 +2961,7 @@
       </w:pPr>
     </w:lvl>
   </w:abstractNum>
-  <w:abstractNum w:abstractNumId="28" w15:restartNumberingAfterBreak="0">
+  <w:abstractNum w:abstractNumId="27" w15:restartNumberingAfterBreak="0">
     <w:nsid w:val="70542362"/>
     <w:multiLevelType w:val="hybridMultilevel"/>
     <w:tmpl w:val="3E9C37F8"/>
@@ -2674,7 +3050,7 @@
       </w:pPr>
     </w:lvl>
   </w:abstractNum>
-  <w:abstractNum w:abstractNumId="29" w15:restartNumberingAfterBreak="0">
+  <w:abstractNum w:abstractNumId="28" w15:restartNumberingAfterBreak="0">
     <w:nsid w:val="75146021"/>
     <w:multiLevelType w:val="hybridMultilevel"/>
     <w:tmpl w:val="AEB619B4"/>
@@ -2763,7 +3139,7 @@
       </w:pPr>
     </w:lvl>
   </w:abstractNum>
-  <w:abstractNum w:abstractNumId="30" w15:restartNumberingAfterBreak="0">
+  <w:abstractNum w:abstractNumId="29" w15:restartNumberingAfterBreak="0">
     <w:nsid w:val="7BE02318"/>
     <w:multiLevelType w:val="hybridMultilevel"/>
     <w:tmpl w:val="3E9C37F8"/>
@@ -2852,7 +3228,7 @@
       </w:pPr>
     </w:lvl>
   </w:abstractNum>
-  <w:abstractNum w:abstractNumId="31" w15:restartNumberingAfterBreak="0">
+  <w:abstractNum w:abstractNumId="30" w15:restartNumberingAfterBreak="0">
     <w:nsid w:val="7E7777FF"/>
     <w:multiLevelType w:val="hybridMultilevel"/>
     <w:tmpl w:val="3E9C37F8"/>
@@ -2941,112 +3317,109 @@
       </w:pPr>
     </w:lvl>
   </w:abstractNum>
-  <w:num w:numId="1">
+  <w:num w:numId="1" w16cid:durableId="571161513">
+    <w:abstractNumId w:val="10"/>
+  </w:num>
+  <w:num w:numId="2" w16cid:durableId="707997496">
+    <w:abstractNumId w:val="17"/>
+  </w:num>
+  <w:num w:numId="3" w16cid:durableId="702289099">
+    <w:abstractNumId w:val="18"/>
+  </w:num>
+  <w:num w:numId="4" w16cid:durableId="500582399">
+    <w:abstractNumId w:val="20"/>
+  </w:num>
+  <w:num w:numId="5" w16cid:durableId="146824236">
+    <w:abstractNumId w:val="30"/>
+  </w:num>
+  <w:num w:numId="6" w16cid:durableId="96409586">
     <w:abstractNumId w:val="11"/>
   </w:num>
-  <w:num w:numId="2">
-    <w:abstractNumId w:val="18"/>
+  <w:num w:numId="7" w16cid:durableId="2125226435">
+    <w:abstractNumId w:val="27"/>
   </w:num>
-  <w:num w:numId="3">
+  <w:num w:numId="8" w16cid:durableId="910039238">
+    <w:abstractNumId w:val="1"/>
+  </w:num>
+  <w:num w:numId="9" w16cid:durableId="1175195242">
+    <w:abstractNumId w:val="29"/>
+  </w:num>
+  <w:num w:numId="10" w16cid:durableId="1816146168">
+    <w:abstractNumId w:val="15"/>
+  </w:num>
+  <w:num w:numId="11" w16cid:durableId="2115830082">
+    <w:abstractNumId w:val="16"/>
+  </w:num>
+  <w:num w:numId="12" w16cid:durableId="1150293631">
     <w:abstractNumId w:val="19"/>
   </w:num>
-  <w:num w:numId="4">
+  <w:num w:numId="13" w16cid:durableId="483131695">
+    <w:abstractNumId w:val="24"/>
+  </w:num>
+  <w:num w:numId="14" w16cid:durableId="1847330733">
+    <w:abstractNumId w:val="28"/>
+  </w:num>
+  <w:num w:numId="15" w16cid:durableId="1316183964">
+    <w:abstractNumId w:val="14"/>
+  </w:num>
+  <w:num w:numId="16" w16cid:durableId="1662394132">
+    <w:abstractNumId w:val="2"/>
+  </w:num>
+  <w:num w:numId="17" w16cid:durableId="635917361">
+    <w:abstractNumId w:val="25"/>
+  </w:num>
+  <w:num w:numId="18" w16cid:durableId="345599051">
+    <w:abstractNumId w:val="8"/>
+  </w:num>
+  <w:num w:numId="19" w16cid:durableId="222908705">
     <w:abstractNumId w:val="21"/>
   </w:num>
-  <w:num w:numId="5">
-    <w:abstractNumId w:val="31"/>
+  <w:num w:numId="20" w16cid:durableId="331883535">
+    <w:abstractNumId w:val="3"/>
   </w:num>
-  <w:num w:numId="6">
+  <w:num w:numId="21" w16cid:durableId="1389844424">
+    <w:abstractNumId w:val="23"/>
+  </w:num>
+  <w:num w:numId="22" w16cid:durableId="1011833490">
+    <w:abstractNumId w:val="22"/>
+  </w:num>
+  <w:num w:numId="23" w16cid:durableId="274409004">
+    <w:abstractNumId w:val="26"/>
+  </w:num>
+  <w:num w:numId="24" w16cid:durableId="1166479703">
+    <w:abstractNumId w:val="6"/>
+  </w:num>
+  <w:num w:numId="25" w16cid:durableId="1504511436">
+    <w:abstractNumId w:val="13"/>
+  </w:num>
+  <w:num w:numId="26" w16cid:durableId="1511406189">
+    <w:abstractNumId w:val="9"/>
+  </w:num>
+  <w:num w:numId="27" w16cid:durableId="174268864">
+    <w:abstractNumId w:val="4"/>
+  </w:num>
+  <w:num w:numId="28" w16cid:durableId="791631351">
     <w:abstractNumId w:val="12"/>
   </w:num>
-  <w:num w:numId="7">
-    <w:abstractNumId w:val="28"/>
-  </w:num>
-  <w:num w:numId="8">
-    <w:abstractNumId w:val="1"/>
-  </w:num>
-  <w:num w:numId="9">
-    <w:abstractNumId w:val="30"/>
-  </w:num>
-  <w:num w:numId="10">
-    <w:abstractNumId w:val="16"/>
-  </w:num>
-  <w:num w:numId="11">
-    <w:abstractNumId w:val="17"/>
-  </w:num>
-  <w:num w:numId="12">
-    <w:abstractNumId w:val="20"/>
-  </w:num>
-  <w:num w:numId="13">
-    <w:abstractNumId w:val="25"/>
-  </w:num>
-  <w:num w:numId="14">
-    <w:abstractNumId w:val="29"/>
-  </w:num>
-  <w:num w:numId="15">
-    <w:abstractNumId w:val="15"/>
-  </w:num>
-  <w:num w:numId="16">
-    <w:abstractNumId w:val="3"/>
-  </w:num>
-  <w:num w:numId="17">
-    <w:abstractNumId w:val="26"/>
-  </w:num>
-  <w:num w:numId="18">
-    <w:abstractNumId w:val="9"/>
-  </w:num>
-  <w:num w:numId="19">
-    <w:abstractNumId w:val="22"/>
-  </w:num>
-  <w:num w:numId="20">
-    <w:abstractNumId w:val="4"/>
-  </w:num>
-  <w:num w:numId="21">
-    <w:abstractNumId w:val="24"/>
-  </w:num>
-  <w:num w:numId="22">
-    <w:abstractNumId w:val="23"/>
-  </w:num>
-  <w:num w:numId="23">
-    <w:abstractNumId w:val="27"/>
-  </w:num>
-  <w:num w:numId="24">
+  <w:num w:numId="29" w16cid:durableId="199392906">
     <w:abstractNumId w:val="7"/>
   </w:num>
-  <w:num w:numId="25">
-    <w:abstractNumId w:val="14"/>
-  </w:num>
-  <w:num w:numId="26">
-    <w:abstractNumId w:val="10"/>
-  </w:num>
-  <w:num w:numId="27">
+  <w:num w:numId="30" w16cid:durableId="1972638561">
     <w:abstractNumId w:val="5"/>
   </w:num>
-  <w:num w:numId="28">
-    <w:abstractNumId w:val="13"/>
-  </w:num>
-  <w:num w:numId="29">
-    <w:abstractNumId w:val="8"/>
-  </w:num>
-  <w:num w:numId="30">
-    <w:abstractNumId w:val="6"/>
-  </w:num>
-  <w:num w:numId="31">
+  <w:num w:numId="31" w16cid:durableId="238101068">
     <w:abstractNumId w:val="0"/>
-  </w:num>
-  <w:num w:numId="32">
-    <w:abstractNumId w:val="2"/>
   </w:num>
   <w:numIdMacAtCleanup w:val="3"/>
 </w:numbering>
 </file>
 
 <file path=word/styles.xml><?xml version="1.0" encoding="utf-8"?>
-<w:styles xmlns:mc="http://schemas.openxmlformats.org/markup-compatibility/2006" xmlns:r="http://schemas.openxmlformats.org/officeDocument/2006/relationships" xmlns:w="http://schemas.openxmlformats.org/wordprocessingml/2006/main" xmlns:w14="http://schemas.microsoft.com/office/word/2010/wordml" xmlns:w15="http://schemas.microsoft.com/office/word/2012/wordml" xmlns:w16cex="http://schemas.microsoft.com/office/word/2018/wordml/cex" xmlns:w16cid="http://schemas.microsoft.com/office/word/2016/wordml/cid" xmlns:w16="http://schemas.microsoft.com/office/word/2018/wordml" xmlns:w16se="http://schemas.microsoft.com/office/word/2015/wordml/symex" mc:Ignorable="w14 w15 w16se w16cid w16 w16cex">
+<w:styles xmlns:mc="http://schemas.openxmlformats.org/markup-compatibility/2006" xmlns:r="http://schemas.openxmlformats.org/officeDocument/2006/relationships" xmlns:w="http://schemas.openxmlformats.org/wordprocessingml/2006/main" xmlns:w14="http://schemas.microsoft.com/office/word/2010/wordml" xmlns:w15="http://schemas.microsoft.com/office/word/2012/wordml" xmlns:w16cex="http://schemas.microsoft.com/office/word/2018/wordml/cex" xmlns:w16cid="http://schemas.microsoft.com/office/word/2016/wordml/cid" xmlns:w16="http://schemas.microsoft.com/office/word/2018/wordml" xmlns:w16du="http://schemas.microsoft.com/office/word/2023/wordml/word16du" xmlns:w16sdtdh="http://schemas.microsoft.com/office/word/2020/wordml/sdtdatahash" xmlns:w16se="http://schemas.microsoft.com/office/word/2015/wordml/symex" mc:Ignorable="w14 w15 w16se w16cid w16 w16cex w16sdtdh w16du">
   <w:docDefaults>
     <w:rPrDefault>
       <w:rPr>
-        <w:rFonts w:asciiTheme="minorHAnsi" w:eastAsiaTheme="minorHAnsi" w:hAnsiTheme="minorHAnsi" w:cstheme="minorBidi"/>
+        <w:rFonts w:asciiTheme="minorHAnsi" w:hAnsiTheme="minorHAnsi" w:eastAsiaTheme="minorHAnsi" w:cstheme="minorBidi"/>
         <w:sz w:val="22"/>
         <w:szCs w:val="22"/>
         <w:lang w:val="ru-RU" w:eastAsia="en-US" w:bidi="ar-SA"/>
@@ -3061,14 +3434,14 @@
   <w:latentStyles w:defLockedState="0" w:defUIPriority="99" w:defSemiHidden="0" w:defUnhideWhenUsed="0" w:defQFormat="0" w:count="376">
     <w:lsdException w:name="Normal" w:uiPriority="0" w:qFormat="1"/>
     <w:lsdException w:name="heading 1" w:qFormat="1"/>
-    <w:lsdException w:name="heading 2" w:semiHidden="1" w:uiPriority="9" w:unhideWhenUsed="1" w:qFormat="1"/>
-    <w:lsdException w:name="heading 3" w:semiHidden="1" w:uiPriority="9" w:unhideWhenUsed="1" w:qFormat="1"/>
-    <w:lsdException w:name="heading 4" w:semiHidden="1" w:uiPriority="9" w:unhideWhenUsed="1" w:qFormat="1"/>
-    <w:lsdException w:name="heading 5" w:semiHidden="1" w:uiPriority="9" w:unhideWhenUsed="1" w:qFormat="1"/>
-    <w:lsdException w:name="heading 6" w:semiHidden="1" w:uiPriority="9" w:unhideWhenUsed="1" w:qFormat="1"/>
-    <w:lsdException w:name="heading 7" w:semiHidden="1" w:uiPriority="9" w:unhideWhenUsed="1" w:qFormat="1"/>
-    <w:lsdException w:name="heading 8" w:semiHidden="1" w:uiPriority="9" w:unhideWhenUsed="1" w:qFormat="1"/>
-    <w:lsdException w:name="heading 9" w:semiHidden="1" w:uiPriority="9" w:unhideWhenUsed="1" w:qFormat="1"/>
+    <w:lsdException w:name="heading 2" w:uiPriority="9" w:semiHidden="1" w:unhideWhenUsed="1" w:qFormat="1"/>
+    <w:lsdException w:name="heading 3" w:uiPriority="9" w:semiHidden="1" w:unhideWhenUsed="1" w:qFormat="1"/>
+    <w:lsdException w:name="heading 4" w:uiPriority="9" w:semiHidden="1" w:unhideWhenUsed="1" w:qFormat="1"/>
+    <w:lsdException w:name="heading 5" w:uiPriority="9" w:semiHidden="1" w:unhideWhenUsed="1" w:qFormat="1"/>
+    <w:lsdException w:name="heading 6" w:uiPriority="9" w:semiHidden="1" w:unhideWhenUsed="1" w:qFormat="1"/>
+    <w:lsdException w:name="heading 7" w:uiPriority="9" w:semiHidden="1" w:unhideWhenUsed="1" w:qFormat="1"/>
+    <w:lsdException w:name="heading 8" w:uiPriority="9" w:semiHidden="1" w:unhideWhenUsed="1" w:qFormat="1"/>
+    <w:lsdException w:name="heading 9" w:uiPriority="9" w:semiHidden="1" w:unhideWhenUsed="1" w:qFormat="1"/>
     <w:lsdException w:name="index 1" w:semiHidden="1" w:unhideWhenUsed="1"/>
     <w:lsdException w:name="index 2" w:semiHidden="1" w:unhideWhenUsed="1"/>
     <w:lsdException w:name="index 3" w:semiHidden="1" w:unhideWhenUsed="1"/>
@@ -3078,22 +3451,22 @@
     <w:lsdException w:name="index 7" w:semiHidden="1" w:unhideWhenUsed="1"/>
     <w:lsdException w:name="index 8" w:semiHidden="1" w:unhideWhenUsed="1"/>
     <w:lsdException w:name="index 9" w:semiHidden="1" w:unhideWhenUsed="1"/>
-    <w:lsdException w:name="toc 1" w:semiHidden="1" w:uiPriority="39" w:unhideWhenUsed="1"/>
-    <w:lsdException w:name="toc 2" w:semiHidden="1" w:uiPriority="39" w:unhideWhenUsed="1"/>
-    <w:lsdException w:name="toc 3" w:semiHidden="1" w:uiPriority="39" w:unhideWhenUsed="1"/>
-    <w:lsdException w:name="toc 4" w:semiHidden="1" w:uiPriority="39" w:unhideWhenUsed="1"/>
-    <w:lsdException w:name="toc 5" w:semiHidden="1" w:uiPriority="39" w:unhideWhenUsed="1"/>
-    <w:lsdException w:name="toc 6" w:semiHidden="1" w:uiPriority="39" w:unhideWhenUsed="1"/>
-    <w:lsdException w:name="toc 7" w:semiHidden="1" w:uiPriority="39" w:unhideWhenUsed="1"/>
-    <w:lsdException w:name="toc 8" w:semiHidden="1" w:uiPriority="39" w:unhideWhenUsed="1"/>
-    <w:lsdException w:name="toc 9" w:semiHidden="1" w:uiPriority="39" w:unhideWhenUsed="1"/>
+    <w:lsdException w:name="toc 1" w:uiPriority="39" w:semiHidden="1" w:unhideWhenUsed="1"/>
+    <w:lsdException w:name="toc 2" w:uiPriority="39" w:semiHidden="1" w:unhideWhenUsed="1"/>
+    <w:lsdException w:name="toc 3" w:uiPriority="39" w:semiHidden="1" w:unhideWhenUsed="1"/>
+    <w:lsdException w:name="toc 4" w:uiPriority="39" w:semiHidden="1" w:unhideWhenUsed="1"/>
+    <w:lsdException w:name="toc 5" w:uiPriority="39" w:semiHidden="1" w:unhideWhenUsed="1"/>
+    <w:lsdException w:name="toc 6" w:uiPriority="39" w:semiHidden="1" w:unhideWhenUsed="1"/>
+    <w:lsdException w:name="toc 7" w:uiPriority="39" w:semiHidden="1" w:unhideWhenUsed="1"/>
+    <w:lsdException w:name="toc 8" w:uiPriority="39" w:semiHidden="1" w:unhideWhenUsed="1"/>
+    <w:lsdException w:name="toc 9" w:uiPriority="39" w:semiHidden="1" w:unhideWhenUsed="1"/>
     <w:lsdException w:name="Normal Indent" w:semiHidden="1" w:unhideWhenUsed="1"/>
     <w:lsdException w:name="footnote text" w:semiHidden="1" w:unhideWhenUsed="1"/>
     <w:lsdException w:name="annotation text" w:semiHidden="1" w:unhideWhenUsed="1"/>
     <w:lsdException w:name="header" w:semiHidden="1" w:unhideWhenUsed="1"/>
     <w:lsdException w:name="footer" w:semiHidden="1" w:unhideWhenUsed="1"/>
     <w:lsdException w:name="index heading" w:semiHidden="1" w:unhideWhenUsed="1"/>
-    <w:lsdException w:name="caption" w:semiHidden="1" w:uiPriority="35" w:unhideWhenUsed="1" w:qFormat="1"/>
+    <w:lsdException w:name="caption" w:uiPriority="35" w:semiHidden="1" w:unhideWhenUsed="1" w:qFormat="1"/>
     <w:lsdException w:name="table of figures" w:semiHidden="1" w:unhideWhenUsed="1"/>
     <w:lsdException w:name="envelope address" w:semiHidden="1" w:unhideWhenUsed="1"/>
     <w:lsdException w:name="envelope return" w:semiHidden="1" w:unhideWhenUsed="1"/>
@@ -3124,9 +3497,9 @@
     <w:lsdException w:name="Title" w:uiPriority="10" w:qFormat="1"/>
     <w:lsdException w:name="Closing" w:semiHidden="1" w:unhideWhenUsed="1"/>
     <w:lsdException w:name="Signature" w:semiHidden="1" w:unhideWhenUsed="1"/>
-    <w:lsdException w:name="Default Paragraph Font" w:semiHidden="1" w:uiPriority="1" w:unhideWhenUsed="1"/>
-    <w:lsdException w:name="Body Text" w:semiHidden="1" w:uiPriority="0" w:unhideWhenUsed="1" w:qFormat="1"/>
-    <w:lsdException w:name="Body Text Indent" w:semiHidden="1" w:uiPriority="0" w:unhideWhenUsed="1"/>
+    <w:lsdException w:name="Default Paragraph Font" w:uiPriority="1" w:semiHidden="1" w:unhideWhenUsed="1"/>
+    <w:lsdException w:name="Body Text" w:uiPriority="0" w:semiHidden="1" w:unhideWhenUsed="1" w:qFormat="1"/>
+    <w:lsdException w:name="Body Text Indent" w:uiPriority="0" w:semiHidden="1" w:unhideWhenUsed="1"/>
     <w:lsdException w:name="List Continue" w:semiHidden="1" w:unhideWhenUsed="1"/>
     <w:lsdException w:name="List Continue 2" w:semiHidden="1" w:unhideWhenUsed="1"/>
     <w:lsdException w:name="List Continue 3" w:semiHidden="1" w:unhideWhenUsed="1"/>
@@ -3149,7 +3522,7 @@
     <w:lsdException w:name="Strong" w:uiPriority="22" w:qFormat="1"/>
     <w:lsdException w:name="Emphasis" w:uiPriority="20" w:qFormat="1"/>
     <w:lsdException w:name="Document Map" w:semiHidden="1" w:unhideWhenUsed="1"/>
-    <w:lsdException w:name="Plain Text" w:semiHidden="1" w:uiPriority="0" w:unhideWhenUsed="1"/>
+    <w:lsdException w:name="Plain Text" w:uiPriority="0" w:semiHidden="1" w:unhideWhenUsed="1"/>
     <w:lsdException w:name="E-mail Signature" w:semiHidden="1" w:unhideWhenUsed="1"/>
     <w:lsdException w:name="HTML Top of Form" w:semiHidden="1" w:unhideWhenUsed="1"/>
     <w:lsdException w:name="HTML Bottom of Form" w:semiHidden="1" w:unhideWhenUsed="1"/>
@@ -3160,7 +3533,7 @@
     <w:lsdException w:name="HTML Code" w:semiHidden="1" w:unhideWhenUsed="1"/>
     <w:lsdException w:name="HTML Definition" w:semiHidden="1" w:unhideWhenUsed="1"/>
     <w:lsdException w:name="HTML Keyboard" w:semiHidden="1" w:unhideWhenUsed="1"/>
-    <w:lsdException w:name="HTML Preformatted" w:semiHidden="1" w:uiPriority="0" w:unhideWhenUsed="1"/>
+    <w:lsdException w:name="HTML Preformatted" w:uiPriority="0" w:semiHidden="1" w:unhideWhenUsed="1"/>
     <w:lsdException w:name="HTML Sample" w:semiHidden="1" w:unhideWhenUsed="1"/>
     <w:lsdException w:name="HTML Typewriter" w:semiHidden="1" w:unhideWhenUsed="1"/>
     <w:lsdException w:name="HTML Variable" w:semiHidden="1" w:unhideWhenUsed="1"/>
@@ -3324,8 +3697,8 @@
     <w:lsdException w:name="Subtle Reference" w:uiPriority="31" w:qFormat="1"/>
     <w:lsdException w:name="Intense Reference" w:uiPriority="32" w:qFormat="1"/>
     <w:lsdException w:name="Book Title" w:uiPriority="33" w:qFormat="1"/>
-    <w:lsdException w:name="Bibliography" w:semiHidden="1" w:uiPriority="37" w:unhideWhenUsed="1"/>
-    <w:lsdException w:name="TOC Heading" w:semiHidden="1" w:uiPriority="39" w:unhideWhenUsed="1" w:qFormat="1"/>
+    <w:lsdException w:name="Bibliography" w:uiPriority="37" w:semiHidden="1" w:unhideWhenUsed="1"/>
+    <w:lsdException w:name="TOC Heading" w:uiPriority="39" w:semiHidden="1" w:unhideWhenUsed="1" w:qFormat="1"/>
     <w:lsdException w:name="Plain Table 1" w:uiPriority="41"/>
     <w:lsdException w:name="Plain Table 2" w:uiPriority="42"/>
     <w:lsdException w:name="Plain Table 3" w:uiPriority="43"/>
@@ -3436,7 +3809,7 @@
     <w:lsdException w:name="Unresolved Mention" w:semiHidden="1" w:unhideWhenUsed="1"/>
     <w:lsdException w:name="Smart Link" w:semiHidden="1" w:unhideWhenUsed="1"/>
   </w:latentStyles>
-  <w:style w:type="paragraph" w:default="1" w:styleId="a">
+  <w:style w:type="paragraph" w:styleId="a" w:default="1">
     <w:name w:val="Normal"/>
     <w:qFormat/>
     <w:rsid w:val="00F004AE"/>
@@ -3460,7 +3833,7 @@
       <w:outlineLvl w:val="0"/>
     </w:pPr>
     <w:rPr>
-      <w:rFonts w:asciiTheme="majorHAnsi" w:eastAsiaTheme="majorEastAsia" w:hAnsiTheme="majorHAnsi" w:cstheme="majorBidi"/>
+      <w:rFonts w:asciiTheme="majorHAnsi" w:hAnsiTheme="majorHAnsi" w:eastAsiaTheme="majorEastAsia" w:cstheme="majorBidi"/>
       <w:color w:val="365F91" w:themeColor="accent1" w:themeShade="BF"/>
       <w:sz w:val="32"/>
       <w:szCs w:val="32"/>
@@ -3482,7 +3855,7 @@
       <w:outlineLvl w:val="1"/>
     </w:pPr>
     <w:rPr>
-      <w:rFonts w:asciiTheme="majorHAnsi" w:eastAsiaTheme="majorEastAsia" w:hAnsiTheme="majorHAnsi" w:cstheme="majorBidi"/>
+      <w:rFonts w:asciiTheme="majorHAnsi" w:hAnsiTheme="majorHAnsi" w:eastAsiaTheme="majorEastAsia" w:cstheme="majorBidi"/>
       <w:b/>
       <w:bCs/>
       <w:color w:val="4F81BD" w:themeColor="accent1"/>
@@ -3506,7 +3879,7 @@
       <w:outlineLvl w:val="2"/>
     </w:pPr>
     <w:rPr>
-      <w:rFonts w:asciiTheme="majorHAnsi" w:eastAsiaTheme="majorEastAsia" w:hAnsiTheme="majorHAnsi" w:cstheme="majorBidi"/>
+      <w:rFonts w:asciiTheme="majorHAnsi" w:hAnsiTheme="majorHAnsi" w:eastAsiaTheme="majorEastAsia" w:cstheme="majorBidi"/>
       <w:b/>
       <w:bCs/>
       <w:color w:val="4F81BD" w:themeColor="accent1"/>
@@ -3529,7 +3902,7 @@
       <w:outlineLvl w:val="3"/>
     </w:pPr>
     <w:rPr>
-      <w:rFonts w:asciiTheme="majorHAnsi" w:eastAsiaTheme="majorEastAsia" w:hAnsiTheme="majorHAnsi" w:cstheme="majorBidi"/>
+      <w:rFonts w:asciiTheme="majorHAnsi" w:hAnsiTheme="majorHAnsi" w:eastAsiaTheme="majorEastAsia" w:cstheme="majorBidi"/>
       <w:b/>
       <w:bCs/>
       <w:i/>
@@ -3554,7 +3927,7 @@
       <w:outlineLvl w:val="4"/>
     </w:pPr>
     <w:rPr>
-      <w:rFonts w:asciiTheme="majorHAnsi" w:eastAsiaTheme="majorEastAsia" w:hAnsiTheme="majorHAnsi" w:cstheme="majorBidi"/>
+      <w:rFonts w:asciiTheme="majorHAnsi" w:hAnsiTheme="majorHAnsi" w:eastAsiaTheme="majorEastAsia" w:cstheme="majorBidi"/>
       <w:color w:val="244061" w:themeColor="accent1" w:themeShade="80"/>
     </w:rPr>
   </w:style>
@@ -3575,7 +3948,7 @@
       <w:outlineLvl w:val="5"/>
     </w:pPr>
     <w:rPr>
-      <w:rFonts w:asciiTheme="majorHAnsi" w:eastAsiaTheme="majorEastAsia" w:hAnsiTheme="majorHAnsi" w:cstheme="majorBidi"/>
+      <w:rFonts w:asciiTheme="majorHAnsi" w:hAnsiTheme="majorHAnsi" w:eastAsiaTheme="majorEastAsia" w:cstheme="majorBidi"/>
       <w:i/>
       <w:iCs/>
       <w:color w:val="244061" w:themeColor="accent1" w:themeShade="80"/>
@@ -3598,7 +3971,7 @@
       <w:outlineLvl w:val="6"/>
     </w:pPr>
     <w:rPr>
-      <w:rFonts w:asciiTheme="majorHAnsi" w:eastAsiaTheme="majorEastAsia" w:hAnsiTheme="majorHAnsi" w:cstheme="majorBidi"/>
+      <w:rFonts w:asciiTheme="majorHAnsi" w:hAnsiTheme="majorHAnsi" w:eastAsiaTheme="majorEastAsia" w:cstheme="majorBidi"/>
       <w:i/>
       <w:iCs/>
       <w:color w:val="404040" w:themeColor="text1" w:themeTint="BF"/>
@@ -3621,7 +3994,7 @@
       <w:outlineLvl w:val="7"/>
     </w:pPr>
     <w:rPr>
-      <w:rFonts w:asciiTheme="majorHAnsi" w:eastAsiaTheme="majorEastAsia" w:hAnsiTheme="majorHAnsi" w:cstheme="majorBidi"/>
+      <w:rFonts w:asciiTheme="majorHAnsi" w:hAnsiTheme="majorHAnsi" w:eastAsiaTheme="majorEastAsia" w:cstheme="majorBidi"/>
       <w:color w:val="4F81BD" w:themeColor="accent1"/>
       <w:sz w:val="20"/>
       <w:szCs w:val="20"/>
@@ -3644,7 +4017,7 @@
       <w:outlineLvl w:val="8"/>
     </w:pPr>
     <w:rPr>
-      <w:rFonts w:asciiTheme="majorHAnsi" w:eastAsiaTheme="majorEastAsia" w:hAnsiTheme="majorHAnsi" w:cstheme="majorBidi"/>
+      <w:rFonts w:asciiTheme="majorHAnsi" w:hAnsiTheme="majorHAnsi" w:eastAsiaTheme="majorEastAsia" w:cstheme="majorBidi"/>
       <w:i/>
       <w:iCs/>
       <w:color w:val="404040" w:themeColor="text1" w:themeTint="BF"/>
@@ -3652,13 +4025,13 @@
       <w:szCs w:val="20"/>
     </w:rPr>
   </w:style>
-  <w:style w:type="character" w:default="1" w:styleId="a0">
+  <w:style w:type="character" w:styleId="a0" w:default="1">
     <w:name w:val="Default Paragraph Font"/>
     <w:uiPriority w:val="1"/>
     <w:semiHidden/>
     <w:unhideWhenUsed/>
   </w:style>
-  <w:style w:type="table" w:default="1" w:styleId="a1">
+  <w:style w:type="table" w:styleId="a1" w:default="1">
     <w:name w:val="Normal Table"/>
     <w:uiPriority w:val="99"/>
     <w:semiHidden/>
@@ -3673,7 +4046,7 @@
       </w:tblCellMar>
     </w:tblPr>
   </w:style>
-  <w:style w:type="numbering" w:default="1" w:styleId="a2">
+  <w:style w:type="numbering" w:styleId="a2" w:default="1">
     <w:name w:val="No List"/>
     <w:uiPriority w:val="99"/>
     <w:semiHidden/>
@@ -3697,7 +4070,7 @@
       <w:szCs w:val="16"/>
     </w:rPr>
   </w:style>
-  <w:style w:type="character" w:customStyle="1" w:styleId="a4">
+  <w:style w:type="character" w:styleId="a4" w:customStyle="1">
     <w:name w:val="Текст выноски Знак"/>
     <w:basedOn w:val="a0"/>
     <w:link w:val="a3"/>
@@ -3756,7 +4129,7 @@
       <w:lang w:eastAsia="en-US"/>
     </w:rPr>
   </w:style>
-  <w:style w:type="character" w:customStyle="1" w:styleId="a8">
+  <w:style w:type="character" w:styleId="a8" w:customStyle="1">
     <w:name w:val="Верхний колонтитул Знак"/>
     <w:basedOn w:val="a0"/>
     <w:link w:val="a7"/>
@@ -3778,14 +4151,14 @@
       <w:spacing w:after="0" w:line="240" w:lineRule="auto"/>
     </w:pPr>
   </w:style>
-  <w:style w:type="character" w:customStyle="1" w:styleId="aa">
+  <w:style w:type="character" w:styleId="aa" w:customStyle="1">
     <w:name w:val="Нижний колонтитул Знак"/>
     <w:basedOn w:val="a0"/>
     <w:link w:val="a9"/>
     <w:uiPriority w:val="99"/>
     <w:rsid w:val="00791605"/>
   </w:style>
-  <w:style w:type="character" w:customStyle="1" w:styleId="apple-converted-space">
+  <w:style w:type="character" w:styleId="apple-converted-space" w:customStyle="1">
     <w:name w:val="apple-converted-space"/>
     <w:basedOn w:val="a0"/>
     <w:rsid w:val="00C44687"/>
@@ -3800,12 +4173,12 @@
     </w:pPr>
     <w:tblPr>
       <w:tblBorders>
-        <w:top w:val="single" w:sz="4" w:space="0" w:color="auto"/>
-        <w:left w:val="single" w:sz="4" w:space="0" w:color="auto"/>
-        <w:bottom w:val="single" w:sz="4" w:space="0" w:color="auto"/>
-        <w:right w:val="single" w:sz="4" w:space="0" w:color="auto"/>
-        <w:insideH w:val="single" w:sz="4" w:space="0" w:color="auto"/>
-        <w:insideV w:val="single" w:sz="4" w:space="0" w:color="auto"/>
+        <w:top w:val="single" w:color="auto" w:sz="4" w:space="0"/>
+        <w:left w:val="single" w:color="auto" w:sz="4" w:space="0"/>
+        <w:bottom w:val="single" w:color="auto" w:sz="4" w:space="0"/>
+        <w:right w:val="single" w:color="auto" w:sz="4" w:space="0"/>
+        <w:insideH w:val="single" w:color="auto" w:sz="4" w:space="0"/>
+        <w:insideV w:val="single" w:color="auto" w:sz="4" w:space="0"/>
       </w:tblBorders>
     </w:tblPr>
   </w:style>
@@ -3832,32 +4205,32 @@
       <w:spacing w:after="0" w:line="240" w:lineRule="auto"/>
     </w:pPr>
     <w:rPr>
-      <w:rFonts w:ascii="Times New Roman" w:eastAsia="Times New Roman" w:hAnsi="Times New Roman" w:cs="Times New Roman"/>
+      <w:rFonts w:ascii="Times New Roman" w:hAnsi="Times New Roman" w:eastAsia="Times New Roman" w:cs="Times New Roman"/>
       <w:sz w:val="28"/>
       <w:szCs w:val="28"/>
     </w:rPr>
   </w:style>
-  <w:style w:type="character" w:customStyle="1" w:styleId="af">
+  <w:style w:type="character" w:styleId="af" w:customStyle="1">
     <w:name w:val="Основной текст с отступом Знак"/>
     <w:basedOn w:val="a0"/>
     <w:link w:val="ae"/>
     <w:semiHidden/>
     <w:rsid w:val="00F22C18"/>
     <w:rPr>
-      <w:rFonts w:ascii="Times New Roman" w:eastAsia="Times New Roman" w:hAnsi="Times New Roman" w:cs="Times New Roman"/>
+      <w:rFonts w:ascii="Times New Roman" w:hAnsi="Times New Roman" w:eastAsia="Times New Roman" w:cs="Times New Roman"/>
       <w:sz w:val="28"/>
       <w:szCs w:val="28"/>
       <w:lang w:eastAsia="ru-RU"/>
     </w:rPr>
   </w:style>
-  <w:style w:type="character" w:customStyle="1" w:styleId="ad">
+  <w:style w:type="character" w:styleId="ad" w:customStyle="1">
     <w:name w:val="Без интервала Знак"/>
     <w:link w:val="ac"/>
     <w:qFormat/>
     <w:locked/>
     <w:rsid w:val="00F004AE"/>
   </w:style>
-  <w:style w:type="paragraph" w:customStyle="1" w:styleId="21">
+  <w:style w:type="paragraph" w:styleId="21" w:customStyle="1">
     <w:name w:val="Без интервала2"/>
     <w:uiPriority w:val="99"/>
     <w:rsid w:val="00F004AE"/>
@@ -3865,7 +4238,7 @@
       <w:spacing w:after="0" w:line="240" w:lineRule="auto"/>
     </w:pPr>
     <w:rPr>
-      <w:rFonts w:ascii="Times New Roman" w:eastAsia="Times New Roman" w:hAnsi="Times New Roman" w:cs="Times New Roman"/>
+      <w:rFonts w:ascii="Times New Roman" w:hAnsi="Times New Roman" w:eastAsia="Times New Roman" w:cs="Times New Roman"/>
     </w:rPr>
   </w:style>
   <w:style w:type="character" w:styleId="af0">
@@ -3880,7 +4253,7 @@
       <w:iCs/>
     </w:rPr>
   </w:style>
-  <w:style w:type="character" w:customStyle="1" w:styleId="30">
+  <w:style w:type="character" w:styleId="30" w:customStyle="1">
     <w:name w:val="Заголовок 3 Знак"/>
     <w:basedOn w:val="a0"/>
     <w:link w:val="3"/>
@@ -3888,33 +4261,33 @@
     <w:qFormat/>
     <w:rsid w:val="00180E3D"/>
     <w:rPr>
-      <w:rFonts w:asciiTheme="majorHAnsi" w:eastAsiaTheme="majorEastAsia" w:hAnsiTheme="majorHAnsi" w:cstheme="majorBidi"/>
+      <w:rFonts w:asciiTheme="majorHAnsi" w:hAnsiTheme="majorHAnsi" w:eastAsiaTheme="majorEastAsia" w:cstheme="majorBidi"/>
       <w:b/>
       <w:bCs/>
       <w:color w:val="4F81BD" w:themeColor="accent1"/>
       <w:lang w:eastAsia="ru-RU"/>
     </w:rPr>
   </w:style>
-  <w:style w:type="character" w:customStyle="1" w:styleId="10">
+  <w:style w:type="character" w:styleId="10" w:customStyle="1">
     <w:name w:val="Заголовок 1 Знак"/>
     <w:basedOn w:val="a0"/>
     <w:link w:val="1"/>
     <w:uiPriority w:val="99"/>
     <w:rsid w:val="00782BC8"/>
     <w:rPr>
-      <w:rFonts w:asciiTheme="majorHAnsi" w:eastAsiaTheme="majorEastAsia" w:hAnsiTheme="majorHAnsi" w:cstheme="majorBidi"/>
+      <w:rFonts w:asciiTheme="majorHAnsi" w:hAnsiTheme="majorHAnsi" w:eastAsiaTheme="majorEastAsia" w:cstheme="majorBidi"/>
       <w:color w:val="365F91" w:themeColor="accent1" w:themeShade="BF"/>
       <w:sz w:val="32"/>
       <w:szCs w:val="32"/>
       <w:lang w:eastAsia="ru-RU"/>
     </w:rPr>
   </w:style>
-  <w:style w:type="character" w:customStyle="1" w:styleId="ListLabel11">
+  <w:style w:type="character" w:styleId="ListLabel11" w:customStyle="1">
     <w:name w:val="ListLabel 11"/>
     <w:qFormat/>
     <w:rsid w:val="00507DA1"/>
   </w:style>
-  <w:style w:type="paragraph" w:customStyle="1" w:styleId="paragraph">
+  <w:style w:type="paragraph" w:styleId="paragraph" w:customStyle="1">
     <w:name w:val="paragraph"/>
     <w:basedOn w:val="a"/>
     <w:rsid w:val="00830DB3"/>
@@ -3922,7 +4295,7 @@
       <w:spacing w:before="100" w:beforeAutospacing="1" w:after="100" w:afterAutospacing="1" w:line="240" w:lineRule="auto"/>
     </w:pPr>
     <w:rPr>
-      <w:rFonts w:ascii="Times New Roman" w:eastAsia="Times New Roman" w:hAnsi="Times New Roman" w:cs="Times New Roman"/>
+      <w:rFonts w:ascii="Times New Roman" w:hAnsi="Times New Roman" w:eastAsia="Times New Roman" w:cs="Times New Roman"/>
       <w:sz w:val="24"/>
       <w:szCs w:val="24"/>
     </w:rPr>
@@ -3937,13 +4310,13 @@
     <w:rsid w:val="00E9468A"/>
     <w:pPr>
       <w:pBdr>
-        <w:bottom w:val="single" w:sz="8" w:space="4" w:color="4F81BD"/>
+        <w:bottom w:val="single" w:color="4F81BD" w:sz="8" w:space="4"/>
       </w:pBdr>
       <w:spacing w:after="300" w:line="240" w:lineRule="auto"/>
       <w:contextualSpacing/>
     </w:pPr>
     <w:rPr>
-      <w:rFonts w:ascii="Times New Roman" w:eastAsia="Times New Roman" w:hAnsi="Times New Roman" w:cs="Times New Roman"/>
+      <w:rFonts w:ascii="Times New Roman" w:hAnsi="Times New Roman" w:eastAsia="Times New Roman" w:cs="Times New Roman"/>
       <w:color w:val="17365D"/>
       <w:spacing w:val="5"/>
       <w:kern w:val="28"/>
@@ -3951,14 +4324,14 @@
       <w:szCs w:val="52"/>
     </w:rPr>
   </w:style>
-  <w:style w:type="character" w:customStyle="1" w:styleId="af2">
+  <w:style w:type="character" w:styleId="af2" w:customStyle="1">
     <w:name w:val="Заголовок Знак"/>
     <w:basedOn w:val="a0"/>
     <w:link w:val="af1"/>
     <w:uiPriority w:val="10"/>
     <w:rsid w:val="00E9468A"/>
     <w:rPr>
-      <w:rFonts w:ascii="Times New Roman" w:eastAsia="Times New Roman" w:hAnsi="Times New Roman" w:cs="Times New Roman"/>
+      <w:rFonts w:ascii="Times New Roman" w:hAnsi="Times New Roman" w:eastAsia="Times New Roman" w:cs="Times New Roman"/>
       <w:color w:val="17365D"/>
       <w:spacing w:val="5"/>
       <w:kern w:val="28"/>
@@ -3967,7 +4340,7 @@
       <w:lang w:eastAsia="ru-RU"/>
     </w:rPr>
   </w:style>
-  <w:style w:type="paragraph" w:customStyle="1" w:styleId="24">
+  <w:style w:type="paragraph" w:styleId="24" w:customStyle="1">
     <w:name w:val="Без интервала24"/>
     <w:qFormat/>
     <w:rsid w:val="00CA42D3"/>
@@ -3975,10 +4348,10 @@
       <w:spacing w:after="0" w:line="240" w:lineRule="auto"/>
     </w:pPr>
     <w:rPr>
-      <w:rFonts w:ascii="Times New Roman" w:eastAsia="Times New Roman" w:hAnsi="Times New Roman" w:cs="Times New Roman"/>
-    </w:rPr>
-  </w:style>
-  <w:style w:type="character" w:customStyle="1" w:styleId="normaltextrun">
+      <w:rFonts w:ascii="Times New Roman" w:hAnsi="Times New Roman" w:eastAsia="Times New Roman" w:cs="Times New Roman"/>
+    </w:rPr>
+  </w:style>
+  <w:style w:type="character" w:styleId="normaltextrun" w:customStyle="1">
     <w:name w:val="normaltextrun"/>
     <w:basedOn w:val="a0"/>
     <w:rsid w:val="00357179"/>
@@ -3994,7 +4367,7 @@
       <w:bCs/>
     </w:rPr>
   </w:style>
-  <w:style w:type="paragraph" w:customStyle="1" w:styleId="Default">
+  <w:style w:type="paragraph" w:styleId="Default" w:customStyle="1">
     <w:name w:val="Default"/>
     <w:rsid w:val="00391AD9"/>
     <w:pPr>
@@ -4004,14 +4377,14 @@
       <w:spacing w:after="0" w:line="240" w:lineRule="auto"/>
     </w:pPr>
     <w:rPr>
-      <w:rFonts w:ascii="Times New Roman" w:eastAsiaTheme="minorEastAsia" w:hAnsi="Times New Roman" w:cs="Times New Roman"/>
+      <w:rFonts w:ascii="Times New Roman" w:hAnsi="Times New Roman" w:cs="Times New Roman" w:eastAsiaTheme="minorEastAsia"/>
       <w:color w:val="000000"/>
       <w:sz w:val="24"/>
       <w:szCs w:val="24"/>
       <w:lang w:eastAsia="ru-RU"/>
     </w:rPr>
   </w:style>
-  <w:style w:type="character" w:customStyle="1" w:styleId="60">
+  <w:style w:type="character" w:styleId="60" w:customStyle="1">
     <w:name w:val="Заголовок 6 Знак"/>
     <w:basedOn w:val="a0"/>
     <w:link w:val="6"/>
@@ -4020,7 +4393,7 @@
     <w:qFormat/>
     <w:rsid w:val="00DD1C4F"/>
     <w:rPr>
-      <w:rFonts w:asciiTheme="majorHAnsi" w:eastAsiaTheme="majorEastAsia" w:hAnsiTheme="majorHAnsi" w:cstheme="majorBidi"/>
+      <w:rFonts w:asciiTheme="majorHAnsi" w:hAnsiTheme="majorHAnsi" w:eastAsiaTheme="majorEastAsia" w:cstheme="majorBidi"/>
       <w:i/>
       <w:iCs/>
       <w:color w:val="244061" w:themeColor="accent1" w:themeShade="80"/>
@@ -4038,34 +4411,34 @@
       <w:jc w:val="both"/>
     </w:pPr>
     <w:rPr>
-      <w:rFonts w:ascii="Times New Roman" w:eastAsia="Times New Roman" w:hAnsi="Times New Roman" w:cs="Times New Roman"/>
+      <w:rFonts w:ascii="Times New Roman" w:hAnsi="Times New Roman" w:eastAsia="Times New Roman" w:cs="Times New Roman"/>
       <w:sz w:val="24"/>
       <w:szCs w:val="20"/>
     </w:rPr>
   </w:style>
-  <w:style w:type="character" w:customStyle="1" w:styleId="af5">
+  <w:style w:type="character" w:styleId="af5" w:customStyle="1">
     <w:name w:val="Основной текст Знак"/>
     <w:basedOn w:val="a0"/>
     <w:link w:val="af4"/>
     <w:rsid w:val="00DD1C4F"/>
     <w:rPr>
-      <w:rFonts w:ascii="Times New Roman" w:eastAsia="Times New Roman" w:hAnsi="Times New Roman" w:cs="Times New Roman"/>
+      <w:rFonts w:ascii="Times New Roman" w:hAnsi="Times New Roman" w:eastAsia="Times New Roman" w:cs="Times New Roman"/>
       <w:sz w:val="24"/>
       <w:szCs w:val="20"/>
       <w:lang w:eastAsia="ru-RU"/>
     </w:rPr>
   </w:style>
-  <w:style w:type="character" w:customStyle="1" w:styleId="gmaildefaultmrcssattr">
+  <w:style w:type="character" w:styleId="gmaildefaultmrcssattr" w:customStyle="1">
     <w:name w:val="gmail_default_mr_css_attr"/>
     <w:basedOn w:val="a0"/>
     <w:rsid w:val="00341EE5"/>
   </w:style>
-  <w:style w:type="character" w:customStyle="1" w:styleId="d64fb4d6842d6ebgmaildefault">
+  <w:style w:type="character" w:styleId="d64fb4d6842d6ebgmaildefault" w:customStyle="1">
     <w:name w:val="d64fb4d6842d6ebgmail_default"/>
     <w:basedOn w:val="a0"/>
     <w:rsid w:val="00656C3F"/>
   </w:style>
-  <w:style w:type="character" w:customStyle="1" w:styleId="layout">
+  <w:style w:type="character" w:styleId="layout" w:customStyle="1">
     <w:name w:val="layout"/>
     <w:basedOn w:val="a0"/>
     <w:rsid w:val="00F16A81"/>
@@ -4080,19 +4453,19 @@
       <w:spacing w:before="100" w:beforeAutospacing="1" w:after="100" w:afterAutospacing="1" w:line="240" w:lineRule="auto"/>
     </w:pPr>
     <w:rPr>
-      <w:rFonts w:ascii="Times New Roman" w:eastAsia="Times New Roman" w:hAnsi="Times New Roman" w:cs="Times New Roman"/>
+      <w:rFonts w:ascii="Times New Roman" w:hAnsi="Times New Roman" w:eastAsia="Times New Roman" w:cs="Times New Roman"/>
       <w:sz w:val="24"/>
       <w:szCs w:val="24"/>
     </w:rPr>
   </w:style>
-  <w:style w:type="character" w:customStyle="1" w:styleId="20">
+  <w:style w:type="character" w:styleId="20" w:customStyle="1">
     <w:name w:val="Заголовок 2 Знак"/>
     <w:basedOn w:val="a0"/>
     <w:link w:val="2"/>
     <w:uiPriority w:val="9"/>
     <w:rsid w:val="002C343B"/>
     <w:rPr>
-      <w:rFonts w:asciiTheme="majorHAnsi" w:eastAsiaTheme="majorEastAsia" w:hAnsiTheme="majorHAnsi" w:cstheme="majorBidi"/>
+      <w:rFonts w:asciiTheme="majorHAnsi" w:hAnsiTheme="majorHAnsi" w:eastAsiaTheme="majorEastAsia" w:cstheme="majorBidi"/>
       <w:b/>
       <w:bCs/>
       <w:color w:val="4F81BD" w:themeColor="accent1"/>
@@ -4101,7 +4474,7 @@
       <w:lang w:eastAsia="ru-RU"/>
     </w:rPr>
   </w:style>
-  <w:style w:type="character" w:customStyle="1" w:styleId="40">
+  <w:style w:type="character" w:styleId="40" w:customStyle="1">
     <w:name w:val="Заголовок 4 Знак"/>
     <w:basedOn w:val="a0"/>
     <w:link w:val="4"/>
@@ -4109,7 +4482,7 @@
     <w:semiHidden/>
     <w:rsid w:val="002C343B"/>
     <w:rPr>
-      <w:rFonts w:asciiTheme="majorHAnsi" w:eastAsiaTheme="majorEastAsia" w:hAnsiTheme="majorHAnsi" w:cstheme="majorBidi"/>
+      <w:rFonts w:asciiTheme="majorHAnsi" w:hAnsiTheme="majorHAnsi" w:eastAsiaTheme="majorEastAsia" w:cstheme="majorBidi"/>
       <w:b/>
       <w:bCs/>
       <w:i/>
@@ -4118,7 +4491,7 @@
       <w:lang w:eastAsia="ru-RU"/>
     </w:rPr>
   </w:style>
-  <w:style w:type="character" w:customStyle="1" w:styleId="50">
+  <w:style w:type="character" w:styleId="50" w:customStyle="1">
     <w:name w:val="Заголовок 5 Знак"/>
     <w:basedOn w:val="a0"/>
     <w:link w:val="5"/>
@@ -4127,12 +4500,12 @@
     <w:qFormat/>
     <w:rsid w:val="002C343B"/>
     <w:rPr>
-      <w:rFonts w:asciiTheme="majorHAnsi" w:eastAsiaTheme="majorEastAsia" w:hAnsiTheme="majorHAnsi" w:cstheme="majorBidi"/>
+      <w:rFonts w:asciiTheme="majorHAnsi" w:hAnsiTheme="majorHAnsi" w:eastAsiaTheme="majorEastAsia" w:cstheme="majorBidi"/>
       <w:color w:val="244061" w:themeColor="accent1" w:themeShade="80"/>
       <w:lang w:eastAsia="ru-RU"/>
     </w:rPr>
   </w:style>
-  <w:style w:type="character" w:customStyle="1" w:styleId="70">
+  <w:style w:type="character" w:styleId="70" w:customStyle="1">
     <w:name w:val="Заголовок 7 Знак"/>
     <w:basedOn w:val="a0"/>
     <w:link w:val="7"/>
@@ -4140,14 +4513,14 @@
     <w:semiHidden/>
     <w:rsid w:val="002C343B"/>
     <w:rPr>
-      <w:rFonts w:asciiTheme="majorHAnsi" w:eastAsiaTheme="majorEastAsia" w:hAnsiTheme="majorHAnsi" w:cstheme="majorBidi"/>
+      <w:rFonts w:asciiTheme="majorHAnsi" w:hAnsiTheme="majorHAnsi" w:eastAsiaTheme="majorEastAsia" w:cstheme="majorBidi"/>
       <w:i/>
       <w:iCs/>
       <w:color w:val="404040" w:themeColor="text1" w:themeTint="BF"/>
       <w:lang w:eastAsia="ru-RU"/>
     </w:rPr>
   </w:style>
-  <w:style w:type="character" w:customStyle="1" w:styleId="80">
+  <w:style w:type="character" w:styleId="80" w:customStyle="1">
     <w:name w:val="Заголовок 8 Знак"/>
     <w:basedOn w:val="a0"/>
     <w:link w:val="8"/>
@@ -4155,14 +4528,14 @@
     <w:semiHidden/>
     <w:rsid w:val="002C343B"/>
     <w:rPr>
-      <w:rFonts w:asciiTheme="majorHAnsi" w:eastAsiaTheme="majorEastAsia" w:hAnsiTheme="majorHAnsi" w:cstheme="majorBidi"/>
+      <w:rFonts w:asciiTheme="majorHAnsi" w:hAnsiTheme="majorHAnsi" w:eastAsiaTheme="majorEastAsia" w:cstheme="majorBidi"/>
       <w:color w:val="4F81BD" w:themeColor="accent1"/>
       <w:sz w:val="20"/>
       <w:szCs w:val="20"/>
       <w:lang w:eastAsia="ru-RU"/>
     </w:rPr>
   </w:style>
-  <w:style w:type="character" w:customStyle="1" w:styleId="90">
+  <w:style w:type="character" w:styleId="90" w:customStyle="1">
     <w:name w:val="Заголовок 9 Знак"/>
     <w:basedOn w:val="a0"/>
     <w:link w:val="9"/>
@@ -4170,7 +4543,7 @@
     <w:semiHidden/>
     <w:rsid w:val="002C343B"/>
     <w:rPr>
-      <w:rFonts w:asciiTheme="majorHAnsi" w:eastAsiaTheme="majorEastAsia" w:hAnsiTheme="majorHAnsi" w:cstheme="majorBidi"/>
+      <w:rFonts w:asciiTheme="majorHAnsi" w:hAnsiTheme="majorHAnsi" w:eastAsiaTheme="majorEastAsia" w:cstheme="majorBidi"/>
       <w:i/>
       <w:iCs/>
       <w:color w:val="404040" w:themeColor="text1" w:themeTint="BF"/>
@@ -4227,19 +4600,19 @@
       <w:spacing w:after="0" w:line="240" w:lineRule="auto"/>
     </w:pPr>
     <w:rPr>
-      <w:rFonts w:ascii="Courier New" w:eastAsia="Courier New" w:hAnsi="Courier New" w:cs="Times New Roman"/>
+      <w:rFonts w:ascii="Courier New" w:hAnsi="Courier New" w:eastAsia="Courier New" w:cs="Times New Roman"/>
       <w:sz w:val="20"/>
       <w:szCs w:val="20"/>
     </w:rPr>
   </w:style>
-  <w:style w:type="character" w:customStyle="1" w:styleId="HTML0">
+  <w:style w:type="character" w:styleId="HTML0" w:customStyle="1">
     <w:name w:val="Стандартный HTML Знак"/>
     <w:aliases w:val="Знак Знак"/>
     <w:basedOn w:val="a0"/>
     <w:link w:val="HTML"/>
     <w:rsid w:val="002C343B"/>
     <w:rPr>
-      <w:rFonts w:ascii="Courier New" w:eastAsia="Courier New" w:hAnsi="Courier New" w:cs="Times New Roman"/>
+      <w:rFonts w:ascii="Courier New" w:hAnsi="Courier New" w:eastAsia="Courier New" w:cs="Times New Roman"/>
       <w:sz w:val="20"/>
       <w:szCs w:val="20"/>
       <w:lang w:eastAsia="ru-RU"/>
@@ -4256,20 +4629,20 @@
       <w:jc w:val="center"/>
     </w:pPr>
     <w:rPr>
-      <w:rFonts w:ascii="Courier New" w:eastAsia="Times New Roman" w:hAnsi="Courier New" w:cs="Times New Roman"/>
+      <w:rFonts w:ascii="Courier New" w:hAnsi="Courier New" w:eastAsia="Times New Roman" w:cs="Times New Roman"/>
       <w:sz w:val="20"/>
       <w:szCs w:val="20"/>
       <w:lang w:val="en-US" w:eastAsia="en-US"/>
     </w:rPr>
   </w:style>
-  <w:style w:type="character" w:customStyle="1" w:styleId="af9">
+  <w:style w:type="character" w:styleId="af9" w:customStyle="1">
     <w:name w:val="Текст Знак"/>
     <w:basedOn w:val="a0"/>
     <w:link w:val="af8"/>
     <w:semiHidden/>
     <w:rsid w:val="002C343B"/>
     <w:rPr>
-      <w:rFonts w:ascii="Courier New" w:eastAsia="Times New Roman" w:hAnsi="Courier New" w:cs="Times New Roman"/>
+      <w:rFonts w:ascii="Courier New" w:hAnsi="Courier New" w:eastAsia="Times New Roman" w:cs="Times New Roman"/>
       <w:sz w:val="20"/>
       <w:szCs w:val="20"/>
       <w:lang w:val="en-US"/>
@@ -4284,7 +4657,7 @@
     <w:qFormat/>
     <w:rsid w:val="002C343B"/>
     <w:rPr>
-      <w:rFonts w:asciiTheme="majorHAnsi" w:eastAsiaTheme="majorEastAsia" w:hAnsiTheme="majorHAnsi" w:cstheme="majorBidi"/>
+      <w:rFonts w:asciiTheme="majorHAnsi" w:hAnsiTheme="majorHAnsi" w:eastAsiaTheme="majorEastAsia" w:cstheme="majorBidi"/>
       <w:i/>
       <w:iCs/>
       <w:color w:val="4F81BD" w:themeColor="accent1"/>
@@ -4293,14 +4666,14 @@
       <w:szCs w:val="24"/>
     </w:rPr>
   </w:style>
-  <w:style w:type="character" w:customStyle="1" w:styleId="afb">
+  <w:style w:type="character" w:styleId="afb" w:customStyle="1">
     <w:name w:val="Подзаголовок Знак"/>
     <w:basedOn w:val="a0"/>
     <w:link w:val="afa"/>
     <w:uiPriority w:val="99"/>
     <w:rsid w:val="002C343B"/>
     <w:rPr>
-      <w:rFonts w:asciiTheme="majorHAnsi" w:eastAsiaTheme="majorEastAsia" w:hAnsiTheme="majorHAnsi" w:cstheme="majorBidi"/>
+      <w:rFonts w:asciiTheme="majorHAnsi" w:hAnsiTheme="majorHAnsi" w:eastAsiaTheme="majorEastAsia" w:cstheme="majorBidi"/>
       <w:i/>
       <w:iCs/>
       <w:color w:val="4F81BD" w:themeColor="accent1"/>
@@ -4324,7 +4697,7 @@
       <w:color w:val="000000" w:themeColor="text1"/>
     </w:rPr>
   </w:style>
-  <w:style w:type="character" w:customStyle="1" w:styleId="23">
+  <w:style w:type="character" w:styleId="23" w:customStyle="1">
     <w:name w:val="Цитата 2 Знак"/>
     <w:basedOn w:val="a0"/>
     <w:link w:val="22"/>
@@ -4348,7 +4721,7 @@
     <w:rsid w:val="002C343B"/>
     <w:pPr>
       <w:pBdr>
-        <w:bottom w:val="single" w:sz="4" w:space="4" w:color="4F81BD" w:themeColor="accent1"/>
+        <w:bottom w:val="single" w:color="4F81BD" w:themeColor="accent1" w:sz="4" w:space="4"/>
       </w:pBdr>
       <w:spacing w:before="200" w:after="280"/>
       <w:ind w:left="936" w:right="936"/>
@@ -4361,7 +4734,7 @@
       <w:color w:val="4F81BD" w:themeColor="accent1"/>
     </w:rPr>
   </w:style>
-  <w:style w:type="character" w:customStyle="1" w:styleId="afd">
+  <w:style w:type="character" w:styleId="afd" w:customStyle="1">
     <w:name w:val="Выделенная цитата Знак"/>
     <w:basedOn w:val="a0"/>
     <w:link w:val="afc"/>
@@ -4377,7 +4750,7 @@
       <w:lang w:eastAsia="ru-RU"/>
     </w:rPr>
   </w:style>
-  <w:style w:type="character" w:customStyle="1" w:styleId="11">
+  <w:style w:type="character" w:styleId="11" w:customStyle="1">
     <w:name w:val="Слабое выделение1"/>
     <w:basedOn w:val="a0"/>
     <w:uiPriority w:val="19"/>
@@ -4389,7 +4762,7 @@
       <w:color w:val="7F7F7F" w:themeColor="text1" w:themeTint="80"/>
     </w:rPr>
   </w:style>
-  <w:style w:type="character" w:customStyle="1" w:styleId="12">
+  <w:style w:type="character" w:styleId="12" w:customStyle="1">
     <w:name w:val="Сильное выделение1"/>
     <w:basedOn w:val="a0"/>
     <w:uiPriority w:val="21"/>
@@ -4403,7 +4776,7 @@
       <w:color w:val="4F81BD" w:themeColor="accent1"/>
     </w:rPr>
   </w:style>
-  <w:style w:type="character" w:customStyle="1" w:styleId="13">
+  <w:style w:type="character" w:styleId="13" w:customStyle="1">
     <w:name w:val="Слабая ссылка1"/>
     <w:basedOn w:val="a0"/>
     <w:uiPriority w:val="31"/>
@@ -4415,7 +4788,7 @@
       <w:u w:val="single"/>
     </w:rPr>
   </w:style>
-  <w:style w:type="character" w:customStyle="1" w:styleId="14">
+  <w:style w:type="character" w:styleId="14" w:customStyle="1">
     <w:name w:val="Сильная ссылка1"/>
     <w:basedOn w:val="a0"/>
     <w:uiPriority w:val="32"/>
@@ -4430,7 +4803,7 @@
       <w:u w:val="single"/>
     </w:rPr>
   </w:style>
-  <w:style w:type="character" w:customStyle="1" w:styleId="15">
+  <w:style w:type="character" w:styleId="15" w:customStyle="1">
     <w:name w:val="Название книги1"/>
     <w:basedOn w:val="a0"/>
     <w:uiPriority w:val="33"/>
@@ -4443,7 +4816,7 @@
       <w:spacing w:val="5"/>
     </w:rPr>
   </w:style>
-  <w:style w:type="paragraph" w:customStyle="1" w:styleId="16">
+  <w:style w:type="paragraph" w:styleId="16" w:customStyle="1">
     <w:name w:val="Заголовок оглавления1"/>
     <w:basedOn w:val="1"/>
     <w:next w:val="a"/>
@@ -4463,32 +4836,32 @@
       <w:szCs w:val="28"/>
     </w:rPr>
   </w:style>
-  <w:style w:type="paragraph" w:customStyle="1" w:styleId="100">
+  <w:style w:type="paragraph" w:styleId="100" w:customStyle="1">
     <w:name w:val="Обычный + 10 пт"/>
     <w:basedOn w:val="ac"/>
     <w:uiPriority w:val="99"/>
     <w:rsid w:val="002C343B"/>
     <w:rPr>
-      <w:rFonts w:ascii="Times New Roman" w:eastAsia="Times New Roman" w:hAnsi="Times New Roman" w:cs="Times New Roman"/>
+      <w:rFonts w:ascii="Times New Roman" w:hAnsi="Times New Roman" w:eastAsia="Times New Roman" w:cs="Times New Roman"/>
       <w:b/>
       <w:sz w:val="24"/>
       <w:szCs w:val="24"/>
     </w:rPr>
   </w:style>
-  <w:style w:type="paragraph" w:customStyle="1" w:styleId="NoSpacing10">
+  <w:style w:type="paragraph" w:styleId="NoSpacing10" w:customStyle="1">
     <w:name w:val="No Spacing + 10 пт"/>
     <w:basedOn w:val="ac"/>
     <w:link w:val="NoSpacing100"/>
     <w:uiPriority w:val="99"/>
     <w:rsid w:val="002C343B"/>
     <w:rPr>
-      <w:rFonts w:ascii="Times New Roman" w:eastAsia="Times New Roman" w:hAnsi="Times New Roman" w:cs="Times New Roman"/>
+      <w:rFonts w:ascii="Times New Roman" w:hAnsi="Times New Roman" w:eastAsia="Times New Roman" w:cs="Times New Roman"/>
       <w:b/>
       <w:sz w:val="24"/>
       <w:szCs w:val="24"/>
     </w:rPr>
   </w:style>
-  <w:style w:type="paragraph" w:customStyle="1" w:styleId="17">
+  <w:style w:type="paragraph" w:styleId="17" w:customStyle="1">
     <w:name w:val="Без интервала1"/>
     <w:link w:val="NoSpacingChar"/>
     <w:rsid w:val="002C343B"/>
@@ -4496,199 +4869,199 @@
       <w:spacing w:after="0" w:line="240" w:lineRule="auto"/>
     </w:pPr>
     <w:rPr>
-      <w:rFonts w:ascii="Times New Roman" w:eastAsia="Times New Roman" w:hAnsi="Times New Roman" w:cs="Times New Roman"/>
-    </w:rPr>
-  </w:style>
-  <w:style w:type="character" w:customStyle="1" w:styleId="NoSpacingChar">
+      <w:rFonts w:ascii="Times New Roman" w:hAnsi="Times New Roman" w:eastAsia="Times New Roman" w:cs="Times New Roman"/>
+    </w:rPr>
+  </w:style>
+  <w:style w:type="character" w:styleId="NoSpacingChar" w:customStyle="1">
     <w:name w:val="No Spacing Char"/>
     <w:link w:val="17"/>
     <w:locked/>
     <w:rsid w:val="002C343B"/>
     <w:rPr>
-      <w:rFonts w:ascii="Times New Roman" w:eastAsia="Times New Roman" w:hAnsi="Times New Roman" w:cs="Times New Roman"/>
-    </w:rPr>
-  </w:style>
-  <w:style w:type="paragraph" w:customStyle="1" w:styleId="31">
+      <w:rFonts w:ascii="Times New Roman" w:hAnsi="Times New Roman" w:eastAsia="Times New Roman" w:cs="Times New Roman"/>
+    </w:rPr>
+  </w:style>
+  <w:style w:type="paragraph" w:styleId="31" w:customStyle="1">
     <w:name w:val="Без интервала3"/>
     <w:rsid w:val="002C343B"/>
     <w:pPr>
       <w:spacing w:after="0" w:line="240" w:lineRule="auto"/>
     </w:pPr>
     <w:rPr>
-      <w:rFonts w:ascii="Times New Roman" w:eastAsia="Times New Roman" w:hAnsi="Times New Roman" w:cs="Times New Roman"/>
+      <w:rFonts w:ascii="Times New Roman" w:hAnsi="Times New Roman" w:eastAsia="Times New Roman" w:cs="Times New Roman"/>
       <w:szCs w:val="20"/>
     </w:rPr>
   </w:style>
-  <w:style w:type="paragraph" w:customStyle="1" w:styleId="41">
+  <w:style w:type="paragraph" w:styleId="41" w:customStyle="1">
     <w:name w:val="Без интервала4"/>
     <w:rsid w:val="002C343B"/>
     <w:pPr>
       <w:spacing w:after="0" w:line="240" w:lineRule="auto"/>
     </w:pPr>
     <w:rPr>
-      <w:rFonts w:ascii="Times New Roman" w:eastAsia="Times New Roman" w:hAnsi="Times New Roman" w:cs="Times New Roman"/>
-    </w:rPr>
-  </w:style>
-  <w:style w:type="paragraph" w:customStyle="1" w:styleId="51">
+      <w:rFonts w:ascii="Times New Roman" w:hAnsi="Times New Roman" w:eastAsia="Times New Roman" w:cs="Times New Roman"/>
+    </w:rPr>
+  </w:style>
+  <w:style w:type="paragraph" w:styleId="51" w:customStyle="1">
     <w:name w:val="Без интервала5"/>
     <w:rsid w:val="002C343B"/>
     <w:pPr>
       <w:spacing w:after="0" w:line="240" w:lineRule="auto"/>
     </w:pPr>
     <w:rPr>
-      <w:rFonts w:ascii="Times New Roman" w:eastAsia="Times New Roman" w:hAnsi="Times New Roman" w:cs="Times New Roman"/>
+      <w:rFonts w:ascii="Times New Roman" w:hAnsi="Times New Roman" w:eastAsia="Times New Roman" w:cs="Times New Roman"/>
       <w:szCs w:val="20"/>
     </w:rPr>
   </w:style>
-  <w:style w:type="paragraph" w:customStyle="1" w:styleId="61">
+  <w:style w:type="paragraph" w:styleId="61" w:customStyle="1">
     <w:name w:val="Без интервала6"/>
     <w:rsid w:val="002C343B"/>
     <w:pPr>
       <w:spacing w:after="0" w:line="240" w:lineRule="auto"/>
     </w:pPr>
     <w:rPr>
-      <w:rFonts w:ascii="Times New Roman" w:eastAsia="Times New Roman" w:hAnsi="Times New Roman" w:cs="Times New Roman"/>
-    </w:rPr>
-  </w:style>
-  <w:style w:type="character" w:customStyle="1" w:styleId="NoSpacing100">
+      <w:rFonts w:ascii="Times New Roman" w:hAnsi="Times New Roman" w:eastAsia="Times New Roman" w:cs="Times New Roman"/>
+    </w:rPr>
+  </w:style>
+  <w:style w:type="character" w:styleId="NoSpacing100" w:customStyle="1">
     <w:name w:val="No Spacing + 10 пт Знак"/>
     <w:basedOn w:val="NoSpacingChar"/>
     <w:link w:val="NoSpacing10"/>
     <w:uiPriority w:val="99"/>
     <w:rsid w:val="002C343B"/>
     <w:rPr>
-      <w:rFonts w:ascii="Times New Roman" w:eastAsia="Times New Roman" w:hAnsi="Times New Roman" w:cs="Times New Roman"/>
+      <w:rFonts w:ascii="Times New Roman" w:hAnsi="Times New Roman" w:eastAsia="Times New Roman" w:cs="Times New Roman"/>
       <w:b/>
       <w:sz w:val="24"/>
       <w:szCs w:val="24"/>
     </w:rPr>
   </w:style>
-  <w:style w:type="paragraph" w:customStyle="1" w:styleId="71">
+  <w:style w:type="paragraph" w:styleId="71" w:customStyle="1">
     <w:name w:val="Без интервала7"/>
     <w:rsid w:val="002C343B"/>
     <w:pPr>
       <w:spacing w:after="0" w:line="240" w:lineRule="auto"/>
     </w:pPr>
     <w:rPr>
-      <w:rFonts w:ascii="Times New Roman" w:eastAsia="Times New Roman" w:hAnsi="Times New Roman" w:cs="Times New Roman"/>
-    </w:rPr>
-  </w:style>
-  <w:style w:type="paragraph" w:customStyle="1" w:styleId="81">
+      <w:rFonts w:ascii="Times New Roman" w:hAnsi="Times New Roman" w:eastAsia="Times New Roman" w:cs="Times New Roman"/>
+    </w:rPr>
+  </w:style>
+  <w:style w:type="paragraph" w:styleId="81" w:customStyle="1">
     <w:name w:val="Без интервала8"/>
     <w:rsid w:val="002C343B"/>
     <w:pPr>
       <w:spacing w:after="0" w:line="240" w:lineRule="auto"/>
     </w:pPr>
     <w:rPr>
-      <w:rFonts w:ascii="Times New Roman" w:eastAsia="Times New Roman" w:hAnsi="Times New Roman" w:cs="Times New Roman"/>
+      <w:rFonts w:ascii="Times New Roman" w:hAnsi="Times New Roman" w:eastAsia="Times New Roman" w:cs="Times New Roman"/>
       <w:szCs w:val="20"/>
     </w:rPr>
   </w:style>
-  <w:style w:type="paragraph" w:customStyle="1" w:styleId="91">
+  <w:style w:type="paragraph" w:styleId="91" w:customStyle="1">
     <w:name w:val="Без интервала9"/>
     <w:rsid w:val="002C343B"/>
     <w:pPr>
       <w:spacing w:after="0" w:line="240" w:lineRule="auto"/>
     </w:pPr>
     <w:rPr>
-      <w:rFonts w:ascii="Times New Roman" w:eastAsia="Times New Roman" w:hAnsi="Times New Roman" w:cs="Times New Roman"/>
-    </w:rPr>
-  </w:style>
-  <w:style w:type="paragraph" w:customStyle="1" w:styleId="101">
+      <w:rFonts w:ascii="Times New Roman" w:hAnsi="Times New Roman" w:eastAsia="Times New Roman" w:cs="Times New Roman"/>
+    </w:rPr>
+  </w:style>
+  <w:style w:type="paragraph" w:styleId="101" w:customStyle="1">
     <w:name w:val="Без интервала10"/>
     <w:rsid w:val="002C343B"/>
     <w:pPr>
       <w:spacing w:after="0" w:line="240" w:lineRule="auto"/>
     </w:pPr>
     <w:rPr>
-      <w:rFonts w:ascii="Times New Roman" w:eastAsia="Times New Roman" w:hAnsi="Times New Roman" w:cs="Times New Roman"/>
+      <w:rFonts w:ascii="Times New Roman" w:hAnsi="Times New Roman" w:eastAsia="Times New Roman" w:cs="Times New Roman"/>
       <w:szCs w:val="20"/>
     </w:rPr>
   </w:style>
-  <w:style w:type="paragraph" w:customStyle="1" w:styleId="110">
+  <w:style w:type="paragraph" w:styleId="110" w:customStyle="1">
     <w:name w:val="Без интервала11"/>
     <w:rsid w:val="002C343B"/>
     <w:pPr>
       <w:spacing w:after="0" w:line="240" w:lineRule="auto"/>
     </w:pPr>
     <w:rPr>
-      <w:rFonts w:ascii="Times New Roman" w:eastAsia="Times New Roman" w:hAnsi="Times New Roman" w:cs="Times New Roman"/>
-    </w:rPr>
-  </w:style>
-  <w:style w:type="character" w:customStyle="1" w:styleId="NoSpacing101">
+      <w:rFonts w:ascii="Times New Roman" w:hAnsi="Times New Roman" w:eastAsia="Times New Roman" w:cs="Times New Roman"/>
+    </w:rPr>
+  </w:style>
+  <w:style w:type="character" w:styleId="NoSpacing101" w:customStyle="1">
     <w:name w:val="No Spacing + 10 пт;По центру Знак Знак"/>
     <w:basedOn w:val="NoSpacingChar"/>
     <w:rsid w:val="002C343B"/>
     <w:rPr>
-      <w:rFonts w:ascii="Times New Roman" w:eastAsia="Times New Roman" w:hAnsi="Times New Roman" w:cs="Times New Roman"/>
+      <w:rFonts w:ascii="Times New Roman" w:hAnsi="Times New Roman" w:eastAsia="Times New Roman" w:cs="Times New Roman"/>
       <w:b/>
       <w:sz w:val="24"/>
       <w:szCs w:val="24"/>
       <w:lang w:val="ru-RU" w:bidi="ar-SA"/>
     </w:rPr>
   </w:style>
-  <w:style w:type="paragraph" w:customStyle="1" w:styleId="120">
+  <w:style w:type="paragraph" w:styleId="120" w:customStyle="1">
     <w:name w:val="Без интервала12"/>
     <w:rsid w:val="002C343B"/>
     <w:pPr>
       <w:spacing w:after="0" w:line="240" w:lineRule="auto"/>
     </w:pPr>
     <w:rPr>
-      <w:rFonts w:ascii="Times New Roman" w:eastAsia="Times New Roman" w:hAnsi="Times New Roman" w:cs="Times New Roman"/>
+      <w:rFonts w:ascii="Times New Roman" w:hAnsi="Times New Roman" w:eastAsia="Times New Roman" w:cs="Times New Roman"/>
       <w:szCs w:val="20"/>
     </w:rPr>
   </w:style>
-  <w:style w:type="paragraph" w:customStyle="1" w:styleId="130">
+  <w:style w:type="paragraph" w:styleId="130" w:customStyle="1">
     <w:name w:val="Без интервала13"/>
     <w:rsid w:val="002C343B"/>
     <w:pPr>
       <w:spacing w:after="0" w:line="240" w:lineRule="auto"/>
     </w:pPr>
     <w:rPr>
-      <w:rFonts w:ascii="Times New Roman" w:eastAsia="Times New Roman" w:hAnsi="Times New Roman" w:cs="Times New Roman"/>
-    </w:rPr>
-  </w:style>
-  <w:style w:type="paragraph" w:customStyle="1" w:styleId="140">
+      <w:rFonts w:ascii="Times New Roman" w:hAnsi="Times New Roman" w:eastAsia="Times New Roman" w:cs="Times New Roman"/>
+    </w:rPr>
+  </w:style>
+  <w:style w:type="paragraph" w:styleId="140" w:customStyle="1">
     <w:name w:val="Без интервала14"/>
     <w:rsid w:val="002C343B"/>
     <w:pPr>
       <w:spacing w:after="0" w:line="240" w:lineRule="auto"/>
     </w:pPr>
     <w:rPr>
-      <w:rFonts w:ascii="Times New Roman" w:eastAsia="Times New Roman" w:hAnsi="Times New Roman" w:cs="Times New Roman"/>
-    </w:rPr>
-  </w:style>
-  <w:style w:type="paragraph" w:customStyle="1" w:styleId="150">
+      <w:rFonts w:ascii="Times New Roman" w:hAnsi="Times New Roman" w:eastAsia="Times New Roman" w:cs="Times New Roman"/>
+    </w:rPr>
+  </w:style>
+  <w:style w:type="paragraph" w:styleId="150" w:customStyle="1">
     <w:name w:val="Без интервала15"/>
     <w:rsid w:val="002C343B"/>
     <w:pPr>
       <w:spacing w:after="0" w:line="240" w:lineRule="auto"/>
     </w:pPr>
     <w:rPr>
-      <w:rFonts w:ascii="Times New Roman" w:eastAsia="Times New Roman" w:hAnsi="Times New Roman" w:cs="Times New Roman"/>
-    </w:rPr>
-  </w:style>
-  <w:style w:type="paragraph" w:customStyle="1" w:styleId="160">
+      <w:rFonts w:ascii="Times New Roman" w:hAnsi="Times New Roman" w:eastAsia="Times New Roman" w:cs="Times New Roman"/>
+    </w:rPr>
+  </w:style>
+  <w:style w:type="paragraph" w:styleId="160" w:customStyle="1">
     <w:name w:val="Без интервала16"/>
     <w:rsid w:val="002C343B"/>
     <w:pPr>
       <w:spacing w:after="0" w:line="240" w:lineRule="auto"/>
     </w:pPr>
     <w:rPr>
-      <w:rFonts w:ascii="Times New Roman" w:eastAsia="Times New Roman" w:hAnsi="Times New Roman" w:cs="Times New Roman"/>
-    </w:rPr>
-  </w:style>
-  <w:style w:type="paragraph" w:customStyle="1" w:styleId="170">
+      <w:rFonts w:ascii="Times New Roman" w:hAnsi="Times New Roman" w:eastAsia="Times New Roman" w:cs="Times New Roman"/>
+    </w:rPr>
+  </w:style>
+  <w:style w:type="paragraph" w:styleId="170" w:customStyle="1">
     <w:name w:val="Без интервала17"/>
     <w:rsid w:val="002C343B"/>
     <w:pPr>
       <w:spacing w:after="0" w:line="240" w:lineRule="auto"/>
     </w:pPr>
     <w:rPr>
-      <w:rFonts w:ascii="Times New Roman" w:eastAsia="Times New Roman" w:hAnsi="Times New Roman" w:cs="Times New Roman"/>
-    </w:rPr>
-  </w:style>
-  <w:style w:type="character" w:customStyle="1" w:styleId="800">
+      <w:rFonts w:ascii="Times New Roman" w:hAnsi="Times New Roman" w:eastAsia="Times New Roman" w:cs="Times New Roman"/>
+    </w:rPr>
+  </w:style>
+  <w:style w:type="character" w:styleId="800" w:customStyle="1">
     <w:name w:val="Обычный + 8 пт;полужирный;По центру;После:  0 пт Знак Знак"/>
     <w:rsid w:val="002C343B"/>
     <w:rPr>
@@ -4698,172 +5071,172 @@
       <w:lang w:val="ru-RU" w:eastAsia="en-US" w:bidi="ar-SA"/>
     </w:rPr>
   </w:style>
-  <w:style w:type="paragraph" w:customStyle="1" w:styleId="18">
+  <w:style w:type="paragraph" w:styleId="18" w:customStyle="1">
     <w:name w:val="Без интервала18"/>
     <w:rsid w:val="002C343B"/>
     <w:pPr>
       <w:spacing w:after="0" w:line="240" w:lineRule="auto"/>
     </w:pPr>
     <w:rPr>
-      <w:rFonts w:ascii="Times New Roman" w:eastAsia="Times New Roman" w:hAnsi="Times New Roman" w:cs="Times New Roman"/>
-    </w:rPr>
-  </w:style>
-  <w:style w:type="paragraph" w:customStyle="1" w:styleId="19">
+      <w:rFonts w:ascii="Times New Roman" w:hAnsi="Times New Roman" w:eastAsia="Times New Roman" w:cs="Times New Roman"/>
+    </w:rPr>
+  </w:style>
+  <w:style w:type="paragraph" w:styleId="19" w:customStyle="1">
     <w:name w:val="Без интервала19"/>
     <w:rsid w:val="002C343B"/>
     <w:pPr>
       <w:spacing w:after="0" w:line="240" w:lineRule="auto"/>
     </w:pPr>
     <w:rPr>
-      <w:rFonts w:ascii="Times New Roman" w:eastAsia="Times New Roman" w:hAnsi="Times New Roman" w:cs="Times New Roman"/>
-    </w:rPr>
-  </w:style>
-  <w:style w:type="paragraph" w:customStyle="1" w:styleId="200">
+      <w:rFonts w:ascii="Times New Roman" w:hAnsi="Times New Roman" w:eastAsia="Times New Roman" w:cs="Times New Roman"/>
+    </w:rPr>
+  </w:style>
+  <w:style w:type="paragraph" w:styleId="200" w:customStyle="1">
     <w:name w:val="Без интервала20"/>
     <w:rsid w:val="002C343B"/>
     <w:pPr>
       <w:spacing w:after="0" w:line="240" w:lineRule="auto"/>
     </w:pPr>
     <w:rPr>
-      <w:rFonts w:ascii="Times New Roman" w:eastAsia="Times New Roman" w:hAnsi="Times New Roman" w:cs="Times New Roman"/>
-    </w:rPr>
-  </w:style>
-  <w:style w:type="paragraph" w:customStyle="1" w:styleId="210">
+      <w:rFonts w:ascii="Times New Roman" w:hAnsi="Times New Roman" w:eastAsia="Times New Roman" w:cs="Times New Roman"/>
+    </w:rPr>
+  </w:style>
+  <w:style w:type="paragraph" w:styleId="210" w:customStyle="1">
     <w:name w:val="Без интервала21"/>
     <w:rsid w:val="002C343B"/>
     <w:pPr>
       <w:spacing w:after="0" w:line="240" w:lineRule="auto"/>
     </w:pPr>
     <w:rPr>
-      <w:rFonts w:ascii="Times New Roman" w:eastAsia="Times New Roman" w:hAnsi="Times New Roman" w:cs="Times New Roman"/>
-    </w:rPr>
-  </w:style>
-  <w:style w:type="paragraph" w:customStyle="1" w:styleId="220">
+      <w:rFonts w:ascii="Times New Roman" w:hAnsi="Times New Roman" w:eastAsia="Times New Roman" w:cs="Times New Roman"/>
+    </w:rPr>
+  </w:style>
+  <w:style w:type="paragraph" w:styleId="220" w:customStyle="1">
     <w:name w:val="Без интервала22"/>
     <w:rsid w:val="002C343B"/>
     <w:pPr>
       <w:spacing w:after="0" w:line="240" w:lineRule="auto"/>
     </w:pPr>
     <w:rPr>
-      <w:rFonts w:ascii="Times New Roman" w:eastAsia="Times New Roman" w:hAnsi="Times New Roman" w:cs="Times New Roman"/>
-    </w:rPr>
-  </w:style>
-  <w:style w:type="paragraph" w:customStyle="1" w:styleId="230">
+      <w:rFonts w:ascii="Times New Roman" w:hAnsi="Times New Roman" w:eastAsia="Times New Roman" w:cs="Times New Roman"/>
+    </w:rPr>
+  </w:style>
+  <w:style w:type="paragraph" w:styleId="230" w:customStyle="1">
     <w:name w:val="Без интервала23"/>
     <w:rsid w:val="002C343B"/>
     <w:pPr>
       <w:spacing w:after="0" w:line="240" w:lineRule="auto"/>
     </w:pPr>
     <w:rPr>
-      <w:rFonts w:ascii="Times New Roman" w:eastAsia="Times New Roman" w:hAnsi="Times New Roman" w:cs="Times New Roman"/>
-    </w:rPr>
-  </w:style>
-  <w:style w:type="paragraph" w:customStyle="1" w:styleId="25">
+      <w:rFonts w:ascii="Times New Roman" w:hAnsi="Times New Roman" w:eastAsia="Times New Roman" w:cs="Times New Roman"/>
+    </w:rPr>
+  </w:style>
+  <w:style w:type="paragraph" w:styleId="25" w:customStyle="1">
     <w:name w:val="Без интервала25"/>
     <w:rsid w:val="002C343B"/>
     <w:pPr>
       <w:spacing w:after="0" w:line="240" w:lineRule="auto"/>
     </w:pPr>
     <w:rPr>
-      <w:rFonts w:ascii="Times New Roman" w:eastAsia="Times New Roman" w:hAnsi="Times New Roman" w:cs="Times New Roman"/>
-    </w:rPr>
-  </w:style>
-  <w:style w:type="paragraph" w:customStyle="1" w:styleId="26">
+      <w:rFonts w:ascii="Times New Roman" w:hAnsi="Times New Roman" w:eastAsia="Times New Roman" w:cs="Times New Roman"/>
+    </w:rPr>
+  </w:style>
+  <w:style w:type="paragraph" w:styleId="26" w:customStyle="1">
     <w:name w:val="Без интервала26"/>
     <w:rsid w:val="002C343B"/>
     <w:pPr>
       <w:spacing w:after="0" w:line="240" w:lineRule="auto"/>
     </w:pPr>
     <w:rPr>
-      <w:rFonts w:ascii="Times New Roman" w:eastAsia="Times New Roman" w:hAnsi="Times New Roman" w:cs="Times New Roman"/>
-    </w:rPr>
-  </w:style>
-  <w:style w:type="paragraph" w:customStyle="1" w:styleId="27">
+      <w:rFonts w:ascii="Times New Roman" w:hAnsi="Times New Roman" w:eastAsia="Times New Roman" w:cs="Times New Roman"/>
+    </w:rPr>
+  </w:style>
+  <w:style w:type="paragraph" w:styleId="27" w:customStyle="1">
     <w:name w:val="Без интервала27"/>
     <w:rsid w:val="002C343B"/>
     <w:pPr>
       <w:spacing w:after="0" w:line="240" w:lineRule="auto"/>
     </w:pPr>
     <w:rPr>
-      <w:rFonts w:ascii="Times New Roman" w:eastAsia="Times New Roman" w:hAnsi="Times New Roman" w:cs="Times New Roman"/>
-    </w:rPr>
-  </w:style>
-  <w:style w:type="paragraph" w:customStyle="1" w:styleId="28">
+      <w:rFonts w:ascii="Times New Roman" w:hAnsi="Times New Roman" w:eastAsia="Times New Roman" w:cs="Times New Roman"/>
+    </w:rPr>
+  </w:style>
+  <w:style w:type="paragraph" w:styleId="28" w:customStyle="1">
     <w:name w:val="Без интервала28"/>
     <w:rsid w:val="002C343B"/>
     <w:pPr>
       <w:spacing w:after="0" w:line="240" w:lineRule="auto"/>
     </w:pPr>
     <w:rPr>
-      <w:rFonts w:ascii="Times New Roman" w:eastAsia="Times New Roman" w:hAnsi="Times New Roman" w:cs="Times New Roman"/>
-    </w:rPr>
-  </w:style>
-  <w:style w:type="paragraph" w:customStyle="1" w:styleId="29">
+      <w:rFonts w:ascii="Times New Roman" w:hAnsi="Times New Roman" w:eastAsia="Times New Roman" w:cs="Times New Roman"/>
+    </w:rPr>
+  </w:style>
+  <w:style w:type="paragraph" w:styleId="29" w:customStyle="1">
     <w:name w:val="Без интервала29"/>
     <w:rsid w:val="002C343B"/>
     <w:pPr>
       <w:spacing w:after="0" w:line="240" w:lineRule="auto"/>
     </w:pPr>
     <w:rPr>
-      <w:rFonts w:ascii="Times New Roman" w:eastAsia="Times New Roman" w:hAnsi="Times New Roman" w:cs="Times New Roman"/>
-    </w:rPr>
-  </w:style>
-  <w:style w:type="paragraph" w:customStyle="1" w:styleId="300">
+      <w:rFonts w:ascii="Times New Roman" w:hAnsi="Times New Roman" w:eastAsia="Times New Roman" w:cs="Times New Roman"/>
+    </w:rPr>
+  </w:style>
+  <w:style w:type="paragraph" w:styleId="300" w:customStyle="1">
     <w:name w:val="Без интервала30"/>
     <w:rsid w:val="002C343B"/>
     <w:pPr>
       <w:spacing w:after="0" w:line="240" w:lineRule="auto"/>
     </w:pPr>
     <w:rPr>
-      <w:rFonts w:ascii="Times New Roman" w:eastAsia="Times New Roman" w:hAnsi="Times New Roman" w:cs="Times New Roman"/>
+      <w:rFonts w:ascii="Times New Roman" w:hAnsi="Times New Roman" w:eastAsia="Times New Roman" w:cs="Times New Roman"/>
       <w:szCs w:val="20"/>
     </w:rPr>
   </w:style>
-  <w:style w:type="paragraph" w:customStyle="1" w:styleId="310">
+  <w:style w:type="paragraph" w:styleId="310" w:customStyle="1">
     <w:name w:val="Без интервала31"/>
     <w:rsid w:val="002C343B"/>
     <w:pPr>
       <w:spacing w:after="0" w:line="240" w:lineRule="auto"/>
     </w:pPr>
     <w:rPr>
-      <w:rFonts w:ascii="Times New Roman" w:eastAsia="Times New Roman" w:hAnsi="Times New Roman" w:cs="Times New Roman"/>
+      <w:rFonts w:ascii="Times New Roman" w:hAnsi="Times New Roman" w:eastAsia="Times New Roman" w:cs="Times New Roman"/>
       <w:szCs w:val="20"/>
     </w:rPr>
   </w:style>
-  <w:style w:type="paragraph" w:customStyle="1" w:styleId="32">
+  <w:style w:type="paragraph" w:styleId="32" w:customStyle="1">
     <w:name w:val="Без интервала32"/>
     <w:rsid w:val="002C343B"/>
     <w:pPr>
       <w:spacing w:after="0" w:line="240" w:lineRule="auto"/>
     </w:pPr>
     <w:rPr>
-      <w:rFonts w:ascii="Times New Roman" w:eastAsia="Times New Roman" w:hAnsi="Times New Roman" w:cs="Times New Roman"/>
+      <w:rFonts w:ascii="Times New Roman" w:hAnsi="Times New Roman" w:eastAsia="Times New Roman" w:cs="Times New Roman"/>
       <w:szCs w:val="20"/>
     </w:rPr>
   </w:style>
-  <w:style w:type="paragraph" w:customStyle="1" w:styleId="33">
+  <w:style w:type="paragraph" w:styleId="33" w:customStyle="1">
     <w:name w:val="Без интервала33"/>
     <w:rsid w:val="002C343B"/>
     <w:pPr>
       <w:spacing w:after="0" w:line="240" w:lineRule="auto"/>
     </w:pPr>
     <w:rPr>
-      <w:rFonts w:ascii="Times New Roman" w:eastAsia="Times New Roman" w:hAnsi="Times New Roman" w:cs="Times New Roman"/>
+      <w:rFonts w:ascii="Times New Roman" w:hAnsi="Times New Roman" w:eastAsia="Times New Roman" w:cs="Times New Roman"/>
       <w:szCs w:val="20"/>
     </w:rPr>
   </w:style>
-  <w:style w:type="paragraph" w:customStyle="1" w:styleId="34">
+  <w:style w:type="paragraph" w:styleId="34" w:customStyle="1">
     <w:name w:val="Без интервала34"/>
     <w:rsid w:val="002C343B"/>
     <w:pPr>
       <w:spacing w:after="0" w:line="240" w:lineRule="auto"/>
     </w:pPr>
     <w:rPr>
-      <w:rFonts w:ascii="Times New Roman" w:eastAsia="Times New Roman" w:hAnsi="Times New Roman" w:cs="Times New Roman"/>
+      <w:rFonts w:ascii="Times New Roman" w:hAnsi="Times New Roman" w:eastAsia="Times New Roman" w:cs="Times New Roman"/>
       <w:szCs w:val="20"/>
     </w:rPr>
   </w:style>
-  <w:style w:type="paragraph" w:customStyle="1" w:styleId="FORMATTEXT">
+  <w:style w:type="paragraph" w:styleId="FORMATTEXT" w:customStyle="1">
     <w:name w:val=".FORMATTEXT"/>
     <w:uiPriority w:val="99"/>
     <w:rsid w:val="002C343B"/>
@@ -4875,44 +5248,44 @@
       <w:spacing w:after="0" w:line="240" w:lineRule="auto"/>
     </w:pPr>
     <w:rPr>
-      <w:rFonts w:ascii="Times New Roman" w:eastAsia="Times New Roman" w:hAnsi="Times New Roman" w:cs="Times New Roman"/>
+      <w:rFonts w:ascii="Times New Roman" w:hAnsi="Times New Roman" w:eastAsia="Times New Roman" w:cs="Times New Roman"/>
       <w:sz w:val="24"/>
       <w:szCs w:val="24"/>
       <w:lang w:eastAsia="ru-RU"/>
     </w:rPr>
   </w:style>
-  <w:style w:type="paragraph" w:customStyle="1" w:styleId="35">
+  <w:style w:type="paragraph" w:styleId="35" w:customStyle="1">
     <w:name w:val="Без интервала35"/>
     <w:rsid w:val="002C343B"/>
     <w:pPr>
       <w:spacing w:after="0" w:line="240" w:lineRule="auto"/>
     </w:pPr>
     <w:rPr>
-      <w:rFonts w:ascii="Times New Roman" w:eastAsia="Times New Roman" w:hAnsi="Times New Roman" w:cs="Times New Roman"/>
-    </w:rPr>
-  </w:style>
-  <w:style w:type="paragraph" w:customStyle="1" w:styleId="36">
+      <w:rFonts w:ascii="Times New Roman" w:hAnsi="Times New Roman" w:eastAsia="Times New Roman" w:cs="Times New Roman"/>
+    </w:rPr>
+  </w:style>
+  <w:style w:type="paragraph" w:styleId="36" w:customStyle="1">
     <w:name w:val="Без интервала36"/>
     <w:rsid w:val="002C343B"/>
     <w:pPr>
       <w:spacing w:after="0" w:line="240" w:lineRule="auto"/>
     </w:pPr>
     <w:rPr>
-      <w:rFonts w:ascii="Times New Roman" w:eastAsia="Times New Roman" w:hAnsi="Times New Roman" w:cs="Times New Roman"/>
-    </w:rPr>
-  </w:style>
-  <w:style w:type="paragraph" w:customStyle="1" w:styleId="37">
+      <w:rFonts w:ascii="Times New Roman" w:hAnsi="Times New Roman" w:eastAsia="Times New Roman" w:cs="Times New Roman"/>
+    </w:rPr>
+  </w:style>
+  <w:style w:type="paragraph" w:styleId="37" w:customStyle="1">
     <w:name w:val="Без интервала37"/>
     <w:rsid w:val="002C343B"/>
     <w:pPr>
       <w:spacing w:after="0" w:line="240" w:lineRule="auto"/>
     </w:pPr>
     <w:rPr>
-      <w:rFonts w:ascii="Times New Roman" w:eastAsia="Times New Roman" w:hAnsi="Times New Roman" w:cs="Times New Roman"/>
+      <w:rFonts w:ascii="Times New Roman" w:hAnsi="Times New Roman" w:eastAsia="Times New Roman" w:cs="Times New Roman"/>
       <w:szCs w:val="20"/>
     </w:rPr>
   </w:style>
-  <w:style w:type="character" w:customStyle="1" w:styleId="82">
+  <w:style w:type="character" w:styleId="82" w:customStyle="1">
     <w:name w:val="Обычный + 8 пт2"/>
     <w:uiPriority w:val="99"/>
     <w:locked/>
@@ -4921,156 +5294,156 @@
       <w:lang w:eastAsia="en-US"/>
     </w:rPr>
   </w:style>
-  <w:style w:type="paragraph" w:customStyle="1" w:styleId="38">
+  <w:style w:type="paragraph" w:styleId="38" w:customStyle="1">
     <w:name w:val="Без интервала38"/>
     <w:rsid w:val="002C343B"/>
     <w:pPr>
       <w:spacing w:after="0" w:line="240" w:lineRule="auto"/>
     </w:pPr>
     <w:rPr>
-      <w:rFonts w:ascii="Times New Roman" w:eastAsia="Times New Roman" w:hAnsi="Times New Roman" w:cs="Times New Roman"/>
+      <w:rFonts w:ascii="Times New Roman" w:hAnsi="Times New Roman" w:eastAsia="Times New Roman" w:cs="Times New Roman"/>
       <w:szCs w:val="20"/>
     </w:rPr>
   </w:style>
-  <w:style w:type="paragraph" w:customStyle="1" w:styleId="39">
+  <w:style w:type="paragraph" w:styleId="39" w:customStyle="1">
     <w:name w:val="Без интервала39"/>
     <w:rsid w:val="002C343B"/>
     <w:pPr>
       <w:spacing w:after="0" w:line="240" w:lineRule="auto"/>
     </w:pPr>
     <w:rPr>
-      <w:rFonts w:ascii="Times New Roman" w:eastAsia="Times New Roman" w:hAnsi="Times New Roman" w:cs="Times New Roman"/>
+      <w:rFonts w:ascii="Times New Roman" w:hAnsi="Times New Roman" w:eastAsia="Times New Roman" w:cs="Times New Roman"/>
       <w:szCs w:val="20"/>
     </w:rPr>
   </w:style>
-  <w:style w:type="paragraph" w:customStyle="1" w:styleId="400">
+  <w:style w:type="paragraph" w:styleId="400" w:customStyle="1">
     <w:name w:val="Без интервала40"/>
     <w:rsid w:val="002C343B"/>
     <w:pPr>
       <w:spacing w:after="0" w:line="240" w:lineRule="auto"/>
     </w:pPr>
     <w:rPr>
-      <w:rFonts w:ascii="Times New Roman" w:eastAsia="Times New Roman" w:hAnsi="Times New Roman" w:cs="Times New Roman"/>
+      <w:rFonts w:ascii="Times New Roman" w:hAnsi="Times New Roman" w:eastAsia="Times New Roman" w:cs="Times New Roman"/>
       <w:szCs w:val="20"/>
     </w:rPr>
   </w:style>
-  <w:style w:type="paragraph" w:customStyle="1" w:styleId="410">
+  <w:style w:type="paragraph" w:styleId="410" w:customStyle="1">
     <w:name w:val="Без интервала41"/>
     <w:rsid w:val="002C343B"/>
     <w:pPr>
       <w:spacing w:after="0" w:line="240" w:lineRule="auto"/>
     </w:pPr>
     <w:rPr>
-      <w:rFonts w:ascii="Times New Roman" w:eastAsia="Times New Roman" w:hAnsi="Times New Roman" w:cs="Times New Roman"/>
+      <w:rFonts w:ascii="Times New Roman" w:hAnsi="Times New Roman" w:eastAsia="Times New Roman" w:cs="Times New Roman"/>
       <w:szCs w:val="20"/>
     </w:rPr>
   </w:style>
-  <w:style w:type="paragraph" w:customStyle="1" w:styleId="42">
+  <w:style w:type="paragraph" w:styleId="42" w:customStyle="1">
     <w:name w:val="Без интервала42"/>
     <w:rsid w:val="002C343B"/>
     <w:pPr>
       <w:spacing w:after="0" w:line="240" w:lineRule="auto"/>
     </w:pPr>
     <w:rPr>
-      <w:rFonts w:ascii="Times New Roman" w:eastAsia="Times New Roman" w:hAnsi="Times New Roman" w:cs="Times New Roman"/>
+      <w:rFonts w:ascii="Times New Roman" w:hAnsi="Times New Roman" w:eastAsia="Times New Roman" w:cs="Times New Roman"/>
       <w:szCs w:val="20"/>
     </w:rPr>
   </w:style>
-  <w:style w:type="paragraph" w:customStyle="1" w:styleId="43">
+  <w:style w:type="paragraph" w:styleId="43" w:customStyle="1">
     <w:name w:val="Без интервала43"/>
     <w:rsid w:val="002C343B"/>
     <w:pPr>
       <w:spacing w:after="0" w:line="240" w:lineRule="auto"/>
     </w:pPr>
     <w:rPr>
-      <w:rFonts w:ascii="Times New Roman" w:eastAsia="Times New Roman" w:hAnsi="Times New Roman" w:cs="Times New Roman"/>
+      <w:rFonts w:ascii="Times New Roman" w:hAnsi="Times New Roman" w:eastAsia="Times New Roman" w:cs="Times New Roman"/>
       <w:szCs w:val="20"/>
     </w:rPr>
   </w:style>
-  <w:style w:type="paragraph" w:customStyle="1" w:styleId="44">
+  <w:style w:type="paragraph" w:styleId="44" w:customStyle="1">
     <w:name w:val="Без интервала44"/>
     <w:rsid w:val="002C343B"/>
     <w:pPr>
       <w:spacing w:after="0" w:line="240" w:lineRule="auto"/>
     </w:pPr>
     <w:rPr>
-      <w:rFonts w:ascii="Times New Roman" w:eastAsia="Times New Roman" w:hAnsi="Times New Roman" w:cs="Times New Roman"/>
+      <w:rFonts w:ascii="Times New Roman" w:hAnsi="Times New Roman" w:eastAsia="Times New Roman" w:cs="Times New Roman"/>
       <w:szCs w:val="20"/>
     </w:rPr>
   </w:style>
-  <w:style w:type="character" w:customStyle="1" w:styleId="610">
+  <w:style w:type="character" w:styleId="610" w:customStyle="1">
     <w:name w:val="Знак Знак61"/>
     <w:uiPriority w:val="99"/>
     <w:rsid w:val="002C343B"/>
     <w:rPr>
-      <w:rFonts w:ascii="Cambria" w:eastAsia="Times New Roman" w:hAnsi="Cambria"/>
+      <w:rFonts w:ascii="Cambria" w:hAnsi="Cambria" w:eastAsia="Times New Roman"/>
       <w:sz w:val="22"/>
       <w:lang w:eastAsia="en-US"/>
     </w:rPr>
   </w:style>
-  <w:style w:type="paragraph" w:customStyle="1" w:styleId="45">
+  <w:style w:type="paragraph" w:styleId="45" w:customStyle="1">
     <w:name w:val="Без интервала45"/>
     <w:rsid w:val="002C343B"/>
     <w:pPr>
       <w:spacing w:after="0" w:line="240" w:lineRule="auto"/>
     </w:pPr>
     <w:rPr>
-      <w:rFonts w:ascii="Times New Roman" w:eastAsia="Times New Roman" w:hAnsi="Times New Roman" w:cs="Times New Roman"/>
+      <w:rFonts w:ascii="Times New Roman" w:hAnsi="Times New Roman" w:eastAsia="Times New Roman" w:cs="Times New Roman"/>
       <w:szCs w:val="20"/>
     </w:rPr>
   </w:style>
-  <w:style w:type="paragraph" w:customStyle="1" w:styleId="46">
+  <w:style w:type="paragraph" w:styleId="46" w:customStyle="1">
     <w:name w:val="Без интервала46"/>
     <w:rsid w:val="002C343B"/>
     <w:pPr>
       <w:spacing w:after="0" w:line="240" w:lineRule="auto"/>
     </w:pPr>
     <w:rPr>
-      <w:rFonts w:ascii="Times New Roman" w:eastAsia="Times New Roman" w:hAnsi="Times New Roman" w:cs="Times New Roman"/>
+      <w:rFonts w:ascii="Times New Roman" w:hAnsi="Times New Roman" w:eastAsia="Times New Roman" w:cs="Times New Roman"/>
       <w:szCs w:val="20"/>
     </w:rPr>
   </w:style>
-  <w:style w:type="paragraph" w:customStyle="1" w:styleId="47">
+  <w:style w:type="paragraph" w:styleId="47" w:customStyle="1">
     <w:name w:val="Без интервала47"/>
     <w:rsid w:val="002C343B"/>
     <w:pPr>
       <w:spacing w:after="0" w:line="240" w:lineRule="auto"/>
     </w:pPr>
     <w:rPr>
-      <w:rFonts w:ascii="Times New Roman" w:eastAsia="Times New Roman" w:hAnsi="Times New Roman" w:cs="Times New Roman"/>
+      <w:rFonts w:ascii="Times New Roman" w:hAnsi="Times New Roman" w:eastAsia="Times New Roman" w:cs="Times New Roman"/>
       <w:szCs w:val="20"/>
     </w:rPr>
   </w:style>
-  <w:style w:type="paragraph" w:customStyle="1" w:styleId="48">
+  <w:style w:type="paragraph" w:styleId="48" w:customStyle="1">
     <w:name w:val="Без интервала48"/>
     <w:rsid w:val="002C343B"/>
     <w:pPr>
       <w:spacing w:after="0" w:line="240" w:lineRule="auto"/>
     </w:pPr>
     <w:rPr>
-      <w:rFonts w:ascii="Times New Roman" w:eastAsia="Times New Roman" w:hAnsi="Times New Roman" w:cs="Times New Roman"/>
+      <w:rFonts w:ascii="Times New Roman" w:hAnsi="Times New Roman" w:eastAsia="Times New Roman" w:cs="Times New Roman"/>
       <w:szCs w:val="20"/>
     </w:rPr>
   </w:style>
-  <w:style w:type="paragraph" w:customStyle="1" w:styleId="49">
+  <w:style w:type="paragraph" w:styleId="49" w:customStyle="1">
     <w:name w:val="Без интервала49"/>
     <w:rsid w:val="002C343B"/>
     <w:pPr>
       <w:spacing w:after="0" w:line="240" w:lineRule="auto"/>
     </w:pPr>
     <w:rPr>
-      <w:rFonts w:ascii="Times New Roman" w:eastAsia="Times New Roman" w:hAnsi="Times New Roman" w:cs="Times New Roman"/>
+      <w:rFonts w:ascii="Times New Roman" w:hAnsi="Times New Roman" w:eastAsia="Times New Roman" w:cs="Times New Roman"/>
       <w:szCs w:val="20"/>
     </w:rPr>
   </w:style>
-  <w:style w:type="paragraph" w:customStyle="1" w:styleId="500">
+  <w:style w:type="paragraph" w:styleId="500" w:customStyle="1">
     <w:name w:val="Без интервала50"/>
     <w:rsid w:val="002C343B"/>
     <w:pPr>
       <w:spacing w:after="0" w:line="240" w:lineRule="auto"/>
     </w:pPr>
     <w:rPr>
-      <w:rFonts w:ascii="Times New Roman" w:eastAsia="Times New Roman" w:hAnsi="Times New Roman" w:cs="Times New Roman"/>
+      <w:rFonts w:ascii="Times New Roman" w:hAnsi="Times New Roman" w:eastAsia="Times New Roman" w:cs="Times New Roman"/>
       <w:szCs w:val="20"/>
     </w:rPr>
   </w:style>
@@ -5084,18 +5457,18 @@
       <w:color w:val="808080"/>
     </w:rPr>
   </w:style>
-  <w:style w:type="paragraph" w:customStyle="1" w:styleId="510">
+  <w:style w:type="paragraph" w:styleId="510" w:customStyle="1">
     <w:name w:val="Без интервала51"/>
     <w:rsid w:val="002C343B"/>
     <w:pPr>
       <w:spacing w:after="0" w:line="240" w:lineRule="auto"/>
     </w:pPr>
     <w:rPr>
-      <w:rFonts w:ascii="Times New Roman" w:eastAsia="Times New Roman" w:hAnsi="Times New Roman" w:cs="Times New Roman"/>
+      <w:rFonts w:ascii="Times New Roman" w:hAnsi="Times New Roman" w:eastAsia="Times New Roman" w:cs="Times New Roman"/>
       <w:szCs w:val="20"/>
     </w:rPr>
   </w:style>
-  <w:style w:type="paragraph" w:customStyle="1" w:styleId="Heading">
+  <w:style w:type="paragraph" w:styleId="Heading" w:customStyle="1">
     <w:name w:val="Heading"/>
     <w:rsid w:val="002C343B"/>
     <w:pPr>
@@ -5107,18 +5480,18 @@
       <w:spacing w:after="0" w:line="240" w:lineRule="auto"/>
     </w:pPr>
     <w:rPr>
-      <w:rFonts w:ascii="Arial" w:eastAsia="Times New Roman" w:hAnsi="Arial" w:cs="Times New Roman"/>
+      <w:rFonts w:ascii="Arial" w:hAnsi="Arial" w:eastAsia="Times New Roman" w:cs="Times New Roman"/>
       <w:b/>
       <w:szCs w:val="20"/>
       <w:lang w:eastAsia="ru-RU"/>
     </w:rPr>
   </w:style>
-  <w:style w:type="character" w:customStyle="1" w:styleId="fontstyle01">
+  <w:style w:type="character" w:styleId="fontstyle01" w:customStyle="1">
     <w:name w:val="fontstyle01"/>
     <w:basedOn w:val="a0"/>
     <w:rsid w:val="002C343B"/>
     <w:rPr>
-      <w:rFonts w:ascii="GOSTCommonItalic" w:hAnsi="GOSTCommonItalic" w:hint="default"/>
+      <w:rFonts w:hint="default" w:ascii="GOSTCommonItalic" w:hAnsi="GOSTCommonItalic"/>
       <w:i/>
       <w:iCs/>
       <w:color w:val="000000"/>
@@ -5126,51 +5499,51 @@
       <w:szCs w:val="28"/>
     </w:rPr>
   </w:style>
-  <w:style w:type="character" w:customStyle="1" w:styleId="eop">
+  <w:style w:type="character" w:styleId="eop" w:customStyle="1">
     <w:name w:val="eop"/>
     <w:basedOn w:val="a0"/>
     <w:rsid w:val="002C343B"/>
   </w:style>
-  <w:style w:type="paragraph" w:customStyle="1" w:styleId="1a">
+  <w:style w:type="paragraph" w:styleId="1a" w:customStyle="1">
     <w:name w:val="Обычный1"/>
     <w:rsid w:val="002C343B"/>
     <w:pPr>
       <w:spacing w:before="100" w:beforeAutospacing="1" w:after="100" w:afterAutospacing="1" w:line="273" w:lineRule="auto"/>
     </w:pPr>
     <w:rPr>
-      <w:rFonts w:ascii="Times New Roman" w:eastAsia="Times New Roman" w:hAnsi="Times New Roman" w:cs="Times New Roman"/>
+      <w:rFonts w:ascii="Times New Roman" w:hAnsi="Times New Roman" w:eastAsia="Times New Roman" w:cs="Times New Roman"/>
       <w:sz w:val="24"/>
       <w:szCs w:val="24"/>
       <w:lang w:eastAsia="ru-RU"/>
     </w:rPr>
   </w:style>
-  <w:style w:type="paragraph" w:customStyle="1" w:styleId="2a">
+  <w:style w:type="paragraph" w:styleId="2a" w:customStyle="1">
     <w:name w:val="Обычный2"/>
     <w:rsid w:val="002C343B"/>
     <w:pPr>
       <w:spacing w:before="100" w:beforeAutospacing="1" w:after="100" w:afterAutospacing="1" w:line="273" w:lineRule="auto"/>
     </w:pPr>
     <w:rPr>
-      <w:rFonts w:ascii="Calibri" w:eastAsia="SimSun" w:hAnsi="Calibri" w:cs="Times New Roman"/>
+      <w:rFonts w:ascii="Calibri" w:hAnsi="Calibri" w:eastAsia="SimSun" w:cs="Times New Roman"/>
       <w:sz w:val="24"/>
       <w:szCs w:val="24"/>
       <w:lang w:eastAsia="ru-RU"/>
     </w:rPr>
   </w:style>
-  <w:style w:type="paragraph" w:customStyle="1" w:styleId="3a">
+  <w:style w:type="paragraph" w:styleId="3a" w:customStyle="1">
     <w:name w:val="Обычный3"/>
     <w:rsid w:val="002C343B"/>
     <w:pPr>
       <w:spacing w:before="100" w:beforeAutospacing="1" w:after="100" w:afterAutospacing="1" w:line="273" w:lineRule="auto"/>
     </w:pPr>
     <w:rPr>
-      <w:rFonts w:ascii="Times New Roman" w:eastAsia="SimHei" w:hAnsi="Times New Roman" w:cs="Times New Roman"/>
+      <w:rFonts w:ascii="Times New Roman" w:hAnsi="Times New Roman" w:eastAsia="SimHei" w:cs="Times New Roman"/>
       <w:sz w:val="24"/>
       <w:szCs w:val="24"/>
       <w:lang w:eastAsia="ru-RU"/>
     </w:rPr>
   </w:style>
-  <w:style w:type="paragraph" w:customStyle="1" w:styleId="52">
+  <w:style w:type="paragraph" w:styleId="52" w:customStyle="1">
     <w:name w:val="Без интервала52"/>
     <w:basedOn w:val="a"/>
     <w:rsid w:val="0032735D"/>
@@ -5178,64 +5551,64 @@
       <w:spacing w:after="0" w:line="240" w:lineRule="auto"/>
     </w:pPr>
     <w:rPr>
-      <w:rFonts w:ascii="Times New Roman" w:eastAsia="Times New Roman" w:hAnsi="Times New Roman" w:cs="Times New Roman"/>
+      <w:rFonts w:ascii="Times New Roman" w:hAnsi="Times New Roman" w:eastAsia="Times New Roman" w:cs="Times New Roman"/>
       <w:sz w:val="24"/>
       <w:szCs w:val="24"/>
     </w:rPr>
   </w:style>
-  <w:style w:type="paragraph" w:customStyle="1" w:styleId="4a">
+  <w:style w:type="paragraph" w:styleId="4a" w:customStyle="1">
     <w:name w:val="Обычный4"/>
     <w:rsid w:val="0032735D"/>
     <w:pPr>
       <w:spacing w:before="100" w:beforeAutospacing="1" w:after="100" w:afterAutospacing="1" w:line="273" w:lineRule="auto"/>
     </w:pPr>
     <w:rPr>
-      <w:rFonts w:ascii="Calibri" w:eastAsia="SimSun" w:hAnsi="Calibri" w:cs="Times New Roman"/>
+      <w:rFonts w:ascii="Calibri" w:hAnsi="Calibri" w:eastAsia="SimSun" w:cs="Times New Roman"/>
       <w:sz w:val="24"/>
       <w:szCs w:val="24"/>
       <w:lang w:eastAsia="ru-RU"/>
     </w:rPr>
   </w:style>
-  <w:style w:type="paragraph" w:customStyle="1" w:styleId="53">
+  <w:style w:type="paragraph" w:styleId="53" w:customStyle="1">
     <w:name w:val="Обычный5"/>
     <w:rsid w:val="0032735D"/>
     <w:pPr>
       <w:spacing w:before="100" w:beforeAutospacing="1" w:after="100" w:afterAutospacing="1" w:line="273" w:lineRule="auto"/>
     </w:pPr>
     <w:rPr>
-      <w:rFonts w:ascii="Times New Roman" w:eastAsia="SimHei" w:hAnsi="Times New Roman" w:cs="Times New Roman"/>
+      <w:rFonts w:ascii="Times New Roman" w:hAnsi="Times New Roman" w:eastAsia="SimHei" w:cs="Times New Roman"/>
       <w:sz w:val="24"/>
       <w:szCs w:val="24"/>
       <w:lang w:eastAsia="ru-RU"/>
     </w:rPr>
   </w:style>
-  <w:style w:type="paragraph" w:customStyle="1" w:styleId="62">
+  <w:style w:type="paragraph" w:styleId="62" w:customStyle="1">
     <w:name w:val="Обычный6"/>
     <w:rsid w:val="0032735D"/>
     <w:pPr>
       <w:spacing w:before="100" w:beforeAutospacing="1" w:after="100" w:afterAutospacing="1" w:line="273" w:lineRule="auto"/>
     </w:pPr>
     <w:rPr>
-      <w:rFonts w:ascii="Times New Roman" w:eastAsia="Times New Roman" w:hAnsi="Times New Roman" w:cs="Times New Roman"/>
+      <w:rFonts w:ascii="Times New Roman" w:hAnsi="Times New Roman" w:eastAsia="Times New Roman" w:cs="Times New Roman"/>
       <w:sz w:val="24"/>
       <w:szCs w:val="24"/>
       <w:lang w:eastAsia="ru-RU"/>
     </w:rPr>
   </w:style>
-  <w:style w:type="paragraph" w:customStyle="1" w:styleId="72">
+  <w:style w:type="paragraph" w:styleId="72" w:customStyle="1">
     <w:name w:val="Обычный7"/>
     <w:rsid w:val="0032735D"/>
     <w:pPr>
       <w:spacing w:before="100" w:beforeAutospacing="1" w:after="100" w:afterAutospacing="1" w:line="273" w:lineRule="auto"/>
     </w:pPr>
     <w:rPr>
-      <w:rFonts w:ascii="Times New Roman" w:eastAsia="SimHei" w:hAnsi="Times New Roman" w:cs="Times New Roman"/>
+      <w:rFonts w:ascii="Times New Roman" w:hAnsi="Times New Roman" w:eastAsia="SimHei" w:cs="Times New Roman"/>
       <w:sz w:val="24"/>
       <w:szCs w:val="24"/>
       <w:lang w:eastAsia="ru-RU"/>
     </w:rPr>
   </w:style>
-  <w:style w:type="paragraph" w:customStyle="1" w:styleId="headertext">
+  <w:style w:type="paragraph" w:styleId="headertext" w:customStyle="1">
     <w:name w:val="headertext"/>
     <w:basedOn w:val="a"/>
     <w:rsid w:val="0032735D"/>
@@ -5243,22 +5616,22 @@
       <w:spacing w:before="100" w:beforeAutospacing="1" w:after="100" w:afterAutospacing="1" w:line="240" w:lineRule="auto"/>
     </w:pPr>
     <w:rPr>
-      <w:rFonts w:ascii="Times New Roman" w:eastAsia="Times New Roman" w:hAnsi="Times New Roman" w:cs="Times New Roman"/>
+      <w:rFonts w:ascii="Times New Roman" w:hAnsi="Times New Roman" w:eastAsia="Times New Roman" w:cs="Times New Roman"/>
       <w:sz w:val="24"/>
       <w:szCs w:val="24"/>
     </w:rPr>
   </w:style>
-  <w:style w:type="character" w:customStyle="1" w:styleId="extendedtext-short">
+  <w:style w:type="character" w:styleId="extendedtext-short" w:customStyle="1">
     <w:name w:val="extendedtext-short"/>
     <w:basedOn w:val="a0"/>
     <w:rsid w:val="00E706B7"/>
   </w:style>
-  <w:style w:type="character" w:customStyle="1" w:styleId="stat12">
+  <w:style w:type="character" w:styleId="stat12" w:customStyle="1">
     <w:name w:val="stat12"/>
     <w:rsid w:val="00303AEF"/>
   </w:style>
-  <w:style w:type="character" w:customStyle="1" w:styleId="1b">
-    <w:name w:val="Неразрешенное упоминание1"/>
+  <w:style w:type="character" w:styleId="aff">
+    <w:name w:val="Unresolved Mention"/>
     <w:basedOn w:val="a0"/>
     <w:uiPriority w:val="99"/>
     <w:semiHidden/>
@@ -5558,11 +5931,11 @@
 </file>
 
 <file path=customXml/item1.xml><?xml version="1.0" encoding="utf-8"?>
-<b:Sources xmlns:b="http://schemas.openxmlformats.org/officeDocument/2006/bibliography" xmlns="http://schemas.openxmlformats.org/officeDocument/2006/bibliography" SelectedStyle="\APA.XSL" StyleName="APA"/>
+<b:Sources xmlns:b="http://schemas.openxmlformats.org/officeDocument/2006/bibliography" xmlns="http://schemas.openxmlformats.org/officeDocument/2006/bibliography" SelectedStyle="\APA.XSL" StyleName="APA Fifth Edition"/>
 </file>
 
 <file path=customXml/itemProps1.xml><?xml version="1.0" encoding="utf-8"?>
-<ds:datastoreItem xmlns:ds="http://schemas.openxmlformats.org/officeDocument/2006/customXml" ds:itemID="{4FDC9042-074C-49F6-838A-BACBC9CB808A}">
+<ds:datastoreItem xmlns:ds="http://schemas.openxmlformats.org/officeDocument/2006/customXml" ds:itemID="{4DC79F42-202D-486A-B50C-420A69BEC8FD}">
   <ds:schemaRefs>
     <ds:schemaRef ds:uri="http://schemas.openxmlformats.org/officeDocument/2006/bibliography"/>
   </ds:schemaRefs>

--- a/data/templates/Стройфинансгрупп.docx
+++ b/data/templates/Стройфинансгрупп.docx
@@ -8,8 +8,7 @@
         <w:jc w:val="center"/>
         <w:rPr>
           <w:rFonts w:ascii="Times New Roman" w:hAnsi="Times New Roman" w:cs="Times New Roman"/>
-          <w:b w:val="1"/>
-          <w:bCs w:val="1"/>
+          <w:b/>
           <w:sz w:val="20"/>
           <w:szCs w:val="20"/>
         </w:rPr>
@@ -17,42 +16,11 @@
       <w:r>
         <w:rPr>
           <w:rFonts w:ascii="Times New Roman" w:hAnsi="Times New Roman" w:cs="Times New Roman"/>
-          <w:b w:val="1"/>
-          <w:bCs w:val="1"/>
+          <w:b/>
           <w:sz w:val="20"/>
           <w:szCs w:val="20"/>
         </w:rPr>
-        <w:t>Отчёт строительного контроля по подрядчику ООО «</w:t>
-      </w:r>
-      <w:r>
-        <w:rPr>
-          <w:rFonts w:ascii="Times New Roman" w:hAnsi="Times New Roman" w:cs="Times New Roman"/>
-          <w:b w:val="1"/>
-          <w:bCs w:val="1"/>
-          <w:sz w:val="20"/>
-          <w:szCs w:val="20"/>
-        </w:rPr>
-        <w:t xml:space="preserve"> </w:t>
-      </w:r>
-      <w:r>
-        <w:rPr>
-          <w:rFonts w:ascii="Times New Roman" w:hAnsi="Times New Roman" w:cs="Times New Roman"/>
-          <w:b w:val="1"/>
-          <w:bCs w:val="1"/>
-          <w:sz w:val="20"/>
-          <w:szCs w:val="20"/>
-        </w:rPr>
-        <w:t>Стройфинансгрупп</w:t>
-      </w:r>
-      <w:r>
-        <w:rPr>
-          <w:rFonts w:ascii="Times New Roman" w:hAnsi="Times New Roman" w:cs="Times New Roman"/>
-          <w:b w:val="1"/>
-          <w:bCs w:val="1"/>
-          <w:sz w:val="20"/>
-          <w:szCs w:val="20"/>
-        </w:rPr>
-        <w:t xml:space="preserve">» за </w:t>
+        <w:t xml:space="preserve">Отчёт строительного контроля по подрядчику ООО «Стройфинансгрупп» за </w:t>
       </w:r>
     </w:p>
     <w:p>
@@ -68,9 +36,9 @@
       </w:pPr>
     </w:p>
     <w:sectPr>
-      <w:pgMar w:top="284" w:right="567" w:bottom="567" w:left="1134" w:header="284" w:footer="709" w:gutter="0"/>
       <w:headerReference w:type="default" r:id="rId8"/>
-      <w:pgSz w:w="11906" w:h="16838" w:orient="portrait"/>
+      <w:pgSz w:w="11906" w:h="16838"/>
+      <w:pgMar w:top="1843" w:right="567" w:bottom="567" w:left="1134" w:header="284" w:footer="709" w:gutter="0"/>
       <w:cols w:space="708"/>
       <w:docGrid w:linePitch="360"/>
     </w:sectPr>
@@ -129,19 +97,19 @@
 </file>
 
 <file path=word/header1.xml><?xml version="1.0" encoding="utf-8"?>
-<w:hdr xmlns:wpc="http://schemas.microsoft.com/office/word/2010/wordprocessingCanvas" xmlns:cx="http://schemas.microsoft.com/office/drawing/2014/chartex" xmlns:cx1="http://schemas.microsoft.com/office/drawing/2015/9/8/chartex" xmlns:cx2="http://schemas.microsoft.com/office/drawing/2015/10/21/chartex" xmlns:cx3="http://schemas.microsoft.com/office/drawing/2016/5/9/chartex" xmlns:cx4="http://schemas.microsoft.com/office/drawing/2016/5/10/chartex" xmlns:cx5="http://schemas.microsoft.com/office/drawing/2016/5/11/chartex" xmlns:cx6="http://schemas.microsoft.com/office/drawing/2016/5/12/chartex" xmlns:cx7="http://schemas.microsoft.com/office/drawing/2016/5/13/chartex" xmlns:cx8="http://schemas.microsoft.com/office/drawing/2016/5/14/chartex" xmlns:mc="http://schemas.openxmlformats.org/markup-compatibility/2006" xmlns:aink="http://schemas.microsoft.com/office/drawing/2016/ink" xmlns:am3d="http://schemas.microsoft.com/office/drawing/2017/model3d" xmlns:o="urn:schemas-microsoft-com:office:office" xmlns:oel="http://schemas.microsoft.com/office/2019/extlst" xmlns:r="http://schemas.openxmlformats.org/officeDocument/2006/relationships" xmlns:m="http://schemas.openxmlformats.org/officeDocument/2006/math" xmlns:v="urn:schemas-microsoft-com:vml" xmlns:wp14="http://schemas.microsoft.com/office/word/2010/wordprocessingDrawing" xmlns:wp="http://schemas.openxmlformats.org/drawingml/2006/wordprocessingDrawing" xmlns:w10="urn:schemas-microsoft-com:office:word" xmlns:w="http://schemas.openxmlformats.org/wordprocessingml/2006/main" xmlns:w14="http://schemas.microsoft.com/office/word/2010/wordml" xmlns:w15="http://schemas.microsoft.com/office/word/2012/wordml" xmlns:w16cex="http://schemas.microsoft.com/office/word/2018/wordml/cex" xmlns:w16cid="http://schemas.microsoft.com/office/word/2016/wordml/cid" xmlns:w16="http://schemas.microsoft.com/office/word/2018/wordml" xmlns:w16du="http://schemas.microsoft.com/office/word/2023/wordml/word16du" xmlns:w16sdtdh="http://schemas.microsoft.com/office/word/2020/wordml/sdtdatahash" xmlns:w16se="http://schemas.microsoft.com/office/word/2015/wordml/symex" xmlns:wpg="http://schemas.microsoft.com/office/word/2010/wordprocessingGroup" xmlns:wpi="http://schemas.microsoft.com/office/word/2010/wordprocessingInk" xmlns:wne="http://schemas.microsoft.com/office/word/2006/wordml" xmlns:wps="http://schemas.microsoft.com/office/word/2010/wordprocessingShape" xmlns:a="http://schemas.openxmlformats.org/drawingml/2006/main" xmlns:a16="http://schemas.microsoft.com/office/drawing/2014/main" xmlns:pic="http://schemas.openxmlformats.org/drawingml/2006/picture" xmlns:a14="http://schemas.microsoft.com/office/drawing/2010/main" mc:Ignorable="w14 w15 w16se w16cid w16 w16cex w16sdtdh w16du wp14">
+<w:hdr xmlns:wpc="http://schemas.microsoft.com/office/word/2010/wordprocessingCanvas" xmlns:cx="http://schemas.microsoft.com/office/drawing/2014/chartex" xmlns:cx1="http://schemas.microsoft.com/office/drawing/2015/9/8/chartex" xmlns:cx2="http://schemas.microsoft.com/office/drawing/2015/10/21/chartex" xmlns:cx3="http://schemas.microsoft.com/office/drawing/2016/5/9/chartex" xmlns:cx4="http://schemas.microsoft.com/office/drawing/2016/5/10/chartex" xmlns:cx5="http://schemas.microsoft.com/office/drawing/2016/5/11/chartex" xmlns:cx6="http://schemas.microsoft.com/office/drawing/2016/5/12/chartex" xmlns:cx7="http://schemas.microsoft.com/office/drawing/2016/5/13/chartex" xmlns:cx8="http://schemas.microsoft.com/office/drawing/2016/5/14/chartex" xmlns:mc="http://schemas.openxmlformats.org/markup-compatibility/2006" xmlns:aink="http://schemas.microsoft.com/office/drawing/2016/ink" xmlns:am3d="http://schemas.microsoft.com/office/drawing/2017/model3d" xmlns:o="urn:schemas-microsoft-com:office:office" xmlns:oel="http://schemas.microsoft.com/office/2019/extlst" xmlns:r="http://schemas.openxmlformats.org/officeDocument/2006/relationships" xmlns:m="http://schemas.openxmlformats.org/officeDocument/2006/math" xmlns:v="urn:schemas-microsoft-com:vml" xmlns:wp14="http://schemas.microsoft.com/office/word/2010/wordprocessingDrawing" xmlns:wp="http://schemas.openxmlformats.org/drawingml/2006/wordprocessingDrawing" xmlns:w10="urn:schemas-microsoft-com:office:word" xmlns:w="http://schemas.openxmlformats.org/wordprocessingml/2006/main" xmlns:w14="http://schemas.microsoft.com/office/word/2010/wordml" xmlns:w15="http://schemas.microsoft.com/office/word/2012/wordml" xmlns:w16cex="http://schemas.microsoft.com/office/word/2018/wordml/cex" xmlns:w16cid="http://schemas.microsoft.com/office/word/2016/wordml/cid" xmlns:w16="http://schemas.microsoft.com/office/word/2018/wordml" xmlns:w16du="http://schemas.microsoft.com/office/word/2023/wordml/word16du" xmlns:w16sdtdh="http://schemas.microsoft.com/office/word/2020/wordml/sdtdatahash" xmlns:w16se="http://schemas.microsoft.com/office/word/2015/wordml/symex" xmlns:wpg="http://schemas.microsoft.com/office/word/2010/wordprocessingGroup" xmlns:wpi="http://schemas.microsoft.com/office/word/2010/wordprocessingInk" xmlns:wne="http://schemas.microsoft.com/office/word/2006/wordml" xmlns:wps="http://schemas.microsoft.com/office/word/2010/wordprocessingShape" mc:Ignorable="w14 w15 w16se w16cid w16 w16cex w16sdtdh w16du wp14">
   <w:tbl>
     <w:tblPr>
       <w:tblStyle w:val="ab"/>
       <w:tblW w:w="10586" w:type="dxa"/>
       <w:tblInd w:w="-284" w:type="dxa"/>
       <w:tblBorders>
-        <w:top w:val="none" w:color="auto" w:sz="0" w:space="0"/>
-        <w:left w:val="none" w:color="auto" w:sz="0" w:space="0"/>
-        <w:bottom w:val="none" w:color="auto" w:sz="0" w:space="0"/>
-        <w:right w:val="none" w:color="auto" w:sz="0" w:space="0"/>
-        <w:insideH w:val="none" w:color="auto" w:sz="0" w:space="0"/>
-        <w:insideV w:val="none" w:color="auto" w:sz="0" w:space="0"/>
+        <w:top w:val="none" w:sz="0" w:space="0" w:color="auto"/>
+        <w:left w:val="none" w:sz="0" w:space="0" w:color="auto"/>
+        <w:bottom w:val="none" w:sz="0" w:space="0" w:color="auto"/>
+        <w:right w:val="none" w:sz="0" w:space="0" w:color="auto"/>
+        <w:insideH w:val="none" w:sz="0" w:space="0" w:color="auto"/>
+        <w:insideV w:val="none" w:sz="0" w:space="0" w:color="auto"/>
       </w:tblBorders>
       <w:tblCellMar>
         <w:left w:w="0" w:type="dxa"/>
@@ -1191,7 +1159,7 @@
         <w:ind w:left="720" w:hanging="360"/>
       </w:pPr>
       <w:rPr>
-        <w:rFonts w:hint="default" w:eastAsiaTheme="minorEastAsia"/>
+        <w:rFonts w:eastAsiaTheme="minorEastAsia" w:hint="default"/>
       </w:rPr>
     </w:lvl>
     <w:lvl w:ilvl="1" w:tplc="04190019" w:tentative="1">
@@ -3419,7 +3387,7 @@
   <w:docDefaults>
     <w:rPrDefault>
       <w:rPr>
-        <w:rFonts w:asciiTheme="minorHAnsi" w:hAnsiTheme="minorHAnsi" w:eastAsiaTheme="minorHAnsi" w:cstheme="minorBidi"/>
+        <w:rFonts w:asciiTheme="minorHAnsi" w:eastAsiaTheme="minorHAnsi" w:hAnsiTheme="minorHAnsi" w:cstheme="minorBidi"/>
         <w:sz w:val="22"/>
         <w:szCs w:val="22"/>
         <w:lang w:val="ru-RU" w:eastAsia="en-US" w:bidi="ar-SA"/>
@@ -3434,14 +3402,14 @@
   <w:latentStyles w:defLockedState="0" w:defUIPriority="99" w:defSemiHidden="0" w:defUnhideWhenUsed="0" w:defQFormat="0" w:count="376">
     <w:lsdException w:name="Normal" w:uiPriority="0" w:qFormat="1"/>
     <w:lsdException w:name="heading 1" w:qFormat="1"/>
-    <w:lsdException w:name="heading 2" w:uiPriority="9" w:semiHidden="1" w:unhideWhenUsed="1" w:qFormat="1"/>
-    <w:lsdException w:name="heading 3" w:uiPriority="9" w:semiHidden="1" w:unhideWhenUsed="1" w:qFormat="1"/>
-    <w:lsdException w:name="heading 4" w:uiPriority="9" w:semiHidden="1" w:unhideWhenUsed="1" w:qFormat="1"/>
-    <w:lsdException w:name="heading 5" w:uiPriority="9" w:semiHidden="1" w:unhideWhenUsed="1" w:qFormat="1"/>
-    <w:lsdException w:name="heading 6" w:uiPriority="9" w:semiHidden="1" w:unhideWhenUsed="1" w:qFormat="1"/>
-    <w:lsdException w:name="heading 7" w:uiPriority="9" w:semiHidden="1" w:unhideWhenUsed="1" w:qFormat="1"/>
-    <w:lsdException w:name="heading 8" w:uiPriority="9" w:semiHidden="1" w:unhideWhenUsed="1" w:qFormat="1"/>
-    <w:lsdException w:name="heading 9" w:uiPriority="9" w:semiHidden="1" w:unhideWhenUsed="1" w:qFormat="1"/>
+    <w:lsdException w:name="heading 2" w:semiHidden="1" w:uiPriority="9" w:unhideWhenUsed="1" w:qFormat="1"/>
+    <w:lsdException w:name="heading 3" w:semiHidden="1" w:uiPriority="9" w:unhideWhenUsed="1" w:qFormat="1"/>
+    <w:lsdException w:name="heading 4" w:semiHidden="1" w:uiPriority="9" w:unhideWhenUsed="1" w:qFormat="1"/>
+    <w:lsdException w:name="heading 5" w:semiHidden="1" w:uiPriority="9" w:unhideWhenUsed="1" w:qFormat="1"/>
+    <w:lsdException w:name="heading 6" w:semiHidden="1" w:uiPriority="9" w:unhideWhenUsed="1" w:qFormat="1"/>
+    <w:lsdException w:name="heading 7" w:semiHidden="1" w:uiPriority="9" w:unhideWhenUsed="1" w:qFormat="1"/>
+    <w:lsdException w:name="heading 8" w:semiHidden="1" w:uiPriority="9" w:unhideWhenUsed="1" w:qFormat="1"/>
+    <w:lsdException w:name="heading 9" w:semiHidden="1" w:uiPriority="9" w:unhideWhenUsed="1" w:qFormat="1"/>
     <w:lsdException w:name="index 1" w:semiHidden="1" w:unhideWhenUsed="1"/>
     <w:lsdException w:name="index 2" w:semiHidden="1" w:unhideWhenUsed="1"/>
     <w:lsdException w:name="index 3" w:semiHidden="1" w:unhideWhenUsed="1"/>
@@ -3451,22 +3419,22 @@
     <w:lsdException w:name="index 7" w:semiHidden="1" w:unhideWhenUsed="1"/>
     <w:lsdException w:name="index 8" w:semiHidden="1" w:unhideWhenUsed="1"/>
     <w:lsdException w:name="index 9" w:semiHidden="1" w:unhideWhenUsed="1"/>
-    <w:lsdException w:name="toc 1" w:uiPriority="39" w:semiHidden="1" w:unhideWhenUsed="1"/>
-    <w:lsdException w:name="toc 2" w:uiPriority="39" w:semiHidden="1" w:unhideWhenUsed="1"/>
-    <w:lsdException w:name="toc 3" w:uiPriority="39" w:semiHidden="1" w:unhideWhenUsed="1"/>
-    <w:lsdException w:name="toc 4" w:uiPriority="39" w:semiHidden="1" w:unhideWhenUsed="1"/>
-    <w:lsdException w:name="toc 5" w:uiPriority="39" w:semiHidden="1" w:unhideWhenUsed="1"/>
-    <w:lsdException w:name="toc 6" w:uiPriority="39" w:semiHidden="1" w:unhideWhenUsed="1"/>
-    <w:lsdException w:name="toc 7" w:uiPriority="39" w:semiHidden="1" w:unhideWhenUsed="1"/>
-    <w:lsdException w:name="toc 8" w:uiPriority="39" w:semiHidden="1" w:unhideWhenUsed="1"/>
-    <w:lsdException w:name="toc 9" w:uiPriority="39" w:semiHidden="1" w:unhideWhenUsed="1"/>
+    <w:lsdException w:name="toc 1" w:semiHidden="1" w:uiPriority="39" w:unhideWhenUsed="1"/>
+    <w:lsdException w:name="toc 2" w:semiHidden="1" w:uiPriority="39" w:unhideWhenUsed="1"/>
+    <w:lsdException w:name="toc 3" w:semiHidden="1" w:uiPriority="39" w:unhideWhenUsed="1"/>
+    <w:lsdException w:name="toc 4" w:semiHidden="1" w:uiPriority="39" w:unhideWhenUsed="1"/>
+    <w:lsdException w:name="toc 5" w:semiHidden="1" w:uiPriority="39" w:unhideWhenUsed="1"/>
+    <w:lsdException w:name="toc 6" w:semiHidden="1" w:uiPriority="39" w:unhideWhenUsed="1"/>
+    <w:lsdException w:name="toc 7" w:semiHidden="1" w:uiPriority="39" w:unhideWhenUsed="1"/>
+    <w:lsdException w:name="toc 8" w:semiHidden="1" w:uiPriority="39" w:unhideWhenUsed="1"/>
+    <w:lsdException w:name="toc 9" w:semiHidden="1" w:uiPriority="39" w:unhideWhenUsed="1"/>
     <w:lsdException w:name="Normal Indent" w:semiHidden="1" w:unhideWhenUsed="1"/>
     <w:lsdException w:name="footnote text" w:semiHidden="1" w:unhideWhenUsed="1"/>
     <w:lsdException w:name="annotation text" w:semiHidden="1" w:unhideWhenUsed="1"/>
     <w:lsdException w:name="header" w:semiHidden="1" w:unhideWhenUsed="1"/>
     <w:lsdException w:name="footer" w:semiHidden="1" w:unhideWhenUsed="1"/>
     <w:lsdException w:name="index heading" w:semiHidden="1" w:unhideWhenUsed="1"/>
-    <w:lsdException w:name="caption" w:uiPriority="35" w:semiHidden="1" w:unhideWhenUsed="1" w:qFormat="1"/>
+    <w:lsdException w:name="caption" w:semiHidden="1" w:uiPriority="35" w:unhideWhenUsed="1" w:qFormat="1"/>
     <w:lsdException w:name="table of figures" w:semiHidden="1" w:unhideWhenUsed="1"/>
     <w:lsdException w:name="envelope address" w:semiHidden="1" w:unhideWhenUsed="1"/>
     <w:lsdException w:name="envelope return" w:semiHidden="1" w:unhideWhenUsed="1"/>
@@ -3497,9 +3465,9 @@
     <w:lsdException w:name="Title" w:uiPriority="10" w:qFormat="1"/>
     <w:lsdException w:name="Closing" w:semiHidden="1" w:unhideWhenUsed="1"/>
     <w:lsdException w:name="Signature" w:semiHidden="1" w:unhideWhenUsed="1"/>
-    <w:lsdException w:name="Default Paragraph Font" w:uiPriority="1" w:semiHidden="1" w:unhideWhenUsed="1"/>
-    <w:lsdException w:name="Body Text" w:uiPriority="0" w:semiHidden="1" w:unhideWhenUsed="1" w:qFormat="1"/>
-    <w:lsdException w:name="Body Text Indent" w:uiPriority="0" w:semiHidden="1" w:unhideWhenUsed="1"/>
+    <w:lsdException w:name="Default Paragraph Font" w:semiHidden="1" w:uiPriority="1" w:unhideWhenUsed="1"/>
+    <w:lsdException w:name="Body Text" w:semiHidden="1" w:uiPriority="0" w:unhideWhenUsed="1" w:qFormat="1"/>
+    <w:lsdException w:name="Body Text Indent" w:semiHidden="1" w:uiPriority="0" w:unhideWhenUsed="1"/>
     <w:lsdException w:name="List Continue" w:semiHidden="1" w:unhideWhenUsed="1"/>
     <w:lsdException w:name="List Continue 2" w:semiHidden="1" w:unhideWhenUsed="1"/>
     <w:lsdException w:name="List Continue 3" w:semiHidden="1" w:unhideWhenUsed="1"/>
@@ -3522,7 +3490,7 @@
     <w:lsdException w:name="Strong" w:uiPriority="22" w:qFormat="1"/>
     <w:lsdException w:name="Emphasis" w:uiPriority="20" w:qFormat="1"/>
     <w:lsdException w:name="Document Map" w:semiHidden="1" w:unhideWhenUsed="1"/>
-    <w:lsdException w:name="Plain Text" w:uiPriority="0" w:semiHidden="1" w:unhideWhenUsed="1"/>
+    <w:lsdException w:name="Plain Text" w:semiHidden="1" w:uiPriority="0" w:unhideWhenUsed="1"/>
     <w:lsdException w:name="E-mail Signature" w:semiHidden="1" w:unhideWhenUsed="1"/>
     <w:lsdException w:name="HTML Top of Form" w:semiHidden="1" w:unhideWhenUsed="1"/>
     <w:lsdException w:name="HTML Bottom of Form" w:semiHidden="1" w:unhideWhenUsed="1"/>
@@ -3533,7 +3501,7 @@
     <w:lsdException w:name="HTML Code" w:semiHidden="1" w:unhideWhenUsed="1"/>
     <w:lsdException w:name="HTML Definition" w:semiHidden="1" w:unhideWhenUsed="1"/>
     <w:lsdException w:name="HTML Keyboard" w:semiHidden="1" w:unhideWhenUsed="1"/>
-    <w:lsdException w:name="HTML Preformatted" w:uiPriority="0" w:semiHidden="1" w:unhideWhenUsed="1"/>
+    <w:lsdException w:name="HTML Preformatted" w:semiHidden="1" w:uiPriority="0" w:unhideWhenUsed="1"/>
     <w:lsdException w:name="HTML Sample" w:semiHidden="1" w:unhideWhenUsed="1"/>
     <w:lsdException w:name="HTML Typewriter" w:semiHidden="1" w:unhideWhenUsed="1"/>
     <w:lsdException w:name="HTML Variable" w:semiHidden="1" w:unhideWhenUsed="1"/>
@@ -3697,8 +3665,8 @@
     <w:lsdException w:name="Subtle Reference" w:uiPriority="31" w:qFormat="1"/>
     <w:lsdException w:name="Intense Reference" w:uiPriority="32" w:qFormat="1"/>
     <w:lsdException w:name="Book Title" w:uiPriority="33" w:qFormat="1"/>
-    <w:lsdException w:name="Bibliography" w:uiPriority="37" w:semiHidden="1" w:unhideWhenUsed="1"/>
-    <w:lsdException w:name="TOC Heading" w:uiPriority="39" w:semiHidden="1" w:unhideWhenUsed="1" w:qFormat="1"/>
+    <w:lsdException w:name="Bibliography" w:semiHidden="1" w:uiPriority="37" w:unhideWhenUsed="1"/>
+    <w:lsdException w:name="TOC Heading" w:semiHidden="1" w:uiPriority="39" w:unhideWhenUsed="1" w:qFormat="1"/>
     <w:lsdException w:name="Plain Table 1" w:uiPriority="41"/>
     <w:lsdException w:name="Plain Table 2" w:uiPriority="42"/>
     <w:lsdException w:name="Plain Table 3" w:uiPriority="43"/>
@@ -3809,7 +3777,7 @@
     <w:lsdException w:name="Unresolved Mention" w:semiHidden="1" w:unhideWhenUsed="1"/>
     <w:lsdException w:name="Smart Link" w:semiHidden="1" w:unhideWhenUsed="1"/>
   </w:latentStyles>
-  <w:style w:type="paragraph" w:styleId="a" w:default="1">
+  <w:style w:type="paragraph" w:default="1" w:styleId="a">
     <w:name w:val="Normal"/>
     <w:qFormat/>
     <w:rsid w:val="00F004AE"/>
@@ -3833,7 +3801,7 @@
       <w:outlineLvl w:val="0"/>
     </w:pPr>
     <w:rPr>
-      <w:rFonts w:asciiTheme="majorHAnsi" w:hAnsiTheme="majorHAnsi" w:eastAsiaTheme="majorEastAsia" w:cstheme="majorBidi"/>
+      <w:rFonts w:asciiTheme="majorHAnsi" w:eastAsiaTheme="majorEastAsia" w:hAnsiTheme="majorHAnsi" w:cstheme="majorBidi"/>
       <w:color w:val="365F91" w:themeColor="accent1" w:themeShade="BF"/>
       <w:sz w:val="32"/>
       <w:szCs w:val="32"/>
@@ -3855,7 +3823,7 @@
       <w:outlineLvl w:val="1"/>
     </w:pPr>
     <w:rPr>
-      <w:rFonts w:asciiTheme="majorHAnsi" w:hAnsiTheme="majorHAnsi" w:eastAsiaTheme="majorEastAsia" w:cstheme="majorBidi"/>
+      <w:rFonts w:asciiTheme="majorHAnsi" w:eastAsiaTheme="majorEastAsia" w:hAnsiTheme="majorHAnsi" w:cstheme="majorBidi"/>
       <w:b/>
       <w:bCs/>
       <w:color w:val="4F81BD" w:themeColor="accent1"/>
@@ -3879,7 +3847,7 @@
       <w:outlineLvl w:val="2"/>
     </w:pPr>
     <w:rPr>
-      <w:rFonts w:asciiTheme="majorHAnsi" w:hAnsiTheme="majorHAnsi" w:eastAsiaTheme="majorEastAsia" w:cstheme="majorBidi"/>
+      <w:rFonts w:asciiTheme="majorHAnsi" w:eastAsiaTheme="majorEastAsia" w:hAnsiTheme="majorHAnsi" w:cstheme="majorBidi"/>
       <w:b/>
       <w:bCs/>
       <w:color w:val="4F81BD" w:themeColor="accent1"/>
@@ -3902,7 +3870,7 @@
       <w:outlineLvl w:val="3"/>
     </w:pPr>
     <w:rPr>
-      <w:rFonts w:asciiTheme="majorHAnsi" w:hAnsiTheme="majorHAnsi" w:eastAsiaTheme="majorEastAsia" w:cstheme="majorBidi"/>
+      <w:rFonts w:asciiTheme="majorHAnsi" w:eastAsiaTheme="majorEastAsia" w:hAnsiTheme="majorHAnsi" w:cstheme="majorBidi"/>
       <w:b/>
       <w:bCs/>
       <w:i/>
@@ -3927,7 +3895,7 @@
       <w:outlineLvl w:val="4"/>
     </w:pPr>
     <w:rPr>
-      <w:rFonts w:asciiTheme="majorHAnsi" w:hAnsiTheme="majorHAnsi" w:eastAsiaTheme="majorEastAsia" w:cstheme="majorBidi"/>
+      <w:rFonts w:asciiTheme="majorHAnsi" w:eastAsiaTheme="majorEastAsia" w:hAnsiTheme="majorHAnsi" w:cstheme="majorBidi"/>
       <w:color w:val="244061" w:themeColor="accent1" w:themeShade="80"/>
     </w:rPr>
   </w:style>
@@ -3948,7 +3916,7 @@
       <w:outlineLvl w:val="5"/>
     </w:pPr>
     <w:rPr>
-      <w:rFonts w:asciiTheme="majorHAnsi" w:hAnsiTheme="majorHAnsi" w:eastAsiaTheme="majorEastAsia" w:cstheme="majorBidi"/>
+      <w:rFonts w:asciiTheme="majorHAnsi" w:eastAsiaTheme="majorEastAsia" w:hAnsiTheme="majorHAnsi" w:cstheme="majorBidi"/>
       <w:i/>
       <w:iCs/>
       <w:color w:val="244061" w:themeColor="accent1" w:themeShade="80"/>
@@ -3971,7 +3939,7 @@
       <w:outlineLvl w:val="6"/>
     </w:pPr>
     <w:rPr>
-      <w:rFonts w:asciiTheme="majorHAnsi" w:hAnsiTheme="majorHAnsi" w:eastAsiaTheme="majorEastAsia" w:cstheme="majorBidi"/>
+      <w:rFonts w:asciiTheme="majorHAnsi" w:eastAsiaTheme="majorEastAsia" w:hAnsiTheme="majorHAnsi" w:cstheme="majorBidi"/>
       <w:i/>
       <w:iCs/>
       <w:color w:val="404040" w:themeColor="text1" w:themeTint="BF"/>
@@ -3994,7 +3962,7 @@
       <w:outlineLvl w:val="7"/>
     </w:pPr>
     <w:rPr>
-      <w:rFonts w:asciiTheme="majorHAnsi" w:hAnsiTheme="majorHAnsi" w:eastAsiaTheme="majorEastAsia" w:cstheme="majorBidi"/>
+      <w:rFonts w:asciiTheme="majorHAnsi" w:eastAsiaTheme="majorEastAsia" w:hAnsiTheme="majorHAnsi" w:cstheme="majorBidi"/>
       <w:color w:val="4F81BD" w:themeColor="accent1"/>
       <w:sz w:val="20"/>
       <w:szCs w:val="20"/>
@@ -4017,7 +3985,7 @@
       <w:outlineLvl w:val="8"/>
     </w:pPr>
     <w:rPr>
-      <w:rFonts w:asciiTheme="majorHAnsi" w:hAnsiTheme="majorHAnsi" w:eastAsiaTheme="majorEastAsia" w:cstheme="majorBidi"/>
+      <w:rFonts w:asciiTheme="majorHAnsi" w:eastAsiaTheme="majorEastAsia" w:hAnsiTheme="majorHAnsi" w:cstheme="majorBidi"/>
       <w:i/>
       <w:iCs/>
       <w:color w:val="404040" w:themeColor="text1" w:themeTint="BF"/>
@@ -4025,13 +3993,13 @@
       <w:szCs w:val="20"/>
     </w:rPr>
   </w:style>
-  <w:style w:type="character" w:styleId="a0" w:default="1">
+  <w:style w:type="character" w:default="1" w:styleId="a0">
     <w:name w:val="Default Paragraph Font"/>
     <w:uiPriority w:val="1"/>
     <w:semiHidden/>
     <w:unhideWhenUsed/>
   </w:style>
-  <w:style w:type="table" w:styleId="a1" w:default="1">
+  <w:style w:type="table" w:default="1" w:styleId="a1">
     <w:name w:val="Normal Table"/>
     <w:uiPriority w:val="99"/>
     <w:semiHidden/>
@@ -4046,7 +4014,7 @@
       </w:tblCellMar>
     </w:tblPr>
   </w:style>
-  <w:style w:type="numbering" w:styleId="a2" w:default="1">
+  <w:style w:type="numbering" w:default="1" w:styleId="a2">
     <w:name w:val="No List"/>
     <w:uiPriority w:val="99"/>
     <w:semiHidden/>
@@ -4070,7 +4038,7 @@
       <w:szCs w:val="16"/>
     </w:rPr>
   </w:style>
-  <w:style w:type="character" w:styleId="a4" w:customStyle="1">
+  <w:style w:type="character" w:customStyle="1" w:styleId="a4">
     <w:name w:val="Текст выноски Знак"/>
     <w:basedOn w:val="a0"/>
     <w:link w:val="a3"/>
@@ -4129,7 +4097,7 @@
       <w:lang w:eastAsia="en-US"/>
     </w:rPr>
   </w:style>
-  <w:style w:type="character" w:styleId="a8" w:customStyle="1">
+  <w:style w:type="character" w:customStyle="1" w:styleId="a8">
     <w:name w:val="Верхний колонтитул Знак"/>
     <w:basedOn w:val="a0"/>
     <w:link w:val="a7"/>
@@ -4151,14 +4119,14 @@
       <w:spacing w:after="0" w:line="240" w:lineRule="auto"/>
     </w:pPr>
   </w:style>
-  <w:style w:type="character" w:styleId="aa" w:customStyle="1">
+  <w:style w:type="character" w:customStyle="1" w:styleId="aa">
     <w:name w:val="Нижний колонтитул Знак"/>
     <w:basedOn w:val="a0"/>
     <w:link w:val="a9"/>
     <w:uiPriority w:val="99"/>
     <w:rsid w:val="00791605"/>
   </w:style>
-  <w:style w:type="character" w:styleId="apple-converted-space" w:customStyle="1">
+  <w:style w:type="character" w:customStyle="1" w:styleId="apple-converted-space">
     <w:name w:val="apple-converted-space"/>
     <w:basedOn w:val="a0"/>
     <w:rsid w:val="00C44687"/>
@@ -4173,12 +4141,12 @@
     </w:pPr>
     <w:tblPr>
       <w:tblBorders>
-        <w:top w:val="single" w:color="auto" w:sz="4" w:space="0"/>
-        <w:left w:val="single" w:color="auto" w:sz="4" w:space="0"/>
-        <w:bottom w:val="single" w:color="auto" w:sz="4" w:space="0"/>
-        <w:right w:val="single" w:color="auto" w:sz="4" w:space="0"/>
-        <w:insideH w:val="single" w:color="auto" w:sz="4" w:space="0"/>
-        <w:insideV w:val="single" w:color="auto" w:sz="4" w:space="0"/>
+        <w:top w:val="single" w:sz="4" w:space="0" w:color="auto"/>
+        <w:left w:val="single" w:sz="4" w:space="0" w:color="auto"/>
+        <w:bottom w:val="single" w:sz="4" w:space="0" w:color="auto"/>
+        <w:right w:val="single" w:sz="4" w:space="0" w:color="auto"/>
+        <w:insideH w:val="single" w:sz="4" w:space="0" w:color="auto"/>
+        <w:insideV w:val="single" w:sz="4" w:space="0" w:color="auto"/>
       </w:tblBorders>
     </w:tblPr>
   </w:style>
@@ -4205,32 +4173,32 @@
       <w:spacing w:after="0" w:line="240" w:lineRule="auto"/>
     </w:pPr>
     <w:rPr>
-      <w:rFonts w:ascii="Times New Roman" w:hAnsi="Times New Roman" w:eastAsia="Times New Roman" w:cs="Times New Roman"/>
+      <w:rFonts w:ascii="Times New Roman" w:eastAsia="Times New Roman" w:hAnsi="Times New Roman" w:cs="Times New Roman"/>
       <w:sz w:val="28"/>
       <w:szCs w:val="28"/>
     </w:rPr>
   </w:style>
-  <w:style w:type="character" w:styleId="af" w:customStyle="1">
+  <w:style w:type="character" w:customStyle="1" w:styleId="af">
     <w:name w:val="Основной текст с отступом Знак"/>
     <w:basedOn w:val="a0"/>
     <w:link w:val="ae"/>
     <w:semiHidden/>
     <w:rsid w:val="00F22C18"/>
     <w:rPr>
-      <w:rFonts w:ascii="Times New Roman" w:hAnsi="Times New Roman" w:eastAsia="Times New Roman" w:cs="Times New Roman"/>
+      <w:rFonts w:ascii="Times New Roman" w:eastAsia="Times New Roman" w:hAnsi="Times New Roman" w:cs="Times New Roman"/>
       <w:sz w:val="28"/>
       <w:szCs w:val="28"/>
       <w:lang w:eastAsia="ru-RU"/>
     </w:rPr>
   </w:style>
-  <w:style w:type="character" w:styleId="ad" w:customStyle="1">
+  <w:style w:type="character" w:customStyle="1" w:styleId="ad">
     <w:name w:val="Без интервала Знак"/>
     <w:link w:val="ac"/>
     <w:qFormat/>
     <w:locked/>
     <w:rsid w:val="00F004AE"/>
   </w:style>
-  <w:style w:type="paragraph" w:styleId="21" w:customStyle="1">
+  <w:style w:type="paragraph" w:customStyle="1" w:styleId="21">
     <w:name w:val="Без интервала2"/>
     <w:uiPriority w:val="99"/>
     <w:rsid w:val="00F004AE"/>
@@ -4238,7 +4206,7 @@
       <w:spacing w:after="0" w:line="240" w:lineRule="auto"/>
     </w:pPr>
     <w:rPr>
-      <w:rFonts w:ascii="Times New Roman" w:hAnsi="Times New Roman" w:eastAsia="Times New Roman" w:cs="Times New Roman"/>
+      <w:rFonts w:ascii="Times New Roman" w:eastAsia="Times New Roman" w:hAnsi="Times New Roman" w:cs="Times New Roman"/>
     </w:rPr>
   </w:style>
   <w:style w:type="character" w:styleId="af0">
@@ -4253,7 +4221,7 @@
       <w:iCs/>
     </w:rPr>
   </w:style>
-  <w:style w:type="character" w:styleId="30" w:customStyle="1">
+  <w:style w:type="character" w:customStyle="1" w:styleId="30">
     <w:name w:val="Заголовок 3 Знак"/>
     <w:basedOn w:val="a0"/>
     <w:link w:val="3"/>
@@ -4261,33 +4229,33 @@
     <w:qFormat/>
     <w:rsid w:val="00180E3D"/>
     <w:rPr>
-      <w:rFonts w:asciiTheme="majorHAnsi" w:hAnsiTheme="majorHAnsi" w:eastAsiaTheme="majorEastAsia" w:cstheme="majorBidi"/>
+      <w:rFonts w:asciiTheme="majorHAnsi" w:eastAsiaTheme="majorEastAsia" w:hAnsiTheme="majorHAnsi" w:cstheme="majorBidi"/>
       <w:b/>
       <w:bCs/>
       <w:color w:val="4F81BD" w:themeColor="accent1"/>
       <w:lang w:eastAsia="ru-RU"/>
     </w:rPr>
   </w:style>
-  <w:style w:type="character" w:styleId="10" w:customStyle="1">
+  <w:style w:type="character" w:customStyle="1" w:styleId="10">
     <w:name w:val="Заголовок 1 Знак"/>
     <w:basedOn w:val="a0"/>
     <w:link w:val="1"/>
     <w:uiPriority w:val="99"/>
     <w:rsid w:val="00782BC8"/>
     <w:rPr>
-      <w:rFonts w:asciiTheme="majorHAnsi" w:hAnsiTheme="majorHAnsi" w:eastAsiaTheme="majorEastAsia" w:cstheme="majorBidi"/>
+      <w:rFonts w:asciiTheme="majorHAnsi" w:eastAsiaTheme="majorEastAsia" w:hAnsiTheme="majorHAnsi" w:cstheme="majorBidi"/>
       <w:color w:val="365F91" w:themeColor="accent1" w:themeShade="BF"/>
       <w:sz w:val="32"/>
       <w:szCs w:val="32"/>
       <w:lang w:eastAsia="ru-RU"/>
     </w:rPr>
   </w:style>
-  <w:style w:type="character" w:styleId="ListLabel11" w:customStyle="1">
+  <w:style w:type="character" w:customStyle="1" w:styleId="ListLabel11">
     <w:name w:val="ListLabel 11"/>
     <w:qFormat/>
     <w:rsid w:val="00507DA1"/>
   </w:style>
-  <w:style w:type="paragraph" w:styleId="paragraph" w:customStyle="1">
+  <w:style w:type="paragraph" w:customStyle="1" w:styleId="paragraph">
     <w:name w:val="paragraph"/>
     <w:basedOn w:val="a"/>
     <w:rsid w:val="00830DB3"/>
@@ -4295,7 +4263,7 @@
       <w:spacing w:before="100" w:beforeAutospacing="1" w:after="100" w:afterAutospacing="1" w:line="240" w:lineRule="auto"/>
     </w:pPr>
     <w:rPr>
-      <w:rFonts w:ascii="Times New Roman" w:hAnsi="Times New Roman" w:eastAsia="Times New Roman" w:cs="Times New Roman"/>
+      <w:rFonts w:ascii="Times New Roman" w:eastAsia="Times New Roman" w:hAnsi="Times New Roman" w:cs="Times New Roman"/>
       <w:sz w:val="24"/>
       <w:szCs w:val="24"/>
     </w:rPr>
@@ -4310,13 +4278,13 @@
     <w:rsid w:val="00E9468A"/>
     <w:pPr>
       <w:pBdr>
-        <w:bottom w:val="single" w:color="4F81BD" w:sz="8" w:space="4"/>
+        <w:bottom w:val="single" w:sz="8" w:space="4" w:color="4F81BD"/>
       </w:pBdr>
       <w:spacing w:after="300" w:line="240" w:lineRule="auto"/>
       <w:contextualSpacing/>
     </w:pPr>
     <w:rPr>
-      <w:rFonts w:ascii="Times New Roman" w:hAnsi="Times New Roman" w:eastAsia="Times New Roman" w:cs="Times New Roman"/>
+      <w:rFonts w:ascii="Times New Roman" w:eastAsia="Times New Roman" w:hAnsi="Times New Roman" w:cs="Times New Roman"/>
       <w:color w:val="17365D"/>
       <w:spacing w:val="5"/>
       <w:kern w:val="28"/>
@@ -4324,14 +4292,14 @@
       <w:szCs w:val="52"/>
     </w:rPr>
   </w:style>
-  <w:style w:type="character" w:styleId="af2" w:customStyle="1">
+  <w:style w:type="character" w:customStyle="1" w:styleId="af2">
     <w:name w:val="Заголовок Знак"/>
     <w:basedOn w:val="a0"/>
     <w:link w:val="af1"/>
     <w:uiPriority w:val="10"/>
     <w:rsid w:val="00E9468A"/>
     <w:rPr>
-      <w:rFonts w:ascii="Times New Roman" w:hAnsi="Times New Roman" w:eastAsia="Times New Roman" w:cs="Times New Roman"/>
+      <w:rFonts w:ascii="Times New Roman" w:eastAsia="Times New Roman" w:hAnsi="Times New Roman" w:cs="Times New Roman"/>
       <w:color w:val="17365D"/>
       <w:spacing w:val="5"/>
       <w:kern w:val="28"/>
@@ -4340,7 +4308,7 @@
       <w:lang w:eastAsia="ru-RU"/>
     </w:rPr>
   </w:style>
-  <w:style w:type="paragraph" w:styleId="24" w:customStyle="1">
+  <w:style w:type="paragraph" w:customStyle="1" w:styleId="24">
     <w:name w:val="Без интервала24"/>
     <w:qFormat/>
     <w:rsid w:val="00CA42D3"/>
@@ -4348,10 +4316,10 @@
       <w:spacing w:after="0" w:line="240" w:lineRule="auto"/>
     </w:pPr>
     <w:rPr>
-      <w:rFonts w:ascii="Times New Roman" w:hAnsi="Times New Roman" w:eastAsia="Times New Roman" w:cs="Times New Roman"/>
-    </w:rPr>
-  </w:style>
-  <w:style w:type="character" w:styleId="normaltextrun" w:customStyle="1">
+      <w:rFonts w:ascii="Times New Roman" w:eastAsia="Times New Roman" w:hAnsi="Times New Roman" w:cs="Times New Roman"/>
+    </w:rPr>
+  </w:style>
+  <w:style w:type="character" w:customStyle="1" w:styleId="normaltextrun">
     <w:name w:val="normaltextrun"/>
     <w:basedOn w:val="a0"/>
     <w:rsid w:val="00357179"/>
@@ -4367,7 +4335,7 @@
       <w:bCs/>
     </w:rPr>
   </w:style>
-  <w:style w:type="paragraph" w:styleId="Default" w:customStyle="1">
+  <w:style w:type="paragraph" w:customStyle="1" w:styleId="Default">
     <w:name w:val="Default"/>
     <w:rsid w:val="00391AD9"/>
     <w:pPr>
@@ -4377,14 +4345,14 @@
       <w:spacing w:after="0" w:line="240" w:lineRule="auto"/>
     </w:pPr>
     <w:rPr>
-      <w:rFonts w:ascii="Times New Roman" w:hAnsi="Times New Roman" w:cs="Times New Roman" w:eastAsiaTheme="minorEastAsia"/>
+      <w:rFonts w:ascii="Times New Roman" w:eastAsiaTheme="minorEastAsia" w:hAnsi="Times New Roman" w:cs="Times New Roman"/>
       <w:color w:val="000000"/>
       <w:sz w:val="24"/>
       <w:szCs w:val="24"/>
       <w:lang w:eastAsia="ru-RU"/>
     </w:rPr>
   </w:style>
-  <w:style w:type="character" w:styleId="60" w:customStyle="1">
+  <w:style w:type="character" w:customStyle="1" w:styleId="60">
     <w:name w:val="Заголовок 6 Знак"/>
     <w:basedOn w:val="a0"/>
     <w:link w:val="6"/>
@@ -4393,7 +4361,7 @@
     <w:qFormat/>
     <w:rsid w:val="00DD1C4F"/>
     <w:rPr>
-      <w:rFonts w:asciiTheme="majorHAnsi" w:hAnsiTheme="majorHAnsi" w:eastAsiaTheme="majorEastAsia" w:cstheme="majorBidi"/>
+      <w:rFonts w:asciiTheme="majorHAnsi" w:eastAsiaTheme="majorEastAsia" w:hAnsiTheme="majorHAnsi" w:cstheme="majorBidi"/>
       <w:i/>
       <w:iCs/>
       <w:color w:val="244061" w:themeColor="accent1" w:themeShade="80"/>
@@ -4411,34 +4379,34 @@
       <w:jc w:val="both"/>
     </w:pPr>
     <w:rPr>
-      <w:rFonts w:ascii="Times New Roman" w:hAnsi="Times New Roman" w:eastAsia="Times New Roman" w:cs="Times New Roman"/>
+      <w:rFonts w:ascii="Times New Roman" w:eastAsia="Times New Roman" w:hAnsi="Times New Roman" w:cs="Times New Roman"/>
       <w:sz w:val="24"/>
       <w:szCs w:val="20"/>
     </w:rPr>
   </w:style>
-  <w:style w:type="character" w:styleId="af5" w:customStyle="1">
+  <w:style w:type="character" w:customStyle="1" w:styleId="af5">
     <w:name w:val="Основной текст Знак"/>
     <w:basedOn w:val="a0"/>
     <w:link w:val="af4"/>
     <w:rsid w:val="00DD1C4F"/>
     <w:rPr>
-      <w:rFonts w:ascii="Times New Roman" w:hAnsi="Times New Roman" w:eastAsia="Times New Roman" w:cs="Times New Roman"/>
+      <w:rFonts w:ascii="Times New Roman" w:eastAsia="Times New Roman" w:hAnsi="Times New Roman" w:cs="Times New Roman"/>
       <w:sz w:val="24"/>
       <w:szCs w:val="20"/>
       <w:lang w:eastAsia="ru-RU"/>
     </w:rPr>
   </w:style>
-  <w:style w:type="character" w:styleId="gmaildefaultmrcssattr" w:customStyle="1">
+  <w:style w:type="character" w:customStyle="1" w:styleId="gmaildefaultmrcssattr">
     <w:name w:val="gmail_default_mr_css_attr"/>
     <w:basedOn w:val="a0"/>
     <w:rsid w:val="00341EE5"/>
   </w:style>
-  <w:style w:type="character" w:styleId="d64fb4d6842d6ebgmaildefault" w:customStyle="1">
+  <w:style w:type="character" w:customStyle="1" w:styleId="d64fb4d6842d6ebgmaildefault">
     <w:name w:val="d64fb4d6842d6ebgmail_default"/>
     <w:basedOn w:val="a0"/>
     <w:rsid w:val="00656C3F"/>
   </w:style>
-  <w:style w:type="character" w:styleId="layout" w:customStyle="1">
+  <w:style w:type="character" w:customStyle="1" w:styleId="layout">
     <w:name w:val="layout"/>
     <w:basedOn w:val="a0"/>
     <w:rsid w:val="00F16A81"/>
@@ -4453,19 +4421,19 @@
       <w:spacing w:before="100" w:beforeAutospacing="1" w:after="100" w:afterAutospacing="1" w:line="240" w:lineRule="auto"/>
     </w:pPr>
     <w:rPr>
-      <w:rFonts w:ascii="Times New Roman" w:hAnsi="Times New Roman" w:eastAsia="Times New Roman" w:cs="Times New Roman"/>
+      <w:rFonts w:ascii="Times New Roman" w:eastAsia="Times New Roman" w:hAnsi="Times New Roman" w:cs="Times New Roman"/>
       <w:sz w:val="24"/>
       <w:szCs w:val="24"/>
     </w:rPr>
   </w:style>
-  <w:style w:type="character" w:styleId="20" w:customStyle="1">
+  <w:style w:type="character" w:customStyle="1" w:styleId="20">
     <w:name w:val="Заголовок 2 Знак"/>
     <w:basedOn w:val="a0"/>
     <w:link w:val="2"/>
     <w:uiPriority w:val="9"/>
     <w:rsid w:val="002C343B"/>
     <w:rPr>
-      <w:rFonts w:asciiTheme="majorHAnsi" w:hAnsiTheme="majorHAnsi" w:eastAsiaTheme="majorEastAsia" w:cstheme="majorBidi"/>
+      <w:rFonts w:asciiTheme="majorHAnsi" w:eastAsiaTheme="majorEastAsia" w:hAnsiTheme="majorHAnsi" w:cstheme="majorBidi"/>
       <w:b/>
       <w:bCs/>
       <w:color w:val="4F81BD" w:themeColor="accent1"/>
@@ -4474,7 +4442,7 @@
       <w:lang w:eastAsia="ru-RU"/>
     </w:rPr>
   </w:style>
-  <w:style w:type="character" w:styleId="40" w:customStyle="1">
+  <w:style w:type="character" w:customStyle="1" w:styleId="40">
     <w:name w:val="Заголовок 4 Знак"/>
     <w:basedOn w:val="a0"/>
     <w:link w:val="4"/>
@@ -4482,7 +4450,7 @@
     <w:semiHidden/>
     <w:rsid w:val="002C343B"/>
     <w:rPr>
-      <w:rFonts w:asciiTheme="majorHAnsi" w:hAnsiTheme="majorHAnsi" w:eastAsiaTheme="majorEastAsia" w:cstheme="majorBidi"/>
+      <w:rFonts w:asciiTheme="majorHAnsi" w:eastAsiaTheme="majorEastAsia" w:hAnsiTheme="majorHAnsi" w:cstheme="majorBidi"/>
       <w:b/>
       <w:bCs/>
       <w:i/>
@@ -4491,7 +4459,7 @@
       <w:lang w:eastAsia="ru-RU"/>
     </w:rPr>
   </w:style>
-  <w:style w:type="character" w:styleId="50" w:customStyle="1">
+  <w:style w:type="character" w:customStyle="1" w:styleId="50">
     <w:name w:val="Заголовок 5 Знак"/>
     <w:basedOn w:val="a0"/>
     <w:link w:val="5"/>
@@ -4500,12 +4468,12 @@
     <w:qFormat/>
     <w:rsid w:val="002C343B"/>
     <w:rPr>
-      <w:rFonts w:asciiTheme="majorHAnsi" w:hAnsiTheme="majorHAnsi" w:eastAsiaTheme="majorEastAsia" w:cstheme="majorBidi"/>
+      <w:rFonts w:asciiTheme="majorHAnsi" w:eastAsiaTheme="majorEastAsia" w:hAnsiTheme="majorHAnsi" w:cstheme="majorBidi"/>
       <w:color w:val="244061" w:themeColor="accent1" w:themeShade="80"/>
       <w:lang w:eastAsia="ru-RU"/>
     </w:rPr>
   </w:style>
-  <w:style w:type="character" w:styleId="70" w:customStyle="1">
+  <w:style w:type="character" w:customStyle="1" w:styleId="70">
     <w:name w:val="Заголовок 7 Знак"/>
     <w:basedOn w:val="a0"/>
     <w:link w:val="7"/>
@@ -4513,14 +4481,14 @@
     <w:semiHidden/>
     <w:rsid w:val="002C343B"/>
     <w:rPr>
-      <w:rFonts w:asciiTheme="majorHAnsi" w:hAnsiTheme="majorHAnsi" w:eastAsiaTheme="majorEastAsia" w:cstheme="majorBidi"/>
+      <w:rFonts w:asciiTheme="majorHAnsi" w:eastAsiaTheme="majorEastAsia" w:hAnsiTheme="majorHAnsi" w:cstheme="majorBidi"/>
       <w:i/>
       <w:iCs/>
       <w:color w:val="404040" w:themeColor="text1" w:themeTint="BF"/>
       <w:lang w:eastAsia="ru-RU"/>
     </w:rPr>
   </w:style>
-  <w:style w:type="character" w:styleId="80" w:customStyle="1">
+  <w:style w:type="character" w:customStyle="1" w:styleId="80">
     <w:name w:val="Заголовок 8 Знак"/>
     <w:basedOn w:val="a0"/>
     <w:link w:val="8"/>
@@ -4528,14 +4496,14 @@
     <w:semiHidden/>
     <w:rsid w:val="002C343B"/>
     <w:rPr>
-      <w:rFonts w:asciiTheme="majorHAnsi" w:hAnsiTheme="majorHAnsi" w:eastAsiaTheme="majorEastAsia" w:cstheme="majorBidi"/>
+      <w:rFonts w:asciiTheme="majorHAnsi" w:eastAsiaTheme="majorEastAsia" w:hAnsiTheme="majorHAnsi" w:cstheme="majorBidi"/>
       <w:color w:val="4F81BD" w:themeColor="accent1"/>
       <w:sz w:val="20"/>
       <w:szCs w:val="20"/>
       <w:lang w:eastAsia="ru-RU"/>
     </w:rPr>
   </w:style>
-  <w:style w:type="character" w:styleId="90" w:customStyle="1">
+  <w:style w:type="character" w:customStyle="1" w:styleId="90">
     <w:name w:val="Заголовок 9 Знак"/>
     <w:basedOn w:val="a0"/>
     <w:link w:val="9"/>
@@ -4543,7 +4511,7 @@
     <w:semiHidden/>
     <w:rsid w:val="002C343B"/>
     <w:rPr>
-      <w:rFonts w:asciiTheme="majorHAnsi" w:hAnsiTheme="majorHAnsi" w:eastAsiaTheme="majorEastAsia" w:cstheme="majorBidi"/>
+      <w:rFonts w:asciiTheme="majorHAnsi" w:eastAsiaTheme="majorEastAsia" w:hAnsiTheme="majorHAnsi" w:cstheme="majorBidi"/>
       <w:i/>
       <w:iCs/>
       <w:color w:val="404040" w:themeColor="text1" w:themeTint="BF"/>
@@ -4600,19 +4568,19 @@
       <w:spacing w:after="0" w:line="240" w:lineRule="auto"/>
     </w:pPr>
     <w:rPr>
-      <w:rFonts w:ascii="Courier New" w:hAnsi="Courier New" w:eastAsia="Courier New" w:cs="Times New Roman"/>
+      <w:rFonts w:ascii="Courier New" w:eastAsia="Courier New" w:hAnsi="Courier New" w:cs="Times New Roman"/>
       <w:sz w:val="20"/>
       <w:szCs w:val="20"/>
     </w:rPr>
   </w:style>
-  <w:style w:type="character" w:styleId="HTML0" w:customStyle="1">
+  <w:style w:type="character" w:customStyle="1" w:styleId="HTML0">
     <w:name w:val="Стандартный HTML Знак"/>
     <w:aliases w:val="Знак Знак"/>
     <w:basedOn w:val="a0"/>
     <w:link w:val="HTML"/>
     <w:rsid w:val="002C343B"/>
     <w:rPr>
-      <w:rFonts w:ascii="Courier New" w:hAnsi="Courier New" w:eastAsia="Courier New" w:cs="Times New Roman"/>
+      <w:rFonts w:ascii="Courier New" w:eastAsia="Courier New" w:hAnsi="Courier New" w:cs="Times New Roman"/>
       <w:sz w:val="20"/>
       <w:szCs w:val="20"/>
       <w:lang w:eastAsia="ru-RU"/>
@@ -4629,20 +4597,20 @@
       <w:jc w:val="center"/>
     </w:pPr>
     <w:rPr>
-      <w:rFonts w:ascii="Courier New" w:hAnsi="Courier New" w:eastAsia="Times New Roman" w:cs="Times New Roman"/>
+      <w:rFonts w:ascii="Courier New" w:eastAsia="Times New Roman" w:hAnsi="Courier New" w:cs="Times New Roman"/>
       <w:sz w:val="20"/>
       <w:szCs w:val="20"/>
       <w:lang w:val="en-US" w:eastAsia="en-US"/>
     </w:rPr>
   </w:style>
-  <w:style w:type="character" w:styleId="af9" w:customStyle="1">
+  <w:style w:type="character" w:customStyle="1" w:styleId="af9">
     <w:name w:val="Текст Знак"/>
     <w:basedOn w:val="a0"/>
     <w:link w:val="af8"/>
     <w:semiHidden/>
     <w:rsid w:val="002C343B"/>
     <w:rPr>
-      <w:rFonts w:ascii="Courier New" w:hAnsi="Courier New" w:eastAsia="Times New Roman" w:cs="Times New Roman"/>
+      <w:rFonts w:ascii="Courier New" w:eastAsia="Times New Roman" w:hAnsi="Courier New" w:cs="Times New Roman"/>
       <w:sz w:val="20"/>
       <w:szCs w:val="20"/>
       <w:lang w:val="en-US"/>
@@ -4657,7 +4625,7 @@
     <w:qFormat/>
     <w:rsid w:val="002C343B"/>
     <w:rPr>
-      <w:rFonts w:asciiTheme="majorHAnsi" w:hAnsiTheme="majorHAnsi" w:eastAsiaTheme="majorEastAsia" w:cstheme="majorBidi"/>
+      <w:rFonts w:asciiTheme="majorHAnsi" w:eastAsiaTheme="majorEastAsia" w:hAnsiTheme="majorHAnsi" w:cstheme="majorBidi"/>
       <w:i/>
       <w:iCs/>
       <w:color w:val="4F81BD" w:themeColor="accent1"/>
@@ -4666,14 +4634,14 @@
       <w:szCs w:val="24"/>
     </w:rPr>
   </w:style>
-  <w:style w:type="character" w:styleId="afb" w:customStyle="1">
+  <w:style w:type="character" w:customStyle="1" w:styleId="afb">
     <w:name w:val="Подзаголовок Знак"/>
     <w:basedOn w:val="a0"/>
     <w:link w:val="afa"/>
     <w:uiPriority w:val="99"/>
     <w:rsid w:val="002C343B"/>
     <w:rPr>
-      <w:rFonts w:asciiTheme="majorHAnsi" w:hAnsiTheme="majorHAnsi" w:eastAsiaTheme="majorEastAsia" w:cstheme="majorBidi"/>
+      <w:rFonts w:asciiTheme="majorHAnsi" w:eastAsiaTheme="majorEastAsia" w:hAnsiTheme="majorHAnsi" w:cstheme="majorBidi"/>
       <w:i/>
       <w:iCs/>
       <w:color w:val="4F81BD" w:themeColor="accent1"/>
@@ -4697,7 +4665,7 @@
       <w:color w:val="000000" w:themeColor="text1"/>
     </w:rPr>
   </w:style>
-  <w:style w:type="character" w:styleId="23" w:customStyle="1">
+  <w:style w:type="character" w:customStyle="1" w:styleId="23">
     <w:name w:val="Цитата 2 Знак"/>
     <w:basedOn w:val="a0"/>
     <w:link w:val="22"/>
@@ -4721,7 +4689,7 @@
     <w:rsid w:val="002C343B"/>
     <w:pPr>
       <w:pBdr>
-        <w:bottom w:val="single" w:color="4F81BD" w:themeColor="accent1" w:sz="4" w:space="4"/>
+        <w:bottom w:val="single" w:sz="4" w:space="4" w:color="4F81BD" w:themeColor="accent1"/>
       </w:pBdr>
       <w:spacing w:before="200" w:after="280"/>
       <w:ind w:left="936" w:right="936"/>
@@ -4734,7 +4702,7 @@
       <w:color w:val="4F81BD" w:themeColor="accent1"/>
     </w:rPr>
   </w:style>
-  <w:style w:type="character" w:styleId="afd" w:customStyle="1">
+  <w:style w:type="character" w:customStyle="1" w:styleId="afd">
     <w:name w:val="Выделенная цитата Знак"/>
     <w:basedOn w:val="a0"/>
     <w:link w:val="afc"/>
@@ -4750,7 +4718,7 @@
       <w:lang w:eastAsia="ru-RU"/>
     </w:rPr>
   </w:style>
-  <w:style w:type="character" w:styleId="11" w:customStyle="1">
+  <w:style w:type="character" w:customStyle="1" w:styleId="11">
     <w:name w:val="Слабое выделение1"/>
     <w:basedOn w:val="a0"/>
     <w:uiPriority w:val="19"/>
@@ -4762,7 +4730,7 @@
       <w:color w:val="7F7F7F" w:themeColor="text1" w:themeTint="80"/>
     </w:rPr>
   </w:style>
-  <w:style w:type="character" w:styleId="12" w:customStyle="1">
+  <w:style w:type="character" w:customStyle="1" w:styleId="12">
     <w:name w:val="Сильное выделение1"/>
     <w:basedOn w:val="a0"/>
     <w:uiPriority w:val="21"/>
@@ -4776,7 +4744,7 @@
       <w:color w:val="4F81BD" w:themeColor="accent1"/>
     </w:rPr>
   </w:style>
-  <w:style w:type="character" w:styleId="13" w:customStyle="1">
+  <w:style w:type="character" w:customStyle="1" w:styleId="13">
     <w:name w:val="Слабая ссылка1"/>
     <w:basedOn w:val="a0"/>
     <w:uiPriority w:val="31"/>
@@ -4788,7 +4756,7 @@
       <w:u w:val="single"/>
     </w:rPr>
   </w:style>
-  <w:style w:type="character" w:styleId="14" w:customStyle="1">
+  <w:style w:type="character" w:customStyle="1" w:styleId="14">
     <w:name w:val="Сильная ссылка1"/>
     <w:basedOn w:val="a0"/>
     <w:uiPriority w:val="32"/>
@@ -4803,7 +4771,7 @@
       <w:u w:val="single"/>
     </w:rPr>
   </w:style>
-  <w:style w:type="character" w:styleId="15" w:customStyle="1">
+  <w:style w:type="character" w:customStyle="1" w:styleId="15">
     <w:name w:val="Название книги1"/>
     <w:basedOn w:val="a0"/>
     <w:uiPriority w:val="33"/>
@@ -4816,7 +4784,7 @@
       <w:spacing w:val="5"/>
     </w:rPr>
   </w:style>
-  <w:style w:type="paragraph" w:styleId="16" w:customStyle="1">
+  <w:style w:type="paragraph" w:customStyle="1" w:styleId="16">
     <w:name w:val="Заголовок оглавления1"/>
     <w:basedOn w:val="1"/>
     <w:next w:val="a"/>
@@ -4836,32 +4804,32 @@
       <w:szCs w:val="28"/>
     </w:rPr>
   </w:style>
-  <w:style w:type="paragraph" w:styleId="100" w:customStyle="1">
+  <w:style w:type="paragraph" w:customStyle="1" w:styleId="100">
     <w:name w:val="Обычный + 10 пт"/>
     <w:basedOn w:val="ac"/>
     <w:uiPriority w:val="99"/>
     <w:rsid w:val="002C343B"/>
     <w:rPr>
-      <w:rFonts w:ascii="Times New Roman" w:hAnsi="Times New Roman" w:eastAsia="Times New Roman" w:cs="Times New Roman"/>
+      <w:rFonts w:ascii="Times New Roman" w:eastAsia="Times New Roman" w:hAnsi="Times New Roman" w:cs="Times New Roman"/>
       <w:b/>
       <w:sz w:val="24"/>
       <w:szCs w:val="24"/>
     </w:rPr>
   </w:style>
-  <w:style w:type="paragraph" w:styleId="NoSpacing10" w:customStyle="1">
+  <w:style w:type="paragraph" w:customStyle="1" w:styleId="NoSpacing10">
     <w:name w:val="No Spacing + 10 пт"/>
     <w:basedOn w:val="ac"/>
     <w:link w:val="NoSpacing100"/>
     <w:uiPriority w:val="99"/>
     <w:rsid w:val="002C343B"/>
     <w:rPr>
-      <w:rFonts w:ascii="Times New Roman" w:hAnsi="Times New Roman" w:eastAsia="Times New Roman" w:cs="Times New Roman"/>
+      <w:rFonts w:ascii="Times New Roman" w:eastAsia="Times New Roman" w:hAnsi="Times New Roman" w:cs="Times New Roman"/>
       <w:b/>
       <w:sz w:val="24"/>
       <w:szCs w:val="24"/>
     </w:rPr>
   </w:style>
-  <w:style w:type="paragraph" w:styleId="17" w:customStyle="1">
+  <w:style w:type="paragraph" w:customStyle="1" w:styleId="17">
     <w:name w:val="Без интервала1"/>
     <w:link w:val="NoSpacingChar"/>
     <w:rsid w:val="002C343B"/>
@@ -4869,199 +4837,199 @@
       <w:spacing w:after="0" w:line="240" w:lineRule="auto"/>
     </w:pPr>
     <w:rPr>
-      <w:rFonts w:ascii="Times New Roman" w:hAnsi="Times New Roman" w:eastAsia="Times New Roman" w:cs="Times New Roman"/>
-    </w:rPr>
-  </w:style>
-  <w:style w:type="character" w:styleId="NoSpacingChar" w:customStyle="1">
+      <w:rFonts w:ascii="Times New Roman" w:eastAsia="Times New Roman" w:hAnsi="Times New Roman" w:cs="Times New Roman"/>
+    </w:rPr>
+  </w:style>
+  <w:style w:type="character" w:customStyle="1" w:styleId="NoSpacingChar">
     <w:name w:val="No Spacing Char"/>
     <w:link w:val="17"/>
     <w:locked/>
     <w:rsid w:val="002C343B"/>
     <w:rPr>
-      <w:rFonts w:ascii="Times New Roman" w:hAnsi="Times New Roman" w:eastAsia="Times New Roman" w:cs="Times New Roman"/>
-    </w:rPr>
-  </w:style>
-  <w:style w:type="paragraph" w:styleId="31" w:customStyle="1">
+      <w:rFonts w:ascii="Times New Roman" w:eastAsia="Times New Roman" w:hAnsi="Times New Roman" w:cs="Times New Roman"/>
+    </w:rPr>
+  </w:style>
+  <w:style w:type="paragraph" w:customStyle="1" w:styleId="31">
     <w:name w:val="Без интервала3"/>
     <w:rsid w:val="002C343B"/>
     <w:pPr>
       <w:spacing w:after="0" w:line="240" w:lineRule="auto"/>
     </w:pPr>
     <w:rPr>
-      <w:rFonts w:ascii="Times New Roman" w:hAnsi="Times New Roman" w:eastAsia="Times New Roman" w:cs="Times New Roman"/>
+      <w:rFonts w:ascii="Times New Roman" w:eastAsia="Times New Roman" w:hAnsi="Times New Roman" w:cs="Times New Roman"/>
       <w:szCs w:val="20"/>
     </w:rPr>
   </w:style>
-  <w:style w:type="paragraph" w:styleId="41" w:customStyle="1">
+  <w:style w:type="paragraph" w:customStyle="1" w:styleId="41">
     <w:name w:val="Без интервала4"/>
     <w:rsid w:val="002C343B"/>
     <w:pPr>
       <w:spacing w:after="0" w:line="240" w:lineRule="auto"/>
     </w:pPr>
     <w:rPr>
-      <w:rFonts w:ascii="Times New Roman" w:hAnsi="Times New Roman" w:eastAsia="Times New Roman" w:cs="Times New Roman"/>
-    </w:rPr>
-  </w:style>
-  <w:style w:type="paragraph" w:styleId="51" w:customStyle="1">
+      <w:rFonts w:ascii="Times New Roman" w:eastAsia="Times New Roman" w:hAnsi="Times New Roman" w:cs="Times New Roman"/>
+    </w:rPr>
+  </w:style>
+  <w:style w:type="paragraph" w:customStyle="1" w:styleId="51">
     <w:name w:val="Без интервала5"/>
     <w:rsid w:val="002C343B"/>
     <w:pPr>
       <w:spacing w:after="0" w:line="240" w:lineRule="auto"/>
     </w:pPr>
     <w:rPr>
-      <w:rFonts w:ascii="Times New Roman" w:hAnsi="Times New Roman" w:eastAsia="Times New Roman" w:cs="Times New Roman"/>
+      <w:rFonts w:ascii="Times New Roman" w:eastAsia="Times New Roman" w:hAnsi="Times New Roman" w:cs="Times New Roman"/>
       <w:szCs w:val="20"/>
     </w:rPr>
   </w:style>
-  <w:style w:type="paragraph" w:styleId="61" w:customStyle="1">
+  <w:style w:type="paragraph" w:customStyle="1" w:styleId="61">
     <w:name w:val="Без интервала6"/>
     <w:rsid w:val="002C343B"/>
     <w:pPr>
       <w:spacing w:after="0" w:line="240" w:lineRule="auto"/>
     </w:pPr>
     <w:rPr>
-      <w:rFonts w:ascii="Times New Roman" w:hAnsi="Times New Roman" w:eastAsia="Times New Roman" w:cs="Times New Roman"/>
-    </w:rPr>
-  </w:style>
-  <w:style w:type="character" w:styleId="NoSpacing100" w:customStyle="1">
+      <w:rFonts w:ascii="Times New Roman" w:eastAsia="Times New Roman" w:hAnsi="Times New Roman" w:cs="Times New Roman"/>
+    </w:rPr>
+  </w:style>
+  <w:style w:type="character" w:customStyle="1" w:styleId="NoSpacing100">
     <w:name w:val="No Spacing + 10 пт Знак"/>
     <w:basedOn w:val="NoSpacingChar"/>
     <w:link w:val="NoSpacing10"/>
     <w:uiPriority w:val="99"/>
     <w:rsid w:val="002C343B"/>
     <w:rPr>
-      <w:rFonts w:ascii="Times New Roman" w:hAnsi="Times New Roman" w:eastAsia="Times New Roman" w:cs="Times New Roman"/>
+      <w:rFonts w:ascii="Times New Roman" w:eastAsia="Times New Roman" w:hAnsi="Times New Roman" w:cs="Times New Roman"/>
       <w:b/>
       <w:sz w:val="24"/>
       <w:szCs w:val="24"/>
     </w:rPr>
   </w:style>
-  <w:style w:type="paragraph" w:styleId="71" w:customStyle="1">
+  <w:style w:type="paragraph" w:customStyle="1" w:styleId="71">
     <w:name w:val="Без интервала7"/>
     <w:rsid w:val="002C343B"/>
     <w:pPr>
       <w:spacing w:after="0" w:line="240" w:lineRule="auto"/>
     </w:pPr>
     <w:rPr>
-      <w:rFonts w:ascii="Times New Roman" w:hAnsi="Times New Roman" w:eastAsia="Times New Roman" w:cs="Times New Roman"/>
-    </w:rPr>
-  </w:style>
-  <w:style w:type="paragraph" w:styleId="81" w:customStyle="1">
+      <w:rFonts w:ascii="Times New Roman" w:eastAsia="Times New Roman" w:hAnsi="Times New Roman" w:cs="Times New Roman"/>
+    </w:rPr>
+  </w:style>
+  <w:style w:type="paragraph" w:customStyle="1" w:styleId="81">
     <w:name w:val="Без интервала8"/>
     <w:rsid w:val="002C343B"/>
     <w:pPr>
       <w:spacing w:after="0" w:line="240" w:lineRule="auto"/>
     </w:pPr>
     <w:rPr>
-      <w:rFonts w:ascii="Times New Roman" w:hAnsi="Times New Roman" w:eastAsia="Times New Roman" w:cs="Times New Roman"/>
+      <w:rFonts w:ascii="Times New Roman" w:eastAsia="Times New Roman" w:hAnsi="Times New Roman" w:cs="Times New Roman"/>
       <w:szCs w:val="20"/>
     </w:rPr>
   </w:style>
-  <w:style w:type="paragraph" w:styleId="91" w:customStyle="1">
+  <w:style w:type="paragraph" w:customStyle="1" w:styleId="91">
     <w:name w:val="Без интервала9"/>
     <w:rsid w:val="002C343B"/>
     <w:pPr>
       <w:spacing w:after="0" w:line="240" w:lineRule="auto"/>
     </w:pPr>
     <w:rPr>
-      <w:rFonts w:ascii="Times New Roman" w:hAnsi="Times New Roman" w:eastAsia="Times New Roman" w:cs="Times New Roman"/>
-    </w:rPr>
-  </w:style>
-  <w:style w:type="paragraph" w:styleId="101" w:customStyle="1">
+      <w:rFonts w:ascii="Times New Roman" w:eastAsia="Times New Roman" w:hAnsi="Times New Roman" w:cs="Times New Roman"/>
+    </w:rPr>
+  </w:style>
+  <w:style w:type="paragraph" w:customStyle="1" w:styleId="101">
     <w:name w:val="Без интервала10"/>
     <w:rsid w:val="002C343B"/>
     <w:pPr>
       <w:spacing w:after="0" w:line="240" w:lineRule="auto"/>
     </w:pPr>
     <w:rPr>
-      <w:rFonts w:ascii="Times New Roman" w:hAnsi="Times New Roman" w:eastAsia="Times New Roman" w:cs="Times New Roman"/>
+      <w:rFonts w:ascii="Times New Roman" w:eastAsia="Times New Roman" w:hAnsi="Times New Roman" w:cs="Times New Roman"/>
       <w:szCs w:val="20"/>
     </w:rPr>
   </w:style>
-  <w:style w:type="paragraph" w:styleId="110" w:customStyle="1">
+  <w:style w:type="paragraph" w:customStyle="1" w:styleId="110">
     <w:name w:val="Без интервала11"/>
     <w:rsid w:val="002C343B"/>
     <w:pPr>
       <w:spacing w:after="0" w:line="240" w:lineRule="auto"/>
     </w:pPr>
     <w:rPr>
-      <w:rFonts w:ascii="Times New Roman" w:hAnsi="Times New Roman" w:eastAsia="Times New Roman" w:cs="Times New Roman"/>
-    </w:rPr>
-  </w:style>
-  <w:style w:type="character" w:styleId="NoSpacing101" w:customStyle="1">
+      <w:rFonts w:ascii="Times New Roman" w:eastAsia="Times New Roman" w:hAnsi="Times New Roman" w:cs="Times New Roman"/>
+    </w:rPr>
+  </w:style>
+  <w:style w:type="character" w:customStyle="1" w:styleId="NoSpacing101">
     <w:name w:val="No Spacing + 10 пт;По центру Знак Знак"/>
     <w:basedOn w:val="NoSpacingChar"/>
     <w:rsid w:val="002C343B"/>
     <w:rPr>
-      <w:rFonts w:ascii="Times New Roman" w:hAnsi="Times New Roman" w:eastAsia="Times New Roman" w:cs="Times New Roman"/>
+      <w:rFonts w:ascii="Times New Roman" w:eastAsia="Times New Roman" w:hAnsi="Times New Roman" w:cs="Times New Roman"/>
       <w:b/>
       <w:sz w:val="24"/>
       <w:szCs w:val="24"/>
       <w:lang w:val="ru-RU" w:bidi="ar-SA"/>
     </w:rPr>
   </w:style>
-  <w:style w:type="paragraph" w:styleId="120" w:customStyle="1">
+  <w:style w:type="paragraph" w:customStyle="1" w:styleId="120">
     <w:name w:val="Без интервала12"/>
     <w:rsid w:val="002C343B"/>
     <w:pPr>
       <w:spacing w:after="0" w:line="240" w:lineRule="auto"/>
     </w:pPr>
     <w:rPr>
-      <w:rFonts w:ascii="Times New Roman" w:hAnsi="Times New Roman" w:eastAsia="Times New Roman" w:cs="Times New Roman"/>
+      <w:rFonts w:ascii="Times New Roman" w:eastAsia="Times New Roman" w:hAnsi="Times New Roman" w:cs="Times New Roman"/>
       <w:szCs w:val="20"/>
     </w:rPr>
   </w:style>
-  <w:style w:type="paragraph" w:styleId="130" w:customStyle="1">
+  <w:style w:type="paragraph" w:customStyle="1" w:styleId="130">
     <w:name w:val="Без интервала13"/>
     <w:rsid w:val="002C343B"/>
     <w:pPr>
       <w:spacing w:after="0" w:line="240" w:lineRule="auto"/>
     </w:pPr>
     <w:rPr>
-      <w:rFonts w:ascii="Times New Roman" w:hAnsi="Times New Roman" w:eastAsia="Times New Roman" w:cs="Times New Roman"/>
-    </w:rPr>
-  </w:style>
-  <w:style w:type="paragraph" w:styleId="140" w:customStyle="1">
+      <w:rFonts w:ascii="Times New Roman" w:eastAsia="Times New Roman" w:hAnsi="Times New Roman" w:cs="Times New Roman"/>
+    </w:rPr>
+  </w:style>
+  <w:style w:type="paragraph" w:customStyle="1" w:styleId="140">
     <w:name w:val="Без интервала14"/>
     <w:rsid w:val="002C343B"/>
     <w:pPr>
       <w:spacing w:after="0" w:line="240" w:lineRule="auto"/>
     </w:pPr>
     <w:rPr>
-      <w:rFonts w:ascii="Times New Roman" w:hAnsi="Times New Roman" w:eastAsia="Times New Roman" w:cs="Times New Roman"/>
-    </w:rPr>
-  </w:style>
-  <w:style w:type="paragraph" w:styleId="150" w:customStyle="1">
+      <w:rFonts w:ascii="Times New Roman" w:eastAsia="Times New Roman" w:hAnsi="Times New Roman" w:cs="Times New Roman"/>
+    </w:rPr>
+  </w:style>
+  <w:style w:type="paragraph" w:customStyle="1" w:styleId="150">
     <w:name w:val="Без интервала15"/>
     <w:rsid w:val="002C343B"/>
     <w:pPr>
       <w:spacing w:after="0" w:line="240" w:lineRule="auto"/>
     </w:pPr>
     <w:rPr>
-      <w:rFonts w:ascii="Times New Roman" w:hAnsi="Times New Roman" w:eastAsia="Times New Roman" w:cs="Times New Roman"/>
-    </w:rPr>
-  </w:style>
-  <w:style w:type="paragraph" w:styleId="160" w:customStyle="1">
+      <w:rFonts w:ascii="Times New Roman" w:eastAsia="Times New Roman" w:hAnsi="Times New Roman" w:cs="Times New Roman"/>
+    </w:rPr>
+  </w:style>
+  <w:style w:type="paragraph" w:customStyle="1" w:styleId="160">
     <w:name w:val="Без интервала16"/>
     <w:rsid w:val="002C343B"/>
     <w:pPr>
       <w:spacing w:after="0" w:line="240" w:lineRule="auto"/>
     </w:pPr>
     <w:rPr>
-      <w:rFonts w:ascii="Times New Roman" w:hAnsi="Times New Roman" w:eastAsia="Times New Roman" w:cs="Times New Roman"/>
-    </w:rPr>
-  </w:style>
-  <w:style w:type="paragraph" w:styleId="170" w:customStyle="1">
+      <w:rFonts w:ascii="Times New Roman" w:eastAsia="Times New Roman" w:hAnsi="Times New Roman" w:cs="Times New Roman"/>
+    </w:rPr>
+  </w:style>
+  <w:style w:type="paragraph" w:customStyle="1" w:styleId="170">
     <w:name w:val="Без интервала17"/>
     <w:rsid w:val="002C343B"/>
     <w:pPr>
       <w:spacing w:after="0" w:line="240" w:lineRule="auto"/>
     </w:pPr>
     <w:rPr>
-      <w:rFonts w:ascii="Times New Roman" w:hAnsi="Times New Roman" w:eastAsia="Times New Roman" w:cs="Times New Roman"/>
-    </w:rPr>
-  </w:style>
-  <w:style w:type="character" w:styleId="800" w:customStyle="1">
+      <w:rFonts w:ascii="Times New Roman" w:eastAsia="Times New Roman" w:hAnsi="Times New Roman" w:cs="Times New Roman"/>
+    </w:rPr>
+  </w:style>
+  <w:style w:type="character" w:customStyle="1" w:styleId="800">
     <w:name w:val="Обычный + 8 пт;полужирный;По центру;После:  0 пт Знак Знак"/>
     <w:rsid w:val="002C343B"/>
     <w:rPr>
@@ -5071,172 +5039,172 @@
       <w:lang w:val="ru-RU" w:eastAsia="en-US" w:bidi="ar-SA"/>
     </w:rPr>
   </w:style>
-  <w:style w:type="paragraph" w:styleId="18" w:customStyle="1">
+  <w:style w:type="paragraph" w:customStyle="1" w:styleId="18">
     <w:name w:val="Без интервала18"/>
     <w:rsid w:val="002C343B"/>
     <w:pPr>
       <w:spacing w:after="0" w:line="240" w:lineRule="auto"/>
     </w:pPr>
     <w:rPr>
-      <w:rFonts w:ascii="Times New Roman" w:hAnsi="Times New Roman" w:eastAsia="Times New Roman" w:cs="Times New Roman"/>
-    </w:rPr>
-  </w:style>
-  <w:style w:type="paragraph" w:styleId="19" w:customStyle="1">
+      <w:rFonts w:ascii="Times New Roman" w:eastAsia="Times New Roman" w:hAnsi="Times New Roman" w:cs="Times New Roman"/>
+    </w:rPr>
+  </w:style>
+  <w:style w:type="paragraph" w:customStyle="1" w:styleId="19">
     <w:name w:val="Без интервала19"/>
     <w:rsid w:val="002C343B"/>
     <w:pPr>
       <w:spacing w:after="0" w:line="240" w:lineRule="auto"/>
     </w:pPr>
     <w:rPr>
-      <w:rFonts w:ascii="Times New Roman" w:hAnsi="Times New Roman" w:eastAsia="Times New Roman" w:cs="Times New Roman"/>
-    </w:rPr>
-  </w:style>
-  <w:style w:type="paragraph" w:styleId="200" w:customStyle="1">
+      <w:rFonts w:ascii="Times New Roman" w:eastAsia="Times New Roman" w:hAnsi="Times New Roman" w:cs="Times New Roman"/>
+    </w:rPr>
+  </w:style>
+  <w:style w:type="paragraph" w:customStyle="1" w:styleId="200">
     <w:name w:val="Без интервала20"/>
     <w:rsid w:val="002C343B"/>
     <w:pPr>
       <w:spacing w:after="0" w:line="240" w:lineRule="auto"/>
     </w:pPr>
     <w:rPr>
-      <w:rFonts w:ascii="Times New Roman" w:hAnsi="Times New Roman" w:eastAsia="Times New Roman" w:cs="Times New Roman"/>
-    </w:rPr>
-  </w:style>
-  <w:style w:type="paragraph" w:styleId="210" w:customStyle="1">
+      <w:rFonts w:ascii="Times New Roman" w:eastAsia="Times New Roman" w:hAnsi="Times New Roman" w:cs="Times New Roman"/>
+    </w:rPr>
+  </w:style>
+  <w:style w:type="paragraph" w:customStyle="1" w:styleId="210">
     <w:name w:val="Без интервала21"/>
     <w:rsid w:val="002C343B"/>
     <w:pPr>
       <w:spacing w:after="0" w:line="240" w:lineRule="auto"/>
     </w:pPr>
     <w:rPr>
-      <w:rFonts w:ascii="Times New Roman" w:hAnsi="Times New Roman" w:eastAsia="Times New Roman" w:cs="Times New Roman"/>
-    </w:rPr>
-  </w:style>
-  <w:style w:type="paragraph" w:styleId="220" w:customStyle="1">
+      <w:rFonts w:ascii="Times New Roman" w:eastAsia="Times New Roman" w:hAnsi="Times New Roman" w:cs="Times New Roman"/>
+    </w:rPr>
+  </w:style>
+  <w:style w:type="paragraph" w:customStyle="1" w:styleId="220">
     <w:name w:val="Без интервала22"/>
     <w:rsid w:val="002C343B"/>
     <w:pPr>
       <w:spacing w:after="0" w:line="240" w:lineRule="auto"/>
     </w:pPr>
     <w:rPr>
-      <w:rFonts w:ascii="Times New Roman" w:hAnsi="Times New Roman" w:eastAsia="Times New Roman" w:cs="Times New Roman"/>
-    </w:rPr>
-  </w:style>
-  <w:style w:type="paragraph" w:styleId="230" w:customStyle="1">
+      <w:rFonts w:ascii="Times New Roman" w:eastAsia="Times New Roman" w:hAnsi="Times New Roman" w:cs="Times New Roman"/>
+    </w:rPr>
+  </w:style>
+  <w:style w:type="paragraph" w:customStyle="1" w:styleId="230">
     <w:name w:val="Без интервала23"/>
     <w:rsid w:val="002C343B"/>
     <w:pPr>
       <w:spacing w:after="0" w:line="240" w:lineRule="auto"/>
     </w:pPr>
     <w:rPr>
-      <w:rFonts w:ascii="Times New Roman" w:hAnsi="Times New Roman" w:eastAsia="Times New Roman" w:cs="Times New Roman"/>
-    </w:rPr>
-  </w:style>
-  <w:style w:type="paragraph" w:styleId="25" w:customStyle="1">
+      <w:rFonts w:ascii="Times New Roman" w:eastAsia="Times New Roman" w:hAnsi="Times New Roman" w:cs="Times New Roman"/>
+    </w:rPr>
+  </w:style>
+  <w:style w:type="paragraph" w:customStyle="1" w:styleId="25">
     <w:name w:val="Без интервала25"/>
     <w:rsid w:val="002C343B"/>
     <w:pPr>
       <w:spacing w:after="0" w:line="240" w:lineRule="auto"/>
     </w:pPr>
     <w:rPr>
-      <w:rFonts w:ascii="Times New Roman" w:hAnsi="Times New Roman" w:eastAsia="Times New Roman" w:cs="Times New Roman"/>
-    </w:rPr>
-  </w:style>
-  <w:style w:type="paragraph" w:styleId="26" w:customStyle="1">
+      <w:rFonts w:ascii="Times New Roman" w:eastAsia="Times New Roman" w:hAnsi="Times New Roman" w:cs="Times New Roman"/>
+    </w:rPr>
+  </w:style>
+  <w:style w:type="paragraph" w:customStyle="1" w:styleId="26">
     <w:name w:val="Без интервала26"/>
     <w:rsid w:val="002C343B"/>
     <w:pPr>
       <w:spacing w:after="0" w:line="240" w:lineRule="auto"/>
     </w:pPr>
     <w:rPr>
-      <w:rFonts w:ascii="Times New Roman" w:hAnsi="Times New Roman" w:eastAsia="Times New Roman" w:cs="Times New Roman"/>
-    </w:rPr>
-  </w:style>
-  <w:style w:type="paragraph" w:styleId="27" w:customStyle="1">
+      <w:rFonts w:ascii="Times New Roman" w:eastAsia="Times New Roman" w:hAnsi="Times New Roman" w:cs="Times New Roman"/>
+    </w:rPr>
+  </w:style>
+  <w:style w:type="paragraph" w:customStyle="1" w:styleId="27">
     <w:name w:val="Без интервала27"/>
     <w:rsid w:val="002C343B"/>
     <w:pPr>
       <w:spacing w:after="0" w:line="240" w:lineRule="auto"/>
     </w:pPr>
     <w:rPr>
-      <w:rFonts w:ascii="Times New Roman" w:hAnsi="Times New Roman" w:eastAsia="Times New Roman" w:cs="Times New Roman"/>
-    </w:rPr>
-  </w:style>
-  <w:style w:type="paragraph" w:styleId="28" w:customStyle="1">
+      <w:rFonts w:ascii="Times New Roman" w:eastAsia="Times New Roman" w:hAnsi="Times New Roman" w:cs="Times New Roman"/>
+    </w:rPr>
+  </w:style>
+  <w:style w:type="paragraph" w:customStyle="1" w:styleId="28">
     <w:name w:val="Без интервала28"/>
     <w:rsid w:val="002C343B"/>
     <w:pPr>
       <w:spacing w:after="0" w:line="240" w:lineRule="auto"/>
     </w:pPr>
     <w:rPr>
-      <w:rFonts w:ascii="Times New Roman" w:hAnsi="Times New Roman" w:eastAsia="Times New Roman" w:cs="Times New Roman"/>
-    </w:rPr>
-  </w:style>
-  <w:style w:type="paragraph" w:styleId="29" w:customStyle="1">
+      <w:rFonts w:ascii="Times New Roman" w:eastAsia="Times New Roman" w:hAnsi="Times New Roman" w:cs="Times New Roman"/>
+    </w:rPr>
+  </w:style>
+  <w:style w:type="paragraph" w:customStyle="1" w:styleId="29">
     <w:name w:val="Без интервала29"/>
     <w:rsid w:val="002C343B"/>
     <w:pPr>
       <w:spacing w:after="0" w:line="240" w:lineRule="auto"/>
     </w:pPr>
     <w:rPr>
-      <w:rFonts w:ascii="Times New Roman" w:hAnsi="Times New Roman" w:eastAsia="Times New Roman" w:cs="Times New Roman"/>
-    </w:rPr>
-  </w:style>
-  <w:style w:type="paragraph" w:styleId="300" w:customStyle="1">
+      <w:rFonts w:ascii="Times New Roman" w:eastAsia="Times New Roman" w:hAnsi="Times New Roman" w:cs="Times New Roman"/>
+    </w:rPr>
+  </w:style>
+  <w:style w:type="paragraph" w:customStyle="1" w:styleId="300">
     <w:name w:val="Без интервала30"/>
     <w:rsid w:val="002C343B"/>
     <w:pPr>
       <w:spacing w:after="0" w:line="240" w:lineRule="auto"/>
     </w:pPr>
     <w:rPr>
-      <w:rFonts w:ascii="Times New Roman" w:hAnsi="Times New Roman" w:eastAsia="Times New Roman" w:cs="Times New Roman"/>
+      <w:rFonts w:ascii="Times New Roman" w:eastAsia="Times New Roman" w:hAnsi="Times New Roman" w:cs="Times New Roman"/>
       <w:szCs w:val="20"/>
     </w:rPr>
   </w:style>
-  <w:style w:type="paragraph" w:styleId="310" w:customStyle="1">
+  <w:style w:type="paragraph" w:customStyle="1" w:styleId="310">
     <w:name w:val="Без интервала31"/>
     <w:rsid w:val="002C343B"/>
     <w:pPr>
       <w:spacing w:after="0" w:line="240" w:lineRule="auto"/>
     </w:pPr>
     <w:rPr>
-      <w:rFonts w:ascii="Times New Roman" w:hAnsi="Times New Roman" w:eastAsia="Times New Roman" w:cs="Times New Roman"/>
+      <w:rFonts w:ascii="Times New Roman" w:eastAsia="Times New Roman" w:hAnsi="Times New Roman" w:cs="Times New Roman"/>
       <w:szCs w:val="20"/>
     </w:rPr>
   </w:style>
-  <w:style w:type="paragraph" w:styleId="32" w:customStyle="1">
+  <w:style w:type="paragraph" w:customStyle="1" w:styleId="32">
     <w:name w:val="Без интервала32"/>
     <w:rsid w:val="002C343B"/>
     <w:pPr>
       <w:spacing w:after="0" w:line="240" w:lineRule="auto"/>
     </w:pPr>
     <w:rPr>
-      <w:rFonts w:ascii="Times New Roman" w:hAnsi="Times New Roman" w:eastAsia="Times New Roman" w:cs="Times New Roman"/>
+      <w:rFonts w:ascii="Times New Roman" w:eastAsia="Times New Roman" w:hAnsi="Times New Roman" w:cs="Times New Roman"/>
       <w:szCs w:val="20"/>
     </w:rPr>
   </w:style>
-  <w:style w:type="paragraph" w:styleId="33" w:customStyle="1">
+  <w:style w:type="paragraph" w:customStyle="1" w:styleId="33">
     <w:name w:val="Без интервала33"/>
     <w:rsid w:val="002C343B"/>
     <w:pPr>
       <w:spacing w:after="0" w:line="240" w:lineRule="auto"/>
     </w:pPr>
     <w:rPr>
-      <w:rFonts w:ascii="Times New Roman" w:hAnsi="Times New Roman" w:eastAsia="Times New Roman" w:cs="Times New Roman"/>
+      <w:rFonts w:ascii="Times New Roman" w:eastAsia="Times New Roman" w:hAnsi="Times New Roman" w:cs="Times New Roman"/>
       <w:szCs w:val="20"/>
     </w:rPr>
   </w:style>
-  <w:style w:type="paragraph" w:styleId="34" w:customStyle="1">
+  <w:style w:type="paragraph" w:customStyle="1" w:styleId="34">
     <w:name w:val="Без интервала34"/>
     <w:rsid w:val="002C343B"/>
     <w:pPr>
       <w:spacing w:after="0" w:line="240" w:lineRule="auto"/>
     </w:pPr>
     <w:rPr>
-      <w:rFonts w:ascii="Times New Roman" w:hAnsi="Times New Roman" w:eastAsia="Times New Roman" w:cs="Times New Roman"/>
+      <w:rFonts w:ascii="Times New Roman" w:eastAsia="Times New Roman" w:hAnsi="Times New Roman" w:cs="Times New Roman"/>
       <w:szCs w:val="20"/>
     </w:rPr>
   </w:style>
-  <w:style w:type="paragraph" w:styleId="FORMATTEXT" w:customStyle="1">
+  <w:style w:type="paragraph" w:customStyle="1" w:styleId="FORMATTEXT">
     <w:name w:val=".FORMATTEXT"/>
     <w:uiPriority w:val="99"/>
     <w:rsid w:val="002C343B"/>
@@ -5248,44 +5216,44 @@
       <w:spacing w:after="0" w:line="240" w:lineRule="auto"/>
     </w:pPr>
     <w:rPr>
-      <w:rFonts w:ascii="Times New Roman" w:hAnsi="Times New Roman" w:eastAsia="Times New Roman" w:cs="Times New Roman"/>
+      <w:rFonts w:ascii="Times New Roman" w:eastAsia="Times New Roman" w:hAnsi="Times New Roman" w:cs="Times New Roman"/>
       <w:sz w:val="24"/>
       <w:szCs w:val="24"/>
       <w:lang w:eastAsia="ru-RU"/>
     </w:rPr>
   </w:style>
-  <w:style w:type="paragraph" w:styleId="35" w:customStyle="1">
+  <w:style w:type="paragraph" w:customStyle="1" w:styleId="35">
     <w:name w:val="Без интервала35"/>
     <w:rsid w:val="002C343B"/>
     <w:pPr>
       <w:spacing w:after="0" w:line="240" w:lineRule="auto"/>
     </w:pPr>
     <w:rPr>
-      <w:rFonts w:ascii="Times New Roman" w:hAnsi="Times New Roman" w:eastAsia="Times New Roman" w:cs="Times New Roman"/>
-    </w:rPr>
-  </w:style>
-  <w:style w:type="paragraph" w:styleId="36" w:customStyle="1">
+      <w:rFonts w:ascii="Times New Roman" w:eastAsia="Times New Roman" w:hAnsi="Times New Roman" w:cs="Times New Roman"/>
+    </w:rPr>
+  </w:style>
+  <w:style w:type="paragraph" w:customStyle="1" w:styleId="36">
     <w:name w:val="Без интервала36"/>
     <w:rsid w:val="002C343B"/>
     <w:pPr>
       <w:spacing w:after="0" w:line="240" w:lineRule="auto"/>
     </w:pPr>
     <w:rPr>
-      <w:rFonts w:ascii="Times New Roman" w:hAnsi="Times New Roman" w:eastAsia="Times New Roman" w:cs="Times New Roman"/>
-    </w:rPr>
-  </w:style>
-  <w:style w:type="paragraph" w:styleId="37" w:customStyle="1">
+      <w:rFonts w:ascii="Times New Roman" w:eastAsia="Times New Roman" w:hAnsi="Times New Roman" w:cs="Times New Roman"/>
+    </w:rPr>
+  </w:style>
+  <w:style w:type="paragraph" w:customStyle="1" w:styleId="37">
     <w:name w:val="Без интервала37"/>
     <w:rsid w:val="002C343B"/>
     <w:pPr>
       <w:spacing w:after="0" w:line="240" w:lineRule="auto"/>
     </w:pPr>
     <w:rPr>
-      <w:rFonts w:ascii="Times New Roman" w:hAnsi="Times New Roman" w:eastAsia="Times New Roman" w:cs="Times New Roman"/>
+      <w:rFonts w:ascii="Times New Roman" w:eastAsia="Times New Roman" w:hAnsi="Times New Roman" w:cs="Times New Roman"/>
       <w:szCs w:val="20"/>
     </w:rPr>
   </w:style>
-  <w:style w:type="character" w:styleId="82" w:customStyle="1">
+  <w:style w:type="character" w:customStyle="1" w:styleId="82">
     <w:name w:val="Обычный + 8 пт2"/>
     <w:uiPriority w:val="99"/>
     <w:locked/>
@@ -5294,156 +5262,156 @@
       <w:lang w:eastAsia="en-US"/>
     </w:rPr>
   </w:style>
-  <w:style w:type="paragraph" w:styleId="38" w:customStyle="1">
+  <w:style w:type="paragraph" w:customStyle="1" w:styleId="38">
     <w:name w:val="Без интервала38"/>
     <w:rsid w:val="002C343B"/>
     <w:pPr>
       <w:spacing w:after="0" w:line="240" w:lineRule="auto"/>
     </w:pPr>
     <w:rPr>
-      <w:rFonts w:ascii="Times New Roman" w:hAnsi="Times New Roman" w:eastAsia="Times New Roman" w:cs="Times New Roman"/>
+      <w:rFonts w:ascii="Times New Roman" w:eastAsia="Times New Roman" w:hAnsi="Times New Roman" w:cs="Times New Roman"/>
       <w:szCs w:val="20"/>
     </w:rPr>
   </w:style>
-  <w:style w:type="paragraph" w:styleId="39" w:customStyle="1">
+  <w:style w:type="paragraph" w:customStyle="1" w:styleId="39">
     <w:name w:val="Без интервала39"/>
     <w:rsid w:val="002C343B"/>
     <w:pPr>
       <w:spacing w:after="0" w:line="240" w:lineRule="auto"/>
     </w:pPr>
     <w:rPr>
-      <w:rFonts w:ascii="Times New Roman" w:hAnsi="Times New Roman" w:eastAsia="Times New Roman" w:cs="Times New Roman"/>
+      <w:rFonts w:ascii="Times New Roman" w:eastAsia="Times New Roman" w:hAnsi="Times New Roman" w:cs="Times New Roman"/>
       <w:szCs w:val="20"/>
     </w:rPr>
   </w:style>
-  <w:style w:type="paragraph" w:styleId="400" w:customStyle="1">
+  <w:style w:type="paragraph" w:customStyle="1" w:styleId="400">
     <w:name w:val="Без интервала40"/>
     <w:rsid w:val="002C343B"/>
     <w:pPr>
       <w:spacing w:after="0" w:line="240" w:lineRule="auto"/>
     </w:pPr>
     <w:rPr>
-      <w:rFonts w:ascii="Times New Roman" w:hAnsi="Times New Roman" w:eastAsia="Times New Roman" w:cs="Times New Roman"/>
+      <w:rFonts w:ascii="Times New Roman" w:eastAsia="Times New Roman" w:hAnsi="Times New Roman" w:cs="Times New Roman"/>
       <w:szCs w:val="20"/>
     </w:rPr>
   </w:style>
-  <w:style w:type="paragraph" w:styleId="410" w:customStyle="1">
+  <w:style w:type="paragraph" w:customStyle="1" w:styleId="410">
     <w:name w:val="Без интервала41"/>
     <w:rsid w:val="002C343B"/>
     <w:pPr>
       <w:spacing w:after="0" w:line="240" w:lineRule="auto"/>
     </w:pPr>
     <w:rPr>
-      <w:rFonts w:ascii="Times New Roman" w:hAnsi="Times New Roman" w:eastAsia="Times New Roman" w:cs="Times New Roman"/>
+      <w:rFonts w:ascii="Times New Roman" w:eastAsia="Times New Roman" w:hAnsi="Times New Roman" w:cs="Times New Roman"/>
       <w:szCs w:val="20"/>
     </w:rPr>
   </w:style>
-  <w:style w:type="paragraph" w:styleId="42" w:customStyle="1">
+  <w:style w:type="paragraph" w:customStyle="1" w:styleId="42">
     <w:name w:val="Без интервала42"/>
     <w:rsid w:val="002C343B"/>
     <w:pPr>
       <w:spacing w:after="0" w:line="240" w:lineRule="auto"/>
     </w:pPr>
     <w:rPr>
-      <w:rFonts w:ascii="Times New Roman" w:hAnsi="Times New Roman" w:eastAsia="Times New Roman" w:cs="Times New Roman"/>
+      <w:rFonts w:ascii="Times New Roman" w:eastAsia="Times New Roman" w:hAnsi="Times New Roman" w:cs="Times New Roman"/>
       <w:szCs w:val="20"/>
     </w:rPr>
   </w:style>
-  <w:style w:type="paragraph" w:styleId="43" w:customStyle="1">
+  <w:style w:type="paragraph" w:customStyle="1" w:styleId="43">
     <w:name w:val="Без интервала43"/>
     <w:rsid w:val="002C343B"/>
     <w:pPr>
       <w:spacing w:after="0" w:line="240" w:lineRule="auto"/>
     </w:pPr>
     <w:rPr>
-      <w:rFonts w:ascii="Times New Roman" w:hAnsi="Times New Roman" w:eastAsia="Times New Roman" w:cs="Times New Roman"/>
+      <w:rFonts w:ascii="Times New Roman" w:eastAsia="Times New Roman" w:hAnsi="Times New Roman" w:cs="Times New Roman"/>
       <w:szCs w:val="20"/>
     </w:rPr>
   </w:style>
-  <w:style w:type="paragraph" w:styleId="44" w:customStyle="1">
+  <w:style w:type="paragraph" w:customStyle="1" w:styleId="44">
     <w:name w:val="Без интервала44"/>
     <w:rsid w:val="002C343B"/>
     <w:pPr>
       <w:spacing w:after="0" w:line="240" w:lineRule="auto"/>
     </w:pPr>
     <w:rPr>
-      <w:rFonts w:ascii="Times New Roman" w:hAnsi="Times New Roman" w:eastAsia="Times New Roman" w:cs="Times New Roman"/>
+      <w:rFonts w:ascii="Times New Roman" w:eastAsia="Times New Roman" w:hAnsi="Times New Roman" w:cs="Times New Roman"/>
       <w:szCs w:val="20"/>
     </w:rPr>
   </w:style>
-  <w:style w:type="character" w:styleId="610" w:customStyle="1">
+  <w:style w:type="character" w:customStyle="1" w:styleId="610">
     <w:name w:val="Знак Знак61"/>
     <w:uiPriority w:val="99"/>
     <w:rsid w:val="002C343B"/>
     <w:rPr>
-      <w:rFonts w:ascii="Cambria" w:hAnsi="Cambria" w:eastAsia="Times New Roman"/>
+      <w:rFonts w:ascii="Cambria" w:eastAsia="Times New Roman" w:hAnsi="Cambria"/>
       <w:sz w:val="22"/>
       <w:lang w:eastAsia="en-US"/>
     </w:rPr>
   </w:style>
-  <w:style w:type="paragraph" w:styleId="45" w:customStyle="1">
+  <w:style w:type="paragraph" w:customStyle="1" w:styleId="45">
     <w:name w:val="Без интервала45"/>
     <w:rsid w:val="002C343B"/>
     <w:pPr>
       <w:spacing w:after="0" w:line="240" w:lineRule="auto"/>
     </w:pPr>
     <w:rPr>
-      <w:rFonts w:ascii="Times New Roman" w:hAnsi="Times New Roman" w:eastAsia="Times New Roman" w:cs="Times New Roman"/>
+      <w:rFonts w:ascii="Times New Roman" w:eastAsia="Times New Roman" w:hAnsi="Times New Roman" w:cs="Times New Roman"/>
       <w:szCs w:val="20"/>
     </w:rPr>
   </w:style>
-  <w:style w:type="paragraph" w:styleId="46" w:customStyle="1">
+  <w:style w:type="paragraph" w:customStyle="1" w:styleId="46">
     <w:name w:val="Без интервала46"/>
     <w:rsid w:val="002C343B"/>
     <w:pPr>
       <w:spacing w:after="0" w:line="240" w:lineRule="auto"/>
     </w:pPr>
     <w:rPr>
-      <w:rFonts w:ascii="Times New Roman" w:hAnsi="Times New Roman" w:eastAsia="Times New Roman" w:cs="Times New Roman"/>
+      <w:rFonts w:ascii="Times New Roman" w:eastAsia="Times New Roman" w:hAnsi="Times New Roman" w:cs="Times New Roman"/>
       <w:szCs w:val="20"/>
     </w:rPr>
   </w:style>
-  <w:style w:type="paragraph" w:styleId="47" w:customStyle="1">
+  <w:style w:type="paragraph" w:customStyle="1" w:styleId="47">
     <w:name w:val="Без интервала47"/>
     <w:rsid w:val="002C343B"/>
     <w:pPr>
       <w:spacing w:after="0" w:line="240" w:lineRule="auto"/>
     </w:pPr>
     <w:rPr>
-      <w:rFonts w:ascii="Times New Roman" w:hAnsi="Times New Roman" w:eastAsia="Times New Roman" w:cs="Times New Roman"/>
+      <w:rFonts w:ascii="Times New Roman" w:eastAsia="Times New Roman" w:hAnsi="Times New Roman" w:cs="Times New Roman"/>
       <w:szCs w:val="20"/>
     </w:rPr>
   </w:style>
-  <w:style w:type="paragraph" w:styleId="48" w:customStyle="1">
+  <w:style w:type="paragraph" w:customStyle="1" w:styleId="48">
     <w:name w:val="Без интервала48"/>
     <w:rsid w:val="002C343B"/>
     <w:pPr>
       <w:spacing w:after="0" w:line="240" w:lineRule="auto"/>
     </w:pPr>
     <w:rPr>
-      <w:rFonts w:ascii="Times New Roman" w:hAnsi="Times New Roman" w:eastAsia="Times New Roman" w:cs="Times New Roman"/>
+      <w:rFonts w:ascii="Times New Roman" w:eastAsia="Times New Roman" w:hAnsi="Times New Roman" w:cs="Times New Roman"/>
       <w:szCs w:val="20"/>
     </w:rPr>
   </w:style>
-  <w:style w:type="paragraph" w:styleId="49" w:customStyle="1">
+  <w:style w:type="paragraph" w:customStyle="1" w:styleId="49">
     <w:name w:val="Без интервала49"/>
     <w:rsid w:val="002C343B"/>
     <w:pPr>
       <w:spacing w:after="0" w:line="240" w:lineRule="auto"/>
     </w:pPr>
     <w:rPr>
-      <w:rFonts w:ascii="Times New Roman" w:hAnsi="Times New Roman" w:eastAsia="Times New Roman" w:cs="Times New Roman"/>
+      <w:rFonts w:ascii="Times New Roman" w:eastAsia="Times New Roman" w:hAnsi="Times New Roman" w:cs="Times New Roman"/>
       <w:szCs w:val="20"/>
     </w:rPr>
   </w:style>
-  <w:style w:type="paragraph" w:styleId="500" w:customStyle="1">
+  <w:style w:type="paragraph" w:customStyle="1" w:styleId="500">
     <w:name w:val="Без интервала50"/>
     <w:rsid w:val="002C343B"/>
     <w:pPr>
       <w:spacing w:after="0" w:line="240" w:lineRule="auto"/>
     </w:pPr>
     <w:rPr>
-      <w:rFonts w:ascii="Times New Roman" w:hAnsi="Times New Roman" w:eastAsia="Times New Roman" w:cs="Times New Roman"/>
+      <w:rFonts w:ascii="Times New Roman" w:eastAsia="Times New Roman" w:hAnsi="Times New Roman" w:cs="Times New Roman"/>
       <w:szCs w:val="20"/>
     </w:rPr>
   </w:style>
@@ -5457,18 +5425,18 @@
       <w:color w:val="808080"/>
     </w:rPr>
   </w:style>
-  <w:style w:type="paragraph" w:styleId="510" w:customStyle="1">
+  <w:style w:type="paragraph" w:customStyle="1" w:styleId="510">
     <w:name w:val="Без интервала51"/>
     <w:rsid w:val="002C343B"/>
     <w:pPr>
       <w:spacing w:after="0" w:line="240" w:lineRule="auto"/>
     </w:pPr>
     <w:rPr>
-      <w:rFonts w:ascii="Times New Roman" w:hAnsi="Times New Roman" w:eastAsia="Times New Roman" w:cs="Times New Roman"/>
+      <w:rFonts w:ascii="Times New Roman" w:eastAsia="Times New Roman" w:hAnsi="Times New Roman" w:cs="Times New Roman"/>
       <w:szCs w:val="20"/>
     </w:rPr>
   </w:style>
-  <w:style w:type="paragraph" w:styleId="Heading" w:customStyle="1">
+  <w:style w:type="paragraph" w:customStyle="1" w:styleId="Heading">
     <w:name w:val="Heading"/>
     <w:rsid w:val="002C343B"/>
     <w:pPr>
@@ -5480,18 +5448,18 @@
       <w:spacing w:after="0" w:line="240" w:lineRule="auto"/>
     </w:pPr>
     <w:rPr>
-      <w:rFonts w:ascii="Arial" w:hAnsi="Arial" w:eastAsia="Times New Roman" w:cs="Times New Roman"/>
+      <w:rFonts w:ascii="Arial" w:eastAsia="Times New Roman" w:hAnsi="Arial" w:cs="Times New Roman"/>
       <w:b/>
       <w:szCs w:val="20"/>
       <w:lang w:eastAsia="ru-RU"/>
     </w:rPr>
   </w:style>
-  <w:style w:type="character" w:styleId="fontstyle01" w:customStyle="1">
+  <w:style w:type="character" w:customStyle="1" w:styleId="fontstyle01">
     <w:name w:val="fontstyle01"/>
     <w:basedOn w:val="a0"/>
     <w:rsid w:val="002C343B"/>
     <w:rPr>
-      <w:rFonts w:hint="default" w:ascii="GOSTCommonItalic" w:hAnsi="GOSTCommonItalic"/>
+      <w:rFonts w:ascii="GOSTCommonItalic" w:hAnsi="GOSTCommonItalic" w:hint="default"/>
       <w:i/>
       <w:iCs/>
       <w:color w:val="000000"/>
@@ -5499,51 +5467,51 @@
       <w:szCs w:val="28"/>
     </w:rPr>
   </w:style>
-  <w:style w:type="character" w:styleId="eop" w:customStyle="1">
+  <w:style w:type="character" w:customStyle="1" w:styleId="eop">
     <w:name w:val="eop"/>
     <w:basedOn w:val="a0"/>
     <w:rsid w:val="002C343B"/>
   </w:style>
-  <w:style w:type="paragraph" w:styleId="1a" w:customStyle="1">
+  <w:style w:type="paragraph" w:customStyle="1" w:styleId="1a">
     <w:name w:val="Обычный1"/>
     <w:rsid w:val="002C343B"/>
     <w:pPr>
       <w:spacing w:before="100" w:beforeAutospacing="1" w:after="100" w:afterAutospacing="1" w:line="273" w:lineRule="auto"/>
     </w:pPr>
     <w:rPr>
-      <w:rFonts w:ascii="Times New Roman" w:hAnsi="Times New Roman" w:eastAsia="Times New Roman" w:cs="Times New Roman"/>
+      <w:rFonts w:ascii="Times New Roman" w:eastAsia="Times New Roman" w:hAnsi="Times New Roman" w:cs="Times New Roman"/>
       <w:sz w:val="24"/>
       <w:szCs w:val="24"/>
       <w:lang w:eastAsia="ru-RU"/>
     </w:rPr>
   </w:style>
-  <w:style w:type="paragraph" w:styleId="2a" w:customStyle="1">
+  <w:style w:type="paragraph" w:customStyle="1" w:styleId="2a">
     <w:name w:val="Обычный2"/>
     <w:rsid w:val="002C343B"/>
     <w:pPr>
       <w:spacing w:before="100" w:beforeAutospacing="1" w:after="100" w:afterAutospacing="1" w:line="273" w:lineRule="auto"/>
     </w:pPr>
     <w:rPr>
-      <w:rFonts w:ascii="Calibri" w:hAnsi="Calibri" w:eastAsia="SimSun" w:cs="Times New Roman"/>
+      <w:rFonts w:ascii="Calibri" w:eastAsia="SimSun" w:hAnsi="Calibri" w:cs="Times New Roman"/>
       <w:sz w:val="24"/>
       <w:szCs w:val="24"/>
       <w:lang w:eastAsia="ru-RU"/>
     </w:rPr>
   </w:style>
-  <w:style w:type="paragraph" w:styleId="3a" w:customStyle="1">
+  <w:style w:type="paragraph" w:customStyle="1" w:styleId="3a">
     <w:name w:val="Обычный3"/>
     <w:rsid w:val="002C343B"/>
     <w:pPr>
       <w:spacing w:before="100" w:beforeAutospacing="1" w:after="100" w:afterAutospacing="1" w:line="273" w:lineRule="auto"/>
     </w:pPr>
     <w:rPr>
-      <w:rFonts w:ascii="Times New Roman" w:hAnsi="Times New Roman" w:eastAsia="SimHei" w:cs="Times New Roman"/>
+      <w:rFonts w:ascii="Times New Roman" w:eastAsia="SimHei" w:hAnsi="Times New Roman" w:cs="Times New Roman"/>
       <w:sz w:val="24"/>
       <w:szCs w:val="24"/>
       <w:lang w:eastAsia="ru-RU"/>
     </w:rPr>
   </w:style>
-  <w:style w:type="paragraph" w:styleId="52" w:customStyle="1">
+  <w:style w:type="paragraph" w:customStyle="1" w:styleId="52">
     <w:name w:val="Без интервала52"/>
     <w:basedOn w:val="a"/>
     <w:rsid w:val="0032735D"/>
@@ -5551,64 +5519,64 @@
       <w:spacing w:after="0" w:line="240" w:lineRule="auto"/>
     </w:pPr>
     <w:rPr>
-      <w:rFonts w:ascii="Times New Roman" w:hAnsi="Times New Roman" w:eastAsia="Times New Roman" w:cs="Times New Roman"/>
+      <w:rFonts w:ascii="Times New Roman" w:eastAsia="Times New Roman" w:hAnsi="Times New Roman" w:cs="Times New Roman"/>
       <w:sz w:val="24"/>
       <w:szCs w:val="24"/>
     </w:rPr>
   </w:style>
-  <w:style w:type="paragraph" w:styleId="4a" w:customStyle="1">
+  <w:style w:type="paragraph" w:customStyle="1" w:styleId="4a">
     <w:name w:val="Обычный4"/>
     <w:rsid w:val="0032735D"/>
     <w:pPr>
       <w:spacing w:before="100" w:beforeAutospacing="1" w:after="100" w:afterAutospacing="1" w:line="273" w:lineRule="auto"/>
     </w:pPr>
     <w:rPr>
-      <w:rFonts w:ascii="Calibri" w:hAnsi="Calibri" w:eastAsia="SimSun" w:cs="Times New Roman"/>
+      <w:rFonts w:ascii="Calibri" w:eastAsia="SimSun" w:hAnsi="Calibri" w:cs="Times New Roman"/>
       <w:sz w:val="24"/>
       <w:szCs w:val="24"/>
       <w:lang w:eastAsia="ru-RU"/>
     </w:rPr>
   </w:style>
-  <w:style w:type="paragraph" w:styleId="53" w:customStyle="1">
+  <w:style w:type="paragraph" w:customStyle="1" w:styleId="53">
     <w:name w:val="Обычный5"/>
     <w:rsid w:val="0032735D"/>
     <w:pPr>
       <w:spacing w:before="100" w:beforeAutospacing="1" w:after="100" w:afterAutospacing="1" w:line="273" w:lineRule="auto"/>
     </w:pPr>
     <w:rPr>
-      <w:rFonts w:ascii="Times New Roman" w:hAnsi="Times New Roman" w:eastAsia="SimHei" w:cs="Times New Roman"/>
+      <w:rFonts w:ascii="Times New Roman" w:eastAsia="SimHei" w:hAnsi="Times New Roman" w:cs="Times New Roman"/>
       <w:sz w:val="24"/>
       <w:szCs w:val="24"/>
       <w:lang w:eastAsia="ru-RU"/>
     </w:rPr>
   </w:style>
-  <w:style w:type="paragraph" w:styleId="62" w:customStyle="1">
+  <w:style w:type="paragraph" w:customStyle="1" w:styleId="62">
     <w:name w:val="Обычный6"/>
     <w:rsid w:val="0032735D"/>
     <w:pPr>
       <w:spacing w:before="100" w:beforeAutospacing="1" w:after="100" w:afterAutospacing="1" w:line="273" w:lineRule="auto"/>
     </w:pPr>
     <w:rPr>
-      <w:rFonts w:ascii="Times New Roman" w:hAnsi="Times New Roman" w:eastAsia="Times New Roman" w:cs="Times New Roman"/>
+      <w:rFonts w:ascii="Times New Roman" w:eastAsia="Times New Roman" w:hAnsi="Times New Roman" w:cs="Times New Roman"/>
       <w:sz w:val="24"/>
       <w:szCs w:val="24"/>
       <w:lang w:eastAsia="ru-RU"/>
     </w:rPr>
   </w:style>
-  <w:style w:type="paragraph" w:styleId="72" w:customStyle="1">
+  <w:style w:type="paragraph" w:customStyle="1" w:styleId="72">
     <w:name w:val="Обычный7"/>
     <w:rsid w:val="0032735D"/>
     <w:pPr>
       <w:spacing w:before="100" w:beforeAutospacing="1" w:after="100" w:afterAutospacing="1" w:line="273" w:lineRule="auto"/>
     </w:pPr>
     <w:rPr>
-      <w:rFonts w:ascii="Times New Roman" w:hAnsi="Times New Roman" w:eastAsia="SimHei" w:cs="Times New Roman"/>
+      <w:rFonts w:ascii="Times New Roman" w:eastAsia="SimHei" w:hAnsi="Times New Roman" w:cs="Times New Roman"/>
       <w:sz w:val="24"/>
       <w:szCs w:val="24"/>
       <w:lang w:eastAsia="ru-RU"/>
     </w:rPr>
   </w:style>
-  <w:style w:type="paragraph" w:styleId="headertext" w:customStyle="1">
+  <w:style w:type="paragraph" w:customStyle="1" w:styleId="headertext">
     <w:name w:val="headertext"/>
     <w:basedOn w:val="a"/>
     <w:rsid w:val="0032735D"/>
@@ -5616,17 +5584,17 @@
       <w:spacing w:before="100" w:beforeAutospacing="1" w:after="100" w:afterAutospacing="1" w:line="240" w:lineRule="auto"/>
     </w:pPr>
     <w:rPr>
-      <w:rFonts w:ascii="Times New Roman" w:hAnsi="Times New Roman" w:eastAsia="Times New Roman" w:cs="Times New Roman"/>
+      <w:rFonts w:ascii="Times New Roman" w:eastAsia="Times New Roman" w:hAnsi="Times New Roman" w:cs="Times New Roman"/>
       <w:sz w:val="24"/>
       <w:szCs w:val="24"/>
     </w:rPr>
   </w:style>
-  <w:style w:type="character" w:styleId="extendedtext-short" w:customStyle="1">
+  <w:style w:type="character" w:customStyle="1" w:styleId="extendedtext-short">
     <w:name w:val="extendedtext-short"/>
     <w:basedOn w:val="a0"/>
     <w:rsid w:val="00E706B7"/>
   </w:style>
-  <w:style w:type="character" w:styleId="stat12" w:customStyle="1">
+  <w:style w:type="character" w:customStyle="1" w:styleId="stat12">
     <w:name w:val="stat12"/>
     <w:rsid w:val="00303AEF"/>
   </w:style>
